--- a/wild-jam-april-2026/__ORGA/Game Design Dokument.docx
+++ b/wild-jam-april-2026/__ORGA/Game Design Dokument.docx
@@ -152,16 +152,7 @@
               <w:szCs w:val="28"/>
               <w:lang w:val="en-US"/>
             </w:rPr>
-            <w:t>#9</w:t>
-          </w:r>
-          <w:r>
-            <w:rPr>
-              <w:color w:val="156082" w:themeColor="accent1"/>
-              <w:sz w:val="28"/>
-              <w:szCs w:val="28"/>
-              <w:lang w:val="en-US"/>
-            </w:rPr>
-            <w:t>2</w:t>
+            <w:t>#92</w:t>
           </w:r>
         </w:p>
         <w:p>
@@ -599,7 +590,14 @@
         </w:p>
         <w:p/>
         <w:p/>
-        <w:p/>
+        <w:p>
+          <w:r>
+            <w:rPr>
+              <w:rStyle w:val="berschrift2Zchn"/>
+            </w:rPr>
+            <w:t>Story</w:t>
+          </w:r>
+        </w:p>
         <w:p/>
         <w:p>
           <w:pPr>
@@ -629,9 +627,149 @@
           </w:pPr>
           <w:r>
             <w:rPr>
+              <w:rFonts w:asciiTheme="majorHAnsi" w:eastAsiaTheme="majorEastAsia" w:hAnsiTheme="majorHAnsi" w:cstheme="majorBidi"/>
+              <w:color w:val="0F4761" w:themeColor="accent1" w:themeShade="BF"/>
+              <w:sz w:val="32"/>
+              <w:szCs w:val="32"/>
+            </w:rPr>
+            <w:lastRenderedPageBreak/>
+            <w:t>Level Design</w:t>
+          </w:r>
+        </w:p>
+        <w:p>
+          <w:pPr>
+            <w:rPr>
+              <w:rFonts w:asciiTheme="majorHAnsi" w:eastAsiaTheme="majorEastAsia" w:hAnsiTheme="majorHAnsi" w:cstheme="majorBidi"/>
+              <w:color w:val="0F4761" w:themeColor="accent1" w:themeShade="BF"/>
+              <w:sz w:val="32"/>
+              <w:szCs w:val="32"/>
+            </w:rPr>
+          </w:pPr>
+          <w:r>
+            <w:rPr>
+              <w:rFonts w:asciiTheme="majorHAnsi" w:eastAsiaTheme="majorEastAsia" w:hAnsiTheme="majorHAnsi" w:cstheme="majorBidi"/>
+              <w:color w:val="0F4761" w:themeColor="accent1" w:themeShade="BF"/>
+              <w:sz w:val="32"/>
+              <w:szCs w:val="32"/>
+            </w:rPr>
+            <w:t>Art</w:t>
+          </w:r>
+        </w:p>
+        <w:p>
+          <w:pPr>
+            <w:rPr>
+              <w:rFonts w:asciiTheme="majorHAnsi" w:eastAsiaTheme="majorEastAsia" w:hAnsiTheme="majorHAnsi" w:cstheme="majorBidi"/>
+              <w:color w:val="0F4761" w:themeColor="accent1" w:themeShade="BF"/>
+              <w:sz w:val="32"/>
+              <w:szCs w:val="32"/>
+            </w:rPr>
+          </w:pPr>
+          <w:r>
+            <w:rPr>
+              <w:rFonts w:asciiTheme="majorHAnsi" w:eastAsiaTheme="majorEastAsia" w:hAnsiTheme="majorHAnsi" w:cstheme="majorBidi"/>
+              <w:color w:val="0F4761" w:themeColor="accent1" w:themeShade="BF"/>
+              <w:sz w:val="32"/>
+              <w:szCs w:val="32"/>
+            </w:rPr>
+            <w:t>UI</w:t>
+          </w:r>
+        </w:p>
+        <w:p>
+          <w:pPr>
+            <w:rPr>
+              <w:rFonts w:asciiTheme="majorHAnsi" w:eastAsiaTheme="majorEastAsia" w:hAnsiTheme="majorHAnsi" w:cstheme="majorBidi"/>
+              <w:color w:val="0F4761" w:themeColor="accent1" w:themeShade="BF"/>
+              <w:sz w:val="32"/>
+              <w:szCs w:val="32"/>
+            </w:rPr>
+          </w:pPr>
+          <w:r>
+            <w:rPr>
+              <w:rFonts w:asciiTheme="majorHAnsi" w:eastAsiaTheme="majorEastAsia" w:hAnsiTheme="majorHAnsi" w:cstheme="majorBidi"/>
+              <w:color w:val="0F4761" w:themeColor="accent1" w:themeShade="BF"/>
+              <w:sz w:val="32"/>
+              <w:szCs w:val="32"/>
+            </w:rPr>
+            <w:t>Menus</w:t>
+          </w:r>
+        </w:p>
+        <w:p>
+          <w:pPr>
+            <w:rPr>
               <w:rStyle w:val="berschrift2Zchn"/>
             </w:rPr>
-            <w:lastRenderedPageBreak/>
+          </w:pPr>
+          <w:proofErr w:type="spellStart"/>
+          <w:r>
+            <w:rPr>
+              <w:rFonts w:asciiTheme="majorHAnsi" w:eastAsiaTheme="majorEastAsia" w:hAnsiTheme="majorHAnsi" w:cstheme="majorBidi"/>
+              <w:color w:val="0F4761" w:themeColor="accent1" w:themeShade="BF"/>
+              <w:sz w:val="32"/>
+              <w:szCs w:val="32"/>
+            </w:rPr>
+            <w:t>Camera</w:t>
+          </w:r>
+          <w:proofErr w:type="spellEnd"/>
+        </w:p>
+        <w:p>
+          <w:pPr>
+            <w:rPr>
+              <w:rFonts w:asciiTheme="majorHAnsi" w:eastAsiaTheme="majorEastAsia" w:hAnsiTheme="majorHAnsi" w:cstheme="majorBidi"/>
+              <w:color w:val="0F4761" w:themeColor="accent1" w:themeShade="BF"/>
+              <w:sz w:val="32"/>
+              <w:szCs w:val="32"/>
+            </w:rPr>
+          </w:pPr>
+          <w:r>
+            <w:rPr>
+              <w:rFonts w:asciiTheme="majorHAnsi" w:eastAsiaTheme="majorEastAsia" w:hAnsiTheme="majorHAnsi" w:cstheme="majorBidi"/>
+              <w:color w:val="0F4761" w:themeColor="accent1" w:themeShade="BF"/>
+              <w:sz w:val="32"/>
+              <w:szCs w:val="32"/>
+            </w:rPr>
+            <w:t>Controls</w:t>
+          </w:r>
+        </w:p>
+        <w:p>
+          <w:pPr>
+            <w:rPr>
+              <w:rFonts w:asciiTheme="majorHAnsi" w:eastAsiaTheme="majorEastAsia" w:hAnsiTheme="majorHAnsi" w:cstheme="majorBidi"/>
+              <w:color w:val="0F4761" w:themeColor="accent1" w:themeShade="BF"/>
+              <w:sz w:val="32"/>
+              <w:szCs w:val="32"/>
+            </w:rPr>
+          </w:pPr>
+          <w:r>
+            <w:rPr>
+              <w:rFonts w:asciiTheme="majorHAnsi" w:eastAsiaTheme="majorEastAsia" w:hAnsiTheme="majorHAnsi" w:cstheme="majorBidi"/>
+              <w:color w:val="0F4761" w:themeColor="accent1" w:themeShade="BF"/>
+              <w:sz w:val="32"/>
+              <w:szCs w:val="32"/>
+            </w:rPr>
+            <w:t>Audio</w:t>
+          </w:r>
+        </w:p>
+        <w:p>
+          <w:r>
+            <w:t xml:space="preserve">Einfacher 4-bar Loop als Hintergrundmusik und Musik Effekte für die einzelnen </w:t>
+          </w:r>
+          <w:proofErr w:type="spellStart"/>
+          <w:r>
+            <w:t>Geräte.</w:t>
+          </w:r>
+          <w:proofErr w:type="spellEnd"/>
+        </w:p>
+        <w:p/>
+        <w:p>
+          <w:pPr>
+            <w:rPr>
+              <w:rStyle w:val="berschrift2Zchn"/>
+            </w:rPr>
+          </w:pPr>
+          <w:r>
+            <w:rPr>
+              <w:rStyle w:val="berschrift2Zchn"/>
+            </w:rPr>
             <w:t>Risiken</w:t>
           </w:r>
         </w:p>
@@ -1260,7 +1398,6 @@
   <w:style w:type="character" w:default="1" w:styleId="Absatz-Standardschriftart">
     <w:name w:val="Default Paragraph Font"/>
     <w:uiPriority w:val="1"/>
-    <w:semiHidden/>
     <w:unhideWhenUsed/>
   </w:style>
   <w:style w:type="table" w:default="1" w:styleId="NormaleTabelle">
@@ -1659,7 +1796,7 @@
             <w:rPr>
               <w:rFonts w:asciiTheme="majorHAnsi" w:eastAsiaTheme="majorEastAsia" w:hAnsiTheme="majorHAnsi" w:cstheme="majorBidi"/>
               <w:caps/>
-              <w:color w:val="156082" w:themeColor="accent1"/>
+              <w:color w:val="4472C4" w:themeColor="accent1"/>
               <w:sz w:val="80"/>
               <w:szCs w:val="80"/>
             </w:rPr>
@@ -1690,7 +1827,7 @@
           </w:pPr>
           <w:r>
             <w:rPr>
-              <w:color w:val="156082" w:themeColor="accent1"/>
+              <w:color w:val="4472C4" w:themeColor="accent1"/>
               <w:sz w:val="28"/>
               <w:szCs w:val="28"/>
             </w:rPr>
@@ -1724,6 +1861,20 @@
     <w:pitch w:val="variable"/>
     <w:sig w:usb0="20000287" w:usb1="00000003" w:usb2="00000000" w:usb3="00000000" w:csb0="0000019F" w:csb1="00000000"/>
   </w:font>
+  <w:font w:name="Calibri">
+    <w:panose1 w:val="020F0502020204030204"/>
+    <w:charset w:val="00"/>
+    <w:family w:val="swiss"/>
+    <w:pitch w:val="variable"/>
+    <w:sig w:usb0="E4002EFF" w:usb1="C200247B" w:usb2="00000009" w:usb3="00000000" w:csb0="000001FF" w:csb1="00000000"/>
+  </w:font>
+  <w:font w:name="Calibri Light">
+    <w:panose1 w:val="020F0302020204030204"/>
+    <w:charset w:val="00"/>
+    <w:family w:val="swiss"/>
+    <w:pitch w:val="variable"/>
+    <w:sig w:usb0="E4002EFF" w:usb1="C200247B" w:usb2="00000009" w:usb3="00000000" w:csb0="000001FF" w:csb1="00000000"/>
+  </w:font>
 </w:fonts>
 </file>
 
@@ -1747,7 +1898,9 @@
     <w:rsid w:val="0003574A"/>
     <w:rsid w:val="00047698"/>
     <w:rsid w:val="00460AE2"/>
+    <w:rsid w:val="00596CD6"/>
     <w:rsid w:val="00943753"/>
+    <w:rsid w:val="00980E1E"/>
     <w:rsid w:val="00B52D4C"/>
     <w:rsid w:val="00FE557F"/>
   </w:rsids>

--- a/wild-jam-april-2026/__ORGA/Game Design Dokument.docx
+++ b/wild-jam-april-2026/__ORGA/Game Design Dokument.docx
@@ -591,11 +591,24 @@
         <w:p/>
         <w:p/>
         <w:p>
-          <w:r>
+          <w:pPr>
             <w:rPr>
               <w:rStyle w:val="berschrift2Zchn"/>
             </w:rPr>
+          </w:pPr>
+          <w:r>
+            <w:rPr>
+              <w:rStyle w:val="berschrift2Zchn"/>
+            </w:rPr>
             <w:t>Story</w:t>
+          </w:r>
+        </w:p>
+        <w:p>
+          <w:r>
+            <w:t>Der Haupt-Character</w:t>
+          </w:r>
+          <w:r>
+            <w:t xml:space="preserve"> Silvester arbeitet in einem Büro. In seiner Mittagspause darf er jedoch nie Pause machen, sondern ist dazu verdonnert seinem Chef Johnny in der gemeinsamen Office-Küche all seine Wünsche zu erfüllen.</w:t>
           </w:r>
         </w:p>
         <w:p/>
@@ -632,7 +645,6 @@
               <w:sz w:val="32"/>
               <w:szCs w:val="32"/>
             </w:rPr>
-            <w:lastRenderedPageBreak/>
             <w:t>Level Design</w:t>
           </w:r>
         </w:p>
@@ -690,45 +702,279 @@
               <w:sz w:val="32"/>
               <w:szCs w:val="32"/>
             </w:rPr>
-            <w:t>Menus</w:t>
+            <w:drawing>
+              <wp:inline distT="0" distB="0" distL="0" distR="0" wp14:anchorId="5FC77FAB" wp14:editId="32AC685B">
+                <wp:extent cx="5229225" cy="2932216"/>
+                <wp:effectExtent l="0" t="0" r="0" b="1905"/>
+                <wp:docPr id="2146106500" name="Grafik 1"/>
+                <wp:cNvGraphicFramePr>
+                  <a:graphicFrameLocks xmlns:a="http://schemas.openxmlformats.org/drawingml/2006/main" noChangeAspect="1"/>
+                </wp:cNvGraphicFramePr>
+                <a:graphic xmlns:a="http://schemas.openxmlformats.org/drawingml/2006/main">
+                  <a:graphicData uri="http://schemas.openxmlformats.org/drawingml/2006/picture">
+                    <pic:pic xmlns:pic="http://schemas.openxmlformats.org/drawingml/2006/picture">
+                      <pic:nvPicPr>
+                        <pic:cNvPr id="2146106500" name=""/>
+                        <pic:cNvPicPr/>
+                      </pic:nvPicPr>
+                      <pic:blipFill>
+                        <a:blip r:embed="rId5"/>
+                        <a:stretch>
+                          <a:fillRect/>
+                        </a:stretch>
+                      </pic:blipFill>
+                      <pic:spPr>
+                        <a:xfrm>
+                          <a:off x="0" y="0"/>
+                          <a:ext cx="5241878" cy="2939311"/>
+                        </a:xfrm>
+                        <a:prstGeom prst="rect">
+                          <a:avLst/>
+                        </a:prstGeom>
+                      </pic:spPr>
+                    </pic:pic>
+                  </a:graphicData>
+                </a:graphic>
+              </wp:inline>
+            </w:drawing>
           </w:r>
         </w:p>
         <w:p>
           <w:pPr>
-            <w:rPr>
-              <w:rStyle w:val="berschrift2Zchn"/>
-            </w:rPr>
-          </w:pPr>
-          <w:proofErr w:type="spellStart"/>
-          <w:r>
             <w:rPr>
               <w:rFonts w:asciiTheme="majorHAnsi" w:eastAsiaTheme="majorEastAsia" w:hAnsiTheme="majorHAnsi" w:cstheme="majorBidi"/>
               <w:color w:val="0F4761" w:themeColor="accent1" w:themeShade="BF"/>
               <w:sz w:val="32"/>
               <w:szCs w:val="32"/>
             </w:rPr>
-            <w:t>Camera</w:t>
-          </w:r>
-          <w:proofErr w:type="spellEnd"/>
-        </w:p>
-        <w:p>
-          <w:pPr>
+          </w:pPr>
+          <w:r>
+            <w:t>Während des Spielens hat unsere UI 5 Bereiche, die dem Spieler Informationen liefern:</w:t>
+          </w:r>
+        </w:p>
+        <w:tbl>
+          <w:tblPr>
+            <w:tblStyle w:val="Tabellenraster"/>
+            <w:tblW w:w="0" w:type="auto"/>
+            <w:tblLook w:val="04A0" w:firstRow="1" w:lastRow="0" w:firstColumn="1" w:lastColumn="0" w:noHBand="0" w:noVBand="1"/>
+          </w:tblPr>
+          <w:tblGrid>
+            <w:gridCol w:w="1271"/>
+            <w:gridCol w:w="7791"/>
+          </w:tblGrid>
+          <w:tr>
+            <w:tc>
+              <w:tcPr>
+                <w:tcW w:w="1271" w:type="dxa"/>
+              </w:tcPr>
+              <w:p>
+                <w:r>
+                  <w:t>1</w:t>
+                </w:r>
+              </w:p>
+            </w:tc>
+            <w:tc>
+              <w:tcPr>
+                <w:tcW w:w="7791" w:type="dxa"/>
+              </w:tcPr>
+              <w:p>
+                <w:r>
+                  <w:t xml:space="preserve">Anzeige der Zeit, die der Spieler noch </w:t>
+                </w:r>
+                <w:proofErr w:type="gramStart"/>
+                <w:r>
+                  <w:t>übrig hat</w:t>
+                </w:r>
+                <w:proofErr w:type="gramEnd"/>
+                <w:r>
+                  <w:t>.</w:t>
+                </w:r>
+              </w:p>
+            </w:tc>
+          </w:tr>
+          <w:tr>
+            <w:tc>
+              <w:tcPr>
+                <w:tcW w:w="1271" w:type="dxa"/>
+              </w:tcPr>
+              <w:p>
+                <w:r>
+                  <w:t>2</w:t>
+                </w:r>
+              </w:p>
+            </w:tc>
+            <w:tc>
+              <w:tcPr>
+                <w:tcW w:w="7791" w:type="dxa"/>
+              </w:tcPr>
+              <w:p>
+                <w:r>
+                  <w:t>Welchen Gegenstand der Spieler gerade Johnny bringen soll.</w:t>
+                </w:r>
+              </w:p>
+            </w:tc>
+          </w:tr>
+          <w:tr>
+            <w:tc>
+              <w:tcPr>
+                <w:tcW w:w="1271" w:type="dxa"/>
+              </w:tcPr>
+              <w:p>
+                <w:r>
+                  <w:t>3</w:t>
+                </w:r>
+              </w:p>
+            </w:tc>
+            <w:tc>
+              <w:tcPr>
+                <w:tcW w:w="7791" w:type="dxa"/>
+              </w:tcPr>
+              <w:p>
+                <w:r>
+                  <w:t>Der aktuelle Punktestand</w:t>
+                </w:r>
+              </w:p>
+            </w:tc>
+          </w:tr>
+          <w:tr>
+            <w:tc>
+              <w:tcPr>
+                <w:tcW w:w="1271" w:type="dxa"/>
+              </w:tcPr>
+              <w:p>
+                <w:r>
+                  <w:t>4</w:t>
+                </w:r>
+              </w:p>
+            </w:tc>
+            <w:tc>
+              <w:tcPr>
+                <w:tcW w:w="7791" w:type="dxa"/>
+              </w:tcPr>
+              <w:p>
+                <w:r>
+                  <w:t>Die Schwierigkeit mit Dropdown, so dass diese umgestellt werden kann.</w:t>
+                </w:r>
+              </w:p>
+            </w:tc>
+          </w:tr>
+          <w:tr>
+            <w:tc>
+              <w:tcPr>
+                <w:tcW w:w="1271" w:type="dxa"/>
+              </w:tcPr>
+              <w:p>
+                <w:r>
+                  <w:t>5</w:t>
+                </w:r>
+              </w:p>
+            </w:tc>
+            <w:tc>
+              <w:tcPr>
+                <w:tcW w:w="7791" w:type="dxa"/>
+              </w:tcPr>
+              <w:p>
+                <w:r>
+                  <w:t xml:space="preserve">Ein „How </w:t>
+                </w:r>
+                <w:proofErr w:type="spellStart"/>
+                <w:r>
+                  <w:t>to</w:t>
+                </w:r>
+                <w:proofErr w:type="spellEnd"/>
+                <w:r>
+                  <w:t xml:space="preserve"> </w:t>
+                </w:r>
+                <w:proofErr w:type="spellStart"/>
+                <w:r>
+                  <w:t>play</w:t>
+                </w:r>
+                <w:proofErr w:type="spellEnd"/>
+                <w:r>
+                  <w:t>“-Button und der „Zurück zum Hauptmenu“-Button</w:t>
+                </w:r>
+              </w:p>
+            </w:tc>
+          </w:tr>
+        </w:tbl>
+        <w:p/>
+        <w:p>
+          <w:r>
             <w:rPr>
               <w:rFonts w:asciiTheme="majorHAnsi" w:eastAsiaTheme="majorEastAsia" w:hAnsiTheme="majorHAnsi" w:cstheme="majorBidi"/>
               <w:color w:val="0F4761" w:themeColor="accent1" w:themeShade="BF"/>
               <w:sz w:val="32"/>
               <w:szCs w:val="32"/>
             </w:rPr>
-          </w:pPr>
-          <w:r>
+            <w:drawing>
+              <wp:anchor distT="0" distB="0" distL="114300" distR="114300" simplePos="0" relativeHeight="251660288" behindDoc="0" locked="0" layoutInCell="1" allowOverlap="1" wp14:anchorId="5B8E28B3" wp14:editId="35187A5F">
+                <wp:simplePos x="0" y="0"/>
+                <wp:positionH relativeFrom="margin">
+                  <wp:align>left</wp:align>
+                </wp:positionH>
+                <wp:positionV relativeFrom="paragraph">
+                  <wp:posOffset>524510</wp:posOffset>
+                </wp:positionV>
+                <wp:extent cx="1733550" cy="2066290"/>
+                <wp:effectExtent l="0" t="0" r="0" b="0"/>
+                <wp:wrapTopAndBottom/>
+                <wp:docPr id="1407566965" name="Grafik 1"/>
+                <wp:cNvGraphicFramePr>
+                  <a:graphicFrameLocks xmlns:a="http://schemas.openxmlformats.org/drawingml/2006/main" noChangeAspect="1"/>
+                </wp:cNvGraphicFramePr>
+                <a:graphic xmlns:a="http://schemas.openxmlformats.org/drawingml/2006/main">
+                  <a:graphicData uri="http://schemas.openxmlformats.org/drawingml/2006/picture">
+                    <pic:pic xmlns:pic="http://schemas.openxmlformats.org/drawingml/2006/picture">
+                      <pic:nvPicPr>
+                        <pic:cNvPr id="1407566965" name=""/>
+                        <pic:cNvPicPr/>
+                      </pic:nvPicPr>
+                      <pic:blipFill>
+                        <a:blip r:embed="rId6">
+                          <a:extLst>
+                            <a:ext uri="{28A0092B-C50C-407E-A947-70E740481C1C}">
+                              <a14:useLocalDpi xmlns:a14="http://schemas.microsoft.com/office/drawing/2010/main" val="0"/>
+                            </a:ext>
+                          </a:extLst>
+                        </a:blip>
+                        <a:stretch>
+                          <a:fillRect/>
+                        </a:stretch>
+                      </pic:blipFill>
+                      <pic:spPr>
+                        <a:xfrm>
+                          <a:off x="0" y="0"/>
+                          <a:ext cx="1733550" cy="2066290"/>
+                        </a:xfrm>
+                        <a:prstGeom prst="rect">
+                          <a:avLst/>
+                        </a:prstGeom>
+                      </pic:spPr>
+                    </pic:pic>
+                  </a:graphicData>
+                </a:graphic>
+                <wp14:sizeRelH relativeFrom="margin">
+                  <wp14:pctWidth>0</wp14:pctWidth>
+                </wp14:sizeRelH>
+                <wp14:sizeRelV relativeFrom="margin">
+                  <wp14:pctHeight>0</wp14:pctHeight>
+                </wp14:sizeRelV>
+              </wp:anchor>
+            </w:drawing>
+          </w:r>
+          <w:r>
+            <w:t>Zusätzlich sieht der Spieler durch die Einblendung des „S“-Buttons, mit welchem Gegenstand er in diesem Moment interagieren kann:</w:t>
+          </w:r>
+        </w:p>
+        <w:p>
+          <w:pPr>
             <w:rPr>
               <w:rFonts w:asciiTheme="majorHAnsi" w:eastAsiaTheme="majorEastAsia" w:hAnsiTheme="majorHAnsi" w:cstheme="majorBidi"/>
               <w:color w:val="0F4761" w:themeColor="accent1" w:themeShade="BF"/>
               <w:sz w:val="32"/>
               <w:szCs w:val="32"/>
             </w:rPr>
-            <w:t>Controls</w:t>
-          </w:r>
+          </w:pPr>
         </w:p>
         <w:p>
           <w:pPr>
@@ -739,25 +985,163 @@
               <w:szCs w:val="32"/>
             </w:rPr>
           </w:pPr>
-          <w:r>
+        </w:p>
+        <w:p>
+          <w:pPr>
             <w:rPr>
               <w:rFonts w:asciiTheme="majorHAnsi" w:eastAsiaTheme="majorEastAsia" w:hAnsiTheme="majorHAnsi" w:cstheme="majorBidi"/>
               <w:color w:val="0F4761" w:themeColor="accent1" w:themeShade="BF"/>
               <w:sz w:val="32"/>
               <w:szCs w:val="32"/>
             </w:rPr>
+          </w:pPr>
+          <w:r>
+            <w:rPr>
+              <w:rFonts w:asciiTheme="majorHAnsi" w:eastAsiaTheme="majorEastAsia" w:hAnsiTheme="majorHAnsi" w:cstheme="majorBidi"/>
+              <w:color w:val="0F4761" w:themeColor="accent1" w:themeShade="BF"/>
+              <w:sz w:val="32"/>
+              <w:szCs w:val="32"/>
+            </w:rPr>
+            <w:t>Menus</w:t>
+          </w:r>
+        </w:p>
+        <w:p>
+          <w:r>
+            <w:t>Das Hauptmenu hat drei Buttons, mit denen der Spieler 1. Die Schwierigkeit des Spiels festlegen, 2. das Spiel starten 3. lernen, wie man das Spiel spielen soll und 4. das Einstellungsmenu aufrufen kann.</w:t>
+          </w:r>
+          <w:r>
+            <w:br/>
+            <w:t>Im Einstellungsmenu kann der Spieler die Lautstärke des Spiels konfigurieren.</w:t>
+          </w:r>
+        </w:p>
+        <w:p>
+          <w:pPr>
+            <w:rPr>
+              <w:rFonts w:asciiTheme="majorHAnsi" w:eastAsiaTheme="majorEastAsia" w:hAnsiTheme="majorHAnsi" w:cstheme="majorBidi"/>
+              <w:color w:val="0F4761" w:themeColor="accent1" w:themeShade="BF"/>
+              <w:sz w:val="32"/>
+              <w:szCs w:val="32"/>
+            </w:rPr>
+          </w:pPr>
+        </w:p>
+        <w:p>
+          <w:pPr>
+            <w:rPr>
+              <w:rFonts w:asciiTheme="majorHAnsi" w:eastAsiaTheme="majorEastAsia" w:hAnsiTheme="majorHAnsi" w:cstheme="majorBidi"/>
+              <w:color w:val="0F4761" w:themeColor="accent1" w:themeShade="BF"/>
+              <w:sz w:val="32"/>
+              <w:szCs w:val="32"/>
+            </w:rPr>
+          </w:pPr>
+          <w:r>
+            <w:rPr>
+              <w:rFonts w:asciiTheme="majorHAnsi" w:eastAsiaTheme="majorEastAsia" w:hAnsiTheme="majorHAnsi" w:cstheme="majorBidi"/>
+              <w:color w:val="0F4761" w:themeColor="accent1" w:themeShade="BF"/>
+              <w:sz w:val="32"/>
+              <w:szCs w:val="32"/>
+            </w:rPr>
+            <w:t>K</w:t>
+          </w:r>
+          <w:r>
+            <w:rPr>
+              <w:rFonts w:asciiTheme="majorHAnsi" w:eastAsiaTheme="majorEastAsia" w:hAnsiTheme="majorHAnsi" w:cstheme="majorBidi"/>
+              <w:color w:val="0F4761" w:themeColor="accent1" w:themeShade="BF"/>
+              <w:sz w:val="32"/>
+              <w:szCs w:val="32"/>
+            </w:rPr>
+            <w:t>amera</w:t>
+          </w:r>
+        </w:p>
+        <w:p>
+          <w:r>
+            <w:t>Die Kamera ist eine fixe Perspektive auf die gesamte Küche/Scene.</w:t>
+          </w:r>
+        </w:p>
+        <w:p/>
+        <w:p>
+          <w:pPr>
+            <w:rPr>
+              <w:rFonts w:asciiTheme="majorHAnsi" w:eastAsiaTheme="majorEastAsia" w:hAnsiTheme="majorHAnsi" w:cstheme="majorBidi"/>
+              <w:color w:val="0F4761" w:themeColor="accent1" w:themeShade="BF"/>
+              <w:sz w:val="32"/>
+              <w:szCs w:val="32"/>
+            </w:rPr>
+          </w:pPr>
+          <w:r>
+            <w:rPr>
+              <w:rFonts w:asciiTheme="majorHAnsi" w:eastAsiaTheme="majorEastAsia" w:hAnsiTheme="majorHAnsi" w:cstheme="majorBidi"/>
+              <w:color w:val="0F4761" w:themeColor="accent1" w:themeShade="BF"/>
+              <w:sz w:val="32"/>
+              <w:szCs w:val="32"/>
+            </w:rPr>
+            <w:t>Controls</w:t>
+          </w:r>
+        </w:p>
+        <w:p>
+          <w:r>
+            <w:t xml:space="preserve">Die genutzten Buttons sind die </w:t>
+          </w:r>
+          <w:proofErr w:type="spellStart"/>
+          <w:r>
+            <w:t>default</w:t>
+          </w:r>
+          <w:proofErr w:type="spellEnd"/>
+          <w:r>
+            <w:t xml:space="preserve"> </w:t>
+          </w:r>
+          <w:proofErr w:type="spellStart"/>
+          <w:r>
+            <w:t>presets</w:t>
+          </w:r>
+          <w:proofErr w:type="spellEnd"/>
+          <w:r>
+            <w:t xml:space="preserve"> von Godot und </w:t>
+          </w:r>
+          <w:r>
+            <w:t>unsere Interaktions-Control</w:t>
+          </w:r>
+          <w:r>
+            <w:t xml:space="preserve"> </w:t>
+          </w:r>
+          <w:r>
+            <w:t xml:space="preserve">„S“. Dieser </w:t>
+          </w:r>
+          <w:r>
+            <w:t xml:space="preserve">Control </w:t>
+          </w:r>
+          <w:r>
+            <w:t>ermöglicht es dem Spieler mit Gegenständen und dem fallenden Obst zu interagieren/aufzufangen.</w:t>
+          </w:r>
+          <w:r>
+            <w:t xml:space="preserve"> Abgesehen von dieser Control haben wir noch die Shift-Taste belegt, mit der der Spieler schneller laufen kann.</w:t>
+          </w:r>
+          <w:r>
+            <w:br/>
+          </w:r>
+        </w:p>
+        <w:p>
+          <w:pPr>
+            <w:rPr>
+              <w:rFonts w:asciiTheme="majorHAnsi" w:eastAsiaTheme="majorEastAsia" w:hAnsiTheme="majorHAnsi" w:cstheme="majorBidi"/>
+              <w:color w:val="0F4761" w:themeColor="accent1" w:themeShade="BF"/>
+              <w:sz w:val="32"/>
+              <w:szCs w:val="32"/>
+            </w:rPr>
+          </w:pPr>
+          <w:r>
+            <w:rPr>
+              <w:rFonts w:asciiTheme="majorHAnsi" w:eastAsiaTheme="majorEastAsia" w:hAnsiTheme="majorHAnsi" w:cstheme="majorBidi"/>
+              <w:color w:val="0F4761" w:themeColor="accent1" w:themeShade="BF"/>
+              <w:sz w:val="32"/>
+              <w:szCs w:val="32"/>
+            </w:rPr>
             <w:t>Audio</w:t>
           </w:r>
         </w:p>
         <w:p>
           <w:r>
-            <w:t xml:space="preserve">Einfacher 4-bar Loop als Hintergrundmusik und Musik Effekte für die einzelnen </w:t>
-          </w:r>
-          <w:proofErr w:type="spellStart"/>
-          <w:r>
-            <w:t>Geräte.</w:t>
-          </w:r>
-          <w:proofErr w:type="spellEnd"/>
+            <w:t>Einfacher 4-bar Loop als Hintergrundmusik und Musik Effekte für die einzelnen Geräte.</w:t>
+          </w:r>
         </w:p>
         <w:p/>
         <w:p>
@@ -1398,6 +1782,7 @@
   <w:style w:type="character" w:default="1" w:styleId="Absatz-Standardschriftart">
     <w:name w:val="Default Paragraph Font"/>
     <w:uiPriority w:val="1"/>
+    <w:semiHidden/>
     <w:unhideWhenUsed/>
   </w:style>
   <w:style w:type="table" w:default="1" w:styleId="NormaleTabelle">
@@ -1765,6 +2150,25 @@
       <w:color w:val="605E5C"/>
       <w:shd w:val="clear" w:color="auto" w:fill="E1DFDD"/>
     </w:rPr>
+  </w:style>
+  <w:style w:type="table" w:styleId="Tabellenraster">
+    <w:name w:val="Table Grid"/>
+    <w:basedOn w:val="NormaleTabelle"/>
+    <w:uiPriority w:val="39"/>
+    <w:rsid w:val="001D4F99"/>
+    <w:pPr>
+      <w:spacing w:after="0" w:line="240" w:lineRule="auto"/>
+    </w:pPr>
+    <w:tblPr>
+      <w:tblBorders>
+        <w:top w:val="single" w:sz="4" w:space="0" w:color="auto"/>
+        <w:left w:val="single" w:sz="4" w:space="0" w:color="auto"/>
+        <w:bottom w:val="single" w:sz="4" w:space="0" w:color="auto"/>
+        <w:right w:val="single" w:sz="4" w:space="0" w:color="auto"/>
+        <w:insideH w:val="single" w:sz="4" w:space="0" w:color="auto"/>
+        <w:insideV w:val="single" w:sz="4" w:space="0" w:color="auto"/>
+      </w:tblBorders>
+    </w:tblPr>
   </w:style>
 </w:styles>
 </file>
@@ -1897,11 +2301,13 @@
     <w:rsidRoot w:val="00B52D4C"/>
     <w:rsid w:val="0003574A"/>
     <w:rsid w:val="00047698"/>
+    <w:rsid w:val="00263FDE"/>
     <w:rsid w:val="00460AE2"/>
     <w:rsid w:val="00596CD6"/>
     <w:rsid w:val="00943753"/>
     <w:rsid w:val="00980E1E"/>
     <w:rsid w:val="00B52D4C"/>
+    <w:rsid w:val="00EF1D47"/>
     <w:rsid w:val="00FE557F"/>
   </w:rsids>
   <m:mathPr>

--- a/wild-jam-april-2026/__ORGA/Game Design Dokument.docx
+++ b/wild-jam-april-2026/__ORGA/Game Design Dokument.docx
@@ -27,7 +27,7 @@
       <w:sdtContent>
         <w:p>
           <w:pPr>
-            <w:pStyle w:val="KeinLeerraum"/>
+            <w:pStyle w:val="NoSpacing"/>
             <w:spacing w:before="1540" w:after="240"/>
             <w:jc w:val="center"/>
             <w:rPr>
@@ -62,7 +62,7 @@
           <w:sdtContent>
             <w:p>
               <w:pPr>
-                <w:pStyle w:val="KeinLeerraum"/>
+                <w:pStyle w:val="NoSpacing"/>
                 <w:pBdr>
                   <w:top w:val="single" w:sz="6" w:space="6" w:color="156082" w:themeColor="accent1"/>
                   <w:bottom w:val="single" w:sz="6" w:space="6" w:color="156082" w:themeColor="accent1"/>
@@ -109,7 +109,7 @@
           <w:sdtContent>
             <w:p>
               <w:pPr>
-                <w:pStyle w:val="KeinLeerraum"/>
+                <w:pStyle w:val="NoSpacing"/>
                 <w:jc w:val="center"/>
                 <w:rPr>
                   <w:color w:val="156082" w:themeColor="accent1"/>
@@ -130,7 +130,7 @@
         </w:sdt>
         <w:p>
           <w:pPr>
-            <w:pStyle w:val="KeinLeerraum"/>
+            <w:pStyle w:val="NoSpacing"/>
             <w:spacing w:before="480"/>
             <w:jc w:val="center"/>
             <w:rPr>
@@ -157,7 +157,7 @@
         </w:p>
         <w:p>
           <w:pPr>
-            <w:pStyle w:val="KeinLeerraum"/>
+            <w:pStyle w:val="NoSpacing"/>
             <w:spacing w:before="480"/>
             <w:jc w:val="center"/>
             <w:rPr>
@@ -167,7 +167,7 @@
         </w:p>
         <w:p>
           <w:pPr>
-            <w:pStyle w:val="KeinLeerraum"/>
+            <w:pStyle w:val="NoSpacing"/>
             <w:spacing w:before="480"/>
             <w:jc w:val="center"/>
             <w:rPr>
@@ -284,7 +284,7 @@
                                 <w:sdtContent>
                                   <w:p>
                                     <w:pPr>
-                                      <w:pStyle w:val="KeinLeerraum"/>
+                                      <w:pStyle w:val="NoSpacing"/>
                                       <w:spacing w:after="40"/>
                                       <w:jc w:val="center"/>
                                       <w:rPr>
@@ -308,7 +308,7 @@
                               </w:sdt>
                               <w:p>
                                 <w:pPr>
-                                  <w:pStyle w:val="KeinLeerraum"/>
+                                  <w:pStyle w:val="NoSpacing"/>
                                   <w:jc w:val="center"/>
                                   <w:rPr>
                                     <w:color w:val="156082" w:themeColor="accent1"/>
@@ -340,7 +340,7 @@
                               </w:p>
                               <w:p>
                                 <w:pPr>
-                                  <w:pStyle w:val="KeinLeerraum"/>
+                                  <w:pStyle w:val="NoSpacing"/>
                                   <w:jc w:val="center"/>
                                   <w:rPr>
                                     <w:color w:val="156082" w:themeColor="accent1"/>
@@ -419,7 +419,7 @@
                           <w:sdtContent>
                             <w:p>
                               <w:pPr>
-                                <w:pStyle w:val="KeinLeerraum"/>
+                                <w:pStyle w:val="NoSpacing"/>
                                 <w:spacing w:after="40"/>
                                 <w:jc w:val="center"/>
                                 <w:rPr>
@@ -443,7 +443,7 @@
                         </w:sdt>
                         <w:p>
                           <w:pPr>
-                            <w:pStyle w:val="KeinLeerraum"/>
+                            <w:pStyle w:val="NoSpacing"/>
                             <w:jc w:val="center"/>
                             <w:rPr>
                               <w:color w:val="156082" w:themeColor="accent1"/>
@@ -475,7 +475,7 @@
                         </w:p>
                         <w:p>
                           <w:pPr>
-                            <w:pStyle w:val="KeinLeerraum"/>
+                            <w:pStyle w:val="NoSpacing"/>
                             <w:jc w:val="center"/>
                             <w:rPr>
                               <w:color w:val="156082" w:themeColor="accent1"/>
@@ -520,7 +520,7 @@
         </w:p>
         <w:p>
           <w:pPr>
-            <w:pStyle w:val="berschrift2"/>
+            <w:pStyle w:val="Heading2"/>
           </w:pPr>
           <w:r>
             <w:br w:type="page"/>
@@ -534,157 +534,1483 @@
           </w:r>
         </w:p>
         <w:p>
-          <w:r>
-            <w:t xml:space="preserve">Coffee break zielt darauf ab ein </w:t>
-          </w:r>
-          <w:proofErr w:type="spellStart"/>
-          <w:r>
-            <w:t>casual</w:t>
-          </w:r>
-          <w:proofErr w:type="spellEnd"/>
-          <w:r>
-            <w:t xml:space="preserve">, zeitbasierter Runner zu sein. Die vorgegebene Zeit provoziert den Spieler schnell und präzise vorgegebene </w:t>
-          </w:r>
-          <w:r>
-            <w:t>Objekte an den Arbeitskollegen zu liefern</w:t>
-          </w:r>
-          <w:r>
+          <w:pPr>
+            <w:rPr>
+              <w:lang w:val="en-DE"/>
+            </w:rPr>
+          </w:pPr>
+          <w:r>
+            <w:rPr>
+              <w:lang w:val="en-DE"/>
+            </w:rPr>
+            <w:t xml:space="preserve">Coffee Break </w:t>
+          </w:r>
+          <w:proofErr w:type="spellStart"/>
+          <w:r>
+            <w:rPr>
+              <w:lang w:val="en-DE"/>
+            </w:rPr>
+            <w:t>zielt</w:t>
+          </w:r>
+          <w:proofErr w:type="spellEnd"/>
+          <w:r>
+            <w:rPr>
+              <w:lang w:val="en-DE"/>
+            </w:rPr>
+            <w:t xml:space="preserve"> </w:t>
+          </w:r>
+          <w:proofErr w:type="spellStart"/>
+          <w:r>
+            <w:rPr>
+              <w:lang w:val="en-DE"/>
+            </w:rPr>
+            <w:t>darauf</w:t>
+          </w:r>
+          <w:proofErr w:type="spellEnd"/>
+          <w:r>
+            <w:rPr>
+              <w:lang w:val="en-DE"/>
+            </w:rPr>
+            <w:t xml:space="preserve"> ab, </w:t>
+          </w:r>
+          <w:proofErr w:type="spellStart"/>
+          <w:r>
+            <w:rPr>
+              <w:lang w:val="en-DE"/>
+            </w:rPr>
+            <w:t>ein</w:t>
+          </w:r>
+          <w:proofErr w:type="spellEnd"/>
+          <w:r>
+            <w:rPr>
+              <w:lang w:val="en-DE"/>
+            </w:rPr>
+            <w:t xml:space="preserve"> casual, </w:t>
+          </w:r>
+          <w:proofErr w:type="spellStart"/>
+          <w:r>
+            <w:rPr>
+              <w:lang w:val="en-DE"/>
+            </w:rPr>
+            <w:t>zeitbasierter</w:t>
+          </w:r>
+          <w:proofErr w:type="spellEnd"/>
+          <w:r>
+            <w:rPr>
+              <w:lang w:val="en-DE"/>
+            </w:rPr>
+            <w:t xml:space="preserve"> Runner </w:t>
+          </w:r>
+          <w:proofErr w:type="spellStart"/>
+          <w:r>
+            <w:rPr>
+              <w:lang w:val="en-DE"/>
+            </w:rPr>
+            <w:t>zu</w:t>
+          </w:r>
+          <w:proofErr w:type="spellEnd"/>
+          <w:r>
+            <w:rPr>
+              <w:lang w:val="en-DE"/>
+            </w:rPr>
+            <w:t xml:space="preserve"> sein. Die </w:t>
+          </w:r>
+          <w:proofErr w:type="spellStart"/>
+          <w:r>
+            <w:rPr>
+              <w:lang w:val="en-DE"/>
+            </w:rPr>
+            <w:t>vorgegebene</w:t>
+          </w:r>
+          <w:proofErr w:type="spellEnd"/>
+          <w:r>
+            <w:rPr>
+              <w:lang w:val="en-DE"/>
+            </w:rPr>
+            <w:t xml:space="preserve"> Zeit </w:t>
+          </w:r>
+          <w:proofErr w:type="spellStart"/>
+          <w:r>
+            <w:rPr>
+              <w:lang w:val="en-DE"/>
+            </w:rPr>
+            <w:t>provoziert</w:t>
+          </w:r>
+          <w:proofErr w:type="spellEnd"/>
+          <w:r>
+            <w:rPr>
+              <w:lang w:val="en-DE"/>
+            </w:rPr>
+            <w:t xml:space="preserve"> den Spieler, schnell und </w:t>
+          </w:r>
+          <w:proofErr w:type="spellStart"/>
+          <w:r>
+            <w:rPr>
+              <w:lang w:val="en-DE"/>
+            </w:rPr>
+            <w:t>präzise</w:t>
+          </w:r>
+          <w:proofErr w:type="spellEnd"/>
+          <w:r>
+            <w:rPr>
+              <w:lang w:val="en-DE"/>
+            </w:rPr>
+            <w:t xml:space="preserve"> </w:t>
+          </w:r>
+          <w:proofErr w:type="spellStart"/>
+          <w:r>
+            <w:rPr>
+              <w:lang w:val="en-DE"/>
+            </w:rPr>
+            <w:t>vorgegebene</w:t>
+          </w:r>
+          <w:proofErr w:type="spellEnd"/>
+          <w:r>
+            <w:rPr>
+              <w:lang w:val="en-DE"/>
+            </w:rPr>
+            <w:t xml:space="preserve"> </w:t>
+          </w:r>
+          <w:proofErr w:type="spellStart"/>
+          <w:r>
+            <w:rPr>
+              <w:lang w:val="en-DE"/>
+            </w:rPr>
+            <w:t>Objekte</w:t>
+          </w:r>
+          <w:proofErr w:type="spellEnd"/>
+          <w:r>
+            <w:rPr>
+              <w:lang w:val="en-DE"/>
+            </w:rPr>
+            <w:t xml:space="preserve"> </w:t>
+          </w:r>
+          <w:proofErr w:type="gramStart"/>
+          <w:r>
+            <w:rPr>
+              <w:lang w:val="en-DE"/>
+            </w:rPr>
+            <w:t>an</w:t>
+          </w:r>
+          <w:proofErr w:type="gramEnd"/>
+          <w:r>
+            <w:rPr>
+              <w:lang w:val="en-DE"/>
+            </w:rPr>
+            <w:t xml:space="preserve"> den </w:t>
+          </w:r>
+          <w:proofErr w:type="spellStart"/>
+          <w:r>
+            <w:rPr>
+              <w:lang w:val="en-DE"/>
+            </w:rPr>
+            <w:t>Arbeitskollegen</w:t>
+          </w:r>
+          <w:proofErr w:type="spellEnd"/>
+          <w:r>
+            <w:rPr>
+              <w:lang w:val="en-DE"/>
+            </w:rPr>
+            <w:t xml:space="preserve"> </w:t>
+          </w:r>
+          <w:proofErr w:type="spellStart"/>
+          <w:r>
+            <w:rPr>
+              <w:lang w:val="en-DE"/>
+            </w:rPr>
+            <w:t>zu</w:t>
+          </w:r>
+          <w:proofErr w:type="spellEnd"/>
+          <w:r>
+            <w:rPr>
+              <w:lang w:val="en-DE"/>
+            </w:rPr>
+            <w:t xml:space="preserve"> </w:t>
+          </w:r>
+          <w:proofErr w:type="spellStart"/>
+          <w:r>
+            <w:rPr>
+              <w:lang w:val="en-DE"/>
+            </w:rPr>
+            <w:t>liefern</w:t>
+          </w:r>
+          <w:proofErr w:type="spellEnd"/>
+          <w:r>
+            <w:rPr>
+              <w:lang w:val="en-DE"/>
+            </w:rPr>
+            <w:t xml:space="preserve">. Der Spieler </w:t>
+          </w:r>
+          <w:proofErr w:type="spellStart"/>
+          <w:r>
+            <w:rPr>
+              <w:lang w:val="en-DE"/>
+            </w:rPr>
+            <w:t>kann</w:t>
+          </w:r>
+          <w:proofErr w:type="spellEnd"/>
+          <w:r>
+            <w:rPr>
+              <w:lang w:val="en-DE"/>
+            </w:rPr>
+            <w:t xml:space="preserve"> </w:t>
+          </w:r>
+          <w:proofErr w:type="spellStart"/>
+          <w:r>
+            <w:rPr>
+              <w:lang w:val="en-DE"/>
+            </w:rPr>
+            <w:t>dabei</w:t>
+          </w:r>
+          <w:proofErr w:type="spellEnd"/>
+          <w:r>
+            <w:rPr>
+              <w:lang w:val="en-DE"/>
+            </w:rPr>
+            <w:t xml:space="preserve"> </w:t>
+          </w:r>
+          <w:proofErr w:type="spellStart"/>
+          <w:r>
+            <w:rPr>
+              <w:lang w:val="en-DE"/>
+            </w:rPr>
+            <w:t>zwischen</w:t>
+          </w:r>
+          <w:proofErr w:type="spellEnd"/>
+          <w:r>
+            <w:rPr>
+              <w:lang w:val="en-DE"/>
+            </w:rPr>
+            <w:t xml:space="preserve"> </w:t>
+          </w:r>
+          <w:proofErr w:type="spellStart"/>
+          <w:r>
+            <w:rPr>
+              <w:lang w:val="en-DE"/>
+            </w:rPr>
+            <w:t>verschiedenen</w:t>
+          </w:r>
+          <w:proofErr w:type="spellEnd"/>
+          <w:r>
+            <w:rPr>
+              <w:lang w:val="en-DE"/>
+            </w:rPr>
+            <w:t xml:space="preserve"> </w:t>
+          </w:r>
+          <w:proofErr w:type="spellStart"/>
+          <w:r>
+            <w:rPr>
+              <w:lang w:val="en-DE"/>
+            </w:rPr>
+            <w:t>Schwierigkeitsstufen</w:t>
+          </w:r>
+          <w:proofErr w:type="spellEnd"/>
+          <w:r>
+            <w:rPr>
+              <w:lang w:val="en-DE"/>
+            </w:rPr>
+            <w:t xml:space="preserve"> </w:t>
+          </w:r>
+          <w:proofErr w:type="spellStart"/>
+          <w:r>
+            <w:rPr>
+              <w:lang w:val="en-DE"/>
+            </w:rPr>
+            <w:t>selektieren</w:t>
+          </w:r>
+          <w:proofErr w:type="spellEnd"/>
+          <w:r>
+            <w:rPr>
+              <w:lang w:val="en-DE"/>
+            </w:rPr>
+            <w:t xml:space="preserve">, um das Spiel </w:t>
+          </w:r>
+          <w:proofErr w:type="spellStart"/>
+          <w:r>
+            <w:rPr>
+              <w:lang w:val="en-DE"/>
+            </w:rPr>
+            <w:t>herausfordernder</w:t>
+          </w:r>
+          <w:proofErr w:type="spellEnd"/>
+          <w:r>
+            <w:rPr>
+              <w:lang w:val="en-DE"/>
+            </w:rPr>
+            <w:t xml:space="preserve"> </w:t>
+          </w:r>
+          <w:proofErr w:type="spellStart"/>
+          <w:r>
+            <w:rPr>
+              <w:lang w:val="en-DE"/>
+            </w:rPr>
+            <w:t>zu</w:t>
+          </w:r>
+          <w:proofErr w:type="spellEnd"/>
+          <w:r>
+            <w:rPr>
+              <w:lang w:val="en-DE"/>
+            </w:rPr>
+            <w:t xml:space="preserve"> </w:t>
+          </w:r>
+          <w:proofErr w:type="spellStart"/>
+          <w:r>
+            <w:rPr>
+              <w:lang w:val="en-DE"/>
+            </w:rPr>
+            <w:t>machen</w:t>
+          </w:r>
+          <w:proofErr w:type="spellEnd"/>
+          <w:r>
+            <w:rPr>
+              <w:lang w:val="en-DE"/>
+            </w:rPr>
             <w:t xml:space="preserve">. </w:t>
           </w:r>
-          <w:r>
-            <w:t>Der Spieler kann dabei zwischen verschiedene Schwierigkeitsstufen selektieren, um das Spiel komplizierter zu machen. Höhere Schwierigkeiten resultieren dabei auch in einem bereiten Spektrum an abzuliefernden Gegenständen.</w:t>
+          <w:proofErr w:type="spellStart"/>
+          <w:r>
+            <w:rPr>
+              <w:lang w:val="en-DE"/>
+            </w:rPr>
+            <w:t>Höhere</w:t>
+          </w:r>
+          <w:proofErr w:type="spellEnd"/>
+          <w:r>
+            <w:rPr>
+              <w:lang w:val="en-DE"/>
+            </w:rPr>
+            <w:t xml:space="preserve"> </w:t>
+          </w:r>
+          <w:proofErr w:type="spellStart"/>
+          <w:r>
+            <w:rPr>
+              <w:lang w:val="en-DE"/>
+            </w:rPr>
+            <w:t>Schwierigkeiten</w:t>
+          </w:r>
+          <w:proofErr w:type="spellEnd"/>
+          <w:r>
+            <w:rPr>
+              <w:lang w:val="en-DE"/>
+            </w:rPr>
+            <w:t xml:space="preserve"> </w:t>
+          </w:r>
+          <w:proofErr w:type="spellStart"/>
+          <w:r>
+            <w:rPr>
+              <w:lang w:val="en-DE"/>
+            </w:rPr>
+            <w:t>resultieren</w:t>
+          </w:r>
+          <w:proofErr w:type="spellEnd"/>
+          <w:r>
+            <w:rPr>
+              <w:lang w:val="en-DE"/>
+            </w:rPr>
+            <w:t xml:space="preserve"> </w:t>
+          </w:r>
+          <w:proofErr w:type="spellStart"/>
+          <w:r>
+            <w:rPr>
+              <w:lang w:val="en-DE"/>
+            </w:rPr>
+            <w:t>dabei</w:t>
+          </w:r>
+          <w:proofErr w:type="spellEnd"/>
+          <w:r>
+            <w:rPr>
+              <w:lang w:val="en-DE"/>
+            </w:rPr>
+            <w:t xml:space="preserve"> </w:t>
+          </w:r>
+          <w:proofErr w:type="spellStart"/>
+          <w:r>
+            <w:rPr>
+              <w:lang w:val="en-DE"/>
+            </w:rPr>
+            <w:t>auch</w:t>
+          </w:r>
+          <w:proofErr w:type="spellEnd"/>
+          <w:r>
+            <w:rPr>
+              <w:lang w:val="en-DE"/>
+            </w:rPr>
+            <w:t xml:space="preserve"> in </w:t>
+          </w:r>
+          <w:proofErr w:type="spellStart"/>
+          <w:r>
+            <w:rPr>
+              <w:lang w:val="en-DE"/>
+            </w:rPr>
+            <w:t>einem</w:t>
+          </w:r>
+          <w:proofErr w:type="spellEnd"/>
+          <w:r>
+            <w:rPr>
+              <w:lang w:val="en-DE"/>
+            </w:rPr>
+            <w:t xml:space="preserve"> </w:t>
+          </w:r>
+          <w:proofErr w:type="spellStart"/>
+          <w:r>
+            <w:rPr>
+              <w:lang w:val="en-DE"/>
+            </w:rPr>
+            <w:t>breiteren</w:t>
+          </w:r>
+          <w:proofErr w:type="spellEnd"/>
+          <w:r>
+            <w:rPr>
+              <w:lang w:val="en-DE"/>
+            </w:rPr>
+            <w:t xml:space="preserve"> Spektrum an </w:t>
+          </w:r>
+          <w:proofErr w:type="spellStart"/>
+          <w:r>
+            <w:rPr>
+              <w:lang w:val="en-DE"/>
+            </w:rPr>
+            <w:t>erwarteten</w:t>
+          </w:r>
+          <w:proofErr w:type="spellEnd"/>
+          <w:r>
+            <w:rPr>
+              <w:lang w:val="en-DE"/>
+            </w:rPr>
+            <w:t xml:space="preserve"> </w:t>
+          </w:r>
+          <w:proofErr w:type="spellStart"/>
+          <w:r>
+            <w:rPr>
+              <w:lang w:val="en-DE"/>
+            </w:rPr>
+            <w:t>Gegenständen</w:t>
+          </w:r>
+          <w:proofErr w:type="spellEnd"/>
+          <w:r>
+            <w:rPr>
+              <w:lang w:val="en-DE"/>
+            </w:rPr>
+            <w:t>.</w:t>
           </w:r>
         </w:p>
-        <w:p/>
-        <w:p/>
-        <w:p/>
         <w:p>
           <w:pPr>
             <w:rPr>
-              <w:rStyle w:val="berschrift2Zchn"/>
+              <w:rStyle w:val="Heading2Char"/>
             </w:rPr>
           </w:pPr>
-          <w:r>
-            <w:rPr>
-              <w:rStyle w:val="berschrift2Zchn"/>
-            </w:rPr>
-            <w:t>Team und Verantwortlichkeiten</w:t>
-          </w:r>
         </w:p>
         <w:p>
-          <w:r>
-            <w:t>Vincent Knapp</w:t>
-          </w:r>
-          <w:r>
-            <w:br/>
-          </w:r>
-          <w:r>
-            <w:t>Benedek Kovacs</w:t>
-          </w:r>
-          <w:r>
-            <w:br/>
-          </w:r>
-          <w:r>
-            <w:t>Luise Münchgesang</w:t>
+          <w:pPr>
+            <w:rPr>
+              <w:rStyle w:val="Heading2Char"/>
+            </w:rPr>
+          </w:pPr>
+          <w:r>
+            <w:rPr>
+              <w:rStyle w:val="Heading2Char"/>
+            </w:rPr>
+            <w:t>Story</w:t>
           </w:r>
         </w:p>
-        <w:p/>
-        <w:p/>
         <w:p>
           <w:pPr>
             <w:rPr>
-              <w:rStyle w:val="berschrift2Zchn"/>
+              <w:lang w:val="en-DE"/>
             </w:rPr>
           </w:pPr>
           <w:r>
             <w:rPr>
-              <w:rStyle w:val="berschrift2Zchn"/>
-            </w:rPr>
-            <w:t>Story</w:t>
-          </w:r>
-        </w:p>
-        <w:p>
-          <w:r>
-            <w:t>Der Haupt-Character</w:t>
-          </w:r>
-          <w:r>
-            <w:t xml:space="preserve"> Silvester arbeitet in einem Büro. In seiner Mittagspause darf er jedoch nie Pause machen, sondern ist dazu verdonnert seinem Chef Johnny in der gemeinsamen Office-Küche all seine Wünsche zu erfüllen.</w:t>
+              <w:lang w:val="en-DE"/>
+            </w:rPr>
+            <w:t xml:space="preserve">Der </w:t>
+          </w:r>
+          <w:proofErr w:type="spellStart"/>
+          <w:r>
+            <w:rPr>
+              <w:lang w:val="en-DE"/>
+            </w:rPr>
+            <w:t>Hauptcharakter</w:t>
+          </w:r>
+          <w:proofErr w:type="spellEnd"/>
+          <w:r>
+            <w:rPr>
+              <w:lang w:val="en-DE"/>
+            </w:rPr>
+            <w:t xml:space="preserve"> Silvester </w:t>
+          </w:r>
+          <w:proofErr w:type="spellStart"/>
+          <w:r>
+            <w:rPr>
+              <w:lang w:val="en-DE"/>
+            </w:rPr>
+            <w:t>arbeitet</w:t>
+          </w:r>
+          <w:proofErr w:type="spellEnd"/>
+          <w:r>
+            <w:rPr>
+              <w:lang w:val="en-DE"/>
+            </w:rPr>
+            <w:t xml:space="preserve"> in </w:t>
+          </w:r>
+          <w:proofErr w:type="spellStart"/>
+          <w:r>
+            <w:rPr>
+              <w:lang w:val="en-DE"/>
+            </w:rPr>
+            <w:t>einem</w:t>
+          </w:r>
+          <w:proofErr w:type="spellEnd"/>
+          <w:r>
+            <w:rPr>
+              <w:lang w:val="en-DE"/>
+            </w:rPr>
+            <w:t xml:space="preserve"> </w:t>
+          </w:r>
+          <w:proofErr w:type="spellStart"/>
+          <w:r>
+            <w:rPr>
+              <w:lang w:val="en-DE"/>
+            </w:rPr>
+            <w:t>Büro</w:t>
+          </w:r>
+          <w:proofErr w:type="spellEnd"/>
+          <w:r>
+            <w:rPr>
+              <w:lang w:val="en-DE"/>
+            </w:rPr>
+            <w:t xml:space="preserve">. In seiner </w:t>
+          </w:r>
+          <w:proofErr w:type="spellStart"/>
+          <w:r>
+            <w:rPr>
+              <w:lang w:val="en-DE"/>
+            </w:rPr>
+            <w:t>Mittagspause</w:t>
+          </w:r>
+          <w:proofErr w:type="spellEnd"/>
+          <w:r>
+            <w:rPr>
+              <w:lang w:val="en-DE"/>
+            </w:rPr>
+            <w:t xml:space="preserve"> </w:t>
+          </w:r>
+          <w:proofErr w:type="spellStart"/>
+          <w:r>
+            <w:rPr>
+              <w:lang w:val="en-DE"/>
+            </w:rPr>
+            <w:t>darf</w:t>
+          </w:r>
+          <w:proofErr w:type="spellEnd"/>
+          <w:r>
+            <w:rPr>
+              <w:lang w:val="en-DE"/>
+            </w:rPr>
+            <w:t xml:space="preserve"> er </w:t>
+          </w:r>
+          <w:proofErr w:type="spellStart"/>
+          <w:r>
+            <w:rPr>
+              <w:lang w:val="en-DE"/>
+            </w:rPr>
+            <w:t>jedoch</w:t>
+          </w:r>
+          <w:proofErr w:type="spellEnd"/>
+          <w:r>
+            <w:rPr>
+              <w:lang w:val="en-DE"/>
+            </w:rPr>
+            <w:t xml:space="preserve"> </w:t>
+          </w:r>
+          <w:proofErr w:type="spellStart"/>
+          <w:r>
+            <w:rPr>
+              <w:lang w:val="en-DE"/>
+            </w:rPr>
+            <w:t>nie</w:t>
+          </w:r>
+          <w:proofErr w:type="spellEnd"/>
+          <w:r>
+            <w:rPr>
+              <w:lang w:val="en-DE"/>
+            </w:rPr>
+            <w:t xml:space="preserve"> Pause </w:t>
+          </w:r>
+          <w:proofErr w:type="spellStart"/>
+          <w:r>
+            <w:rPr>
+              <w:lang w:val="en-DE"/>
+            </w:rPr>
+            <w:t>machen</w:t>
+          </w:r>
+          <w:proofErr w:type="spellEnd"/>
+          <w:r>
+            <w:rPr>
+              <w:lang w:val="en-DE"/>
+            </w:rPr>
+            <w:t xml:space="preserve">, </w:t>
+          </w:r>
+          <w:proofErr w:type="spellStart"/>
+          <w:r>
+            <w:rPr>
+              <w:lang w:val="en-DE"/>
+            </w:rPr>
+            <w:t>sondern</w:t>
+          </w:r>
+          <w:proofErr w:type="spellEnd"/>
+          <w:r>
+            <w:rPr>
+              <w:lang w:val="en-DE"/>
+            </w:rPr>
+            <w:t xml:space="preserve"> </w:t>
+          </w:r>
+          <w:proofErr w:type="spellStart"/>
+          <w:r>
+            <w:rPr>
+              <w:lang w:val="en-DE"/>
+            </w:rPr>
+            <w:t>ist</w:t>
+          </w:r>
+          <w:proofErr w:type="spellEnd"/>
+          <w:r>
+            <w:rPr>
+              <w:lang w:val="en-DE"/>
+            </w:rPr>
+            <w:t xml:space="preserve"> </w:t>
+          </w:r>
+          <w:proofErr w:type="spellStart"/>
+          <w:r>
+            <w:rPr>
+              <w:lang w:val="en-DE"/>
+            </w:rPr>
+            <w:t>dazu</w:t>
+          </w:r>
+          <w:proofErr w:type="spellEnd"/>
+          <w:r>
+            <w:rPr>
+              <w:lang w:val="en-DE"/>
+            </w:rPr>
+            <w:t xml:space="preserve"> </w:t>
+          </w:r>
+          <w:proofErr w:type="spellStart"/>
+          <w:r>
+            <w:rPr>
+              <w:lang w:val="en-DE"/>
+            </w:rPr>
+            <w:t>verdonnert</w:t>
+          </w:r>
+          <w:proofErr w:type="spellEnd"/>
+          <w:r>
+            <w:rPr>
+              <w:lang w:val="en-DE"/>
+            </w:rPr>
+            <w:t xml:space="preserve">, </w:t>
+          </w:r>
+          <w:proofErr w:type="spellStart"/>
+          <w:r>
+            <w:rPr>
+              <w:lang w:val="en-DE"/>
+            </w:rPr>
+            <w:t>seinem</w:t>
+          </w:r>
+          <w:proofErr w:type="spellEnd"/>
+          <w:r>
+            <w:rPr>
+              <w:lang w:val="en-DE"/>
+            </w:rPr>
+            <w:t xml:space="preserve"> Chef Johnny in der </w:t>
+          </w:r>
+          <w:proofErr w:type="spellStart"/>
+          <w:r>
+            <w:rPr>
+              <w:lang w:val="en-DE"/>
+            </w:rPr>
+            <w:t>gemeinsamen</w:t>
+          </w:r>
+          <w:proofErr w:type="spellEnd"/>
+          <w:r>
+            <w:rPr>
+              <w:lang w:val="en-DE"/>
+            </w:rPr>
+            <w:t xml:space="preserve"> Office-</w:t>
+          </w:r>
+          <w:proofErr w:type="spellStart"/>
+          <w:r>
+            <w:rPr>
+              <w:lang w:val="en-DE"/>
+            </w:rPr>
+            <w:t>Küche</w:t>
+          </w:r>
+          <w:proofErr w:type="spellEnd"/>
+          <w:r>
+            <w:rPr>
+              <w:lang w:val="en-DE"/>
+            </w:rPr>
+            <w:t xml:space="preserve"> all seine </w:t>
+          </w:r>
+          <w:proofErr w:type="spellStart"/>
+          <w:r>
+            <w:rPr>
+              <w:lang w:val="en-DE"/>
+            </w:rPr>
+            <w:t>Wünsche</w:t>
+          </w:r>
+          <w:proofErr w:type="spellEnd"/>
+          <w:r>
+            <w:rPr>
+              <w:lang w:val="en-DE"/>
+            </w:rPr>
+            <w:t xml:space="preserve"> </w:t>
+          </w:r>
+          <w:proofErr w:type="spellStart"/>
+          <w:r>
+            <w:rPr>
+              <w:lang w:val="en-DE"/>
+            </w:rPr>
+            <w:t>zu</w:t>
+          </w:r>
+          <w:proofErr w:type="spellEnd"/>
+          <w:r>
+            <w:rPr>
+              <w:lang w:val="en-DE"/>
+            </w:rPr>
+            <w:t xml:space="preserve"> </w:t>
+          </w:r>
+          <w:proofErr w:type="spellStart"/>
+          <w:r>
+            <w:rPr>
+              <w:lang w:val="en-DE"/>
+            </w:rPr>
+            <w:t>erfüllen</w:t>
+          </w:r>
+          <w:proofErr w:type="spellEnd"/>
+          <w:r>
+            <w:rPr>
+              <w:lang w:val="en-DE"/>
+            </w:rPr>
+            <w:t>.</w:t>
           </w:r>
         </w:p>
         <w:p/>
         <w:p>
           <w:pPr>
             <w:rPr>
-              <w:rStyle w:val="berschrift2Zchn"/>
+              <w:rStyle w:val="Heading2Char"/>
             </w:rPr>
           </w:pPr>
           <w:r>
             <w:rPr>
-              <w:rStyle w:val="berschrift2Zchn"/>
+              <w:rStyle w:val="Heading2Char"/>
             </w:rPr>
             <w:t>Gameplay</w:t>
           </w:r>
         </w:p>
         <w:p>
           <w:r>
-            <w:t>Nachdem der Spieler im Hauptmenü die Schwierigkeitsstufe ausgewählt und das Spiel gestartet hat, wird der 2D-Character in einer Küchenlandschaft gespawnt. Die Kamera ist statisch und der Character kann sich nach rechts/links bewegen, springen und mit Gegenständen interagieren. Am rechten Rand des Bildschirms sitzt ein NPC mit einer Sprechblase. In der Sprechblase wird immer aufgezeigt, was der NPC sich wünscht. Als Beispiel nehmen wir hier mal an, dass der NPC einen Saft möchte. Dann muss der Spieler sich so positionieren, dass er die herunterfallende Banane mit der Interaktions-Taste fangen kann. Danach muss er die gefangene Banane in den Mixer legen. Nachdem der Mixer fertig mit mixen ist, muss der Spieler die Kaffee-Kanne holen, zum Mixer bringen und den Saft in die Kanne füllen. Mit der abgefüllten Kanne kann er dann zum NPC laufen und diese abgeben. Der Spieler erhält einen Punkt und der NPC zeigt eine neue Aufgabe an, die der Spieler erfüllen soll.</w:t>
+            <w:t>Nachdem der Spieler im Hauptmenü die Schwierigkeitsstufe ausgewählt und das Spiel gestartet hat, wird sein steuerbarer 2D-Charakter in einer Küchenlandschaft instanziiert. Die Kamera ist statisch und der Character kann sich nach rechts/links bewegen, springen und mit Gegenständen interagieren. Am rechten Rand des Bildschirms sitzt ein NPC mit einer Sprechblase. In der Sprechblase wird immer angezeigt, was der NPC sich wünscht. Als Beispiel nehmen wir hier mal an, dass der NPC einen Saft möchte. Dann muss der Spieler sich so positionieren, dass er die herunterfallenden Früchte mit der Interaktions-Taste fangen kann, aber er kann sie auch im Sprung fangen oder auf seinem Kopf landen lassen, um sie zu bremsen. Danach muss er die gefangene Banane in den Mixer legen. Nachdem der Mixer fertig mit Mixen ist, muss der Spieler die Kaffee-Kanne holen, zum Mixer bringen und den Saft in die Kanne füllen. Mit der abgefüllten Kanne kann er dann zum NPC laufen und diese abgeben. Der Spieler erhält einen Punkt und der NPC zeigt eine neue Aufgabe an, die der Spieler erfüllen soll. Die Anzahl Punkte, die der Spieler benötigt, um zu gewinnen, hängt von der ausgewählten Schwierigkeit ab.</w:t>
           </w:r>
         </w:p>
-        <w:p/>
         <w:p/>
         <w:p>
           <w:pPr>
-            <w:rPr>
-              <w:rStyle w:val="berschrift2Zchn"/>
-            </w:rPr>
-          </w:pPr>
-          <w:r>
             <w:rPr>
               <w:rFonts w:asciiTheme="majorHAnsi" w:eastAsiaTheme="majorEastAsia" w:hAnsiTheme="majorHAnsi" w:cstheme="majorBidi"/>
               <w:color w:val="0F4761" w:themeColor="accent1" w:themeShade="BF"/>
               <w:sz w:val="32"/>
               <w:szCs w:val="32"/>
             </w:rPr>
-            <w:t>Level Design</w:t>
-          </w:r>
-        </w:p>
-        <w:p>
-          <w:pPr>
+          </w:pPr>
+          <w:r>
             <w:rPr>
               <w:rFonts w:asciiTheme="majorHAnsi" w:eastAsiaTheme="majorEastAsia" w:hAnsiTheme="majorHAnsi" w:cstheme="majorBidi"/>
               <w:color w:val="0F4761" w:themeColor="accent1" w:themeShade="BF"/>
               <w:sz w:val="32"/>
               <w:szCs w:val="32"/>
             </w:rPr>
-          </w:pPr>
-          <w:r>
+            <w:t>Level Design</w:t>
+          </w:r>
+        </w:p>
+        <w:p>
+          <w:r>
+            <w:t xml:space="preserve">Das Level </w:t>
+          </w:r>
+          <w:proofErr w:type="spellStart"/>
+          <w:r>
+            <w:t>ist</w:t>
+          </w:r>
+          <w:proofErr w:type="spellEnd"/>
+          <w:r>
+            <w:t xml:space="preserve"> </w:t>
+          </w:r>
+          <w:proofErr w:type="spellStart"/>
+          <w:r>
+            <w:t>bei</w:t>
+          </w:r>
+          <w:proofErr w:type="spellEnd"/>
+          <w:r>
+            <w:t xml:space="preserve"> </w:t>
+          </w:r>
+          <w:proofErr w:type="spellStart"/>
+          <w:r>
+            <w:t>jedem</w:t>
+          </w:r>
+          <w:proofErr w:type="spellEnd"/>
+          <w:r>
+            <w:t xml:space="preserve"> </w:t>
+          </w:r>
+          <w:proofErr w:type="spellStart"/>
+          <w:r>
+            <w:t>Durchlauf</w:t>
+          </w:r>
+          <w:proofErr w:type="spellEnd"/>
+          <w:r>
+            <w:t xml:space="preserve"> </w:t>
+          </w:r>
+          <w:proofErr w:type="spellStart"/>
+          <w:r>
+            <w:t>identisch</w:t>
+          </w:r>
+          <w:proofErr w:type="spellEnd"/>
+          <w:r>
+            <w:t xml:space="preserve">, die </w:t>
+          </w:r>
+          <w:proofErr w:type="spellStart"/>
+          <w:r>
+            <w:t>Küchengeräte</w:t>
+          </w:r>
+          <w:proofErr w:type="spellEnd"/>
+          <w:r>
+            <w:t xml:space="preserve"> </w:t>
+          </w:r>
+          <w:proofErr w:type="spellStart"/>
+          <w:r>
+            <w:t>befinden</w:t>
+          </w:r>
+          <w:proofErr w:type="spellEnd"/>
+          <w:r>
+            <w:t xml:space="preserve"> </w:t>
+          </w:r>
+          <w:proofErr w:type="spellStart"/>
+          <w:r>
+            <w:t>sich</w:t>
+          </w:r>
+          <w:proofErr w:type="spellEnd"/>
+          <w:r>
+            <w:t xml:space="preserve"> auf der </w:t>
+          </w:r>
+          <w:proofErr w:type="spellStart"/>
+          <w:r>
+            <w:t>linken</w:t>
+          </w:r>
+          <w:proofErr w:type="spellEnd"/>
+          <w:r>
+            <w:t xml:space="preserve"> </w:t>
+          </w:r>
+          <w:proofErr w:type="spellStart"/>
+          <w:r>
+            <w:t>Seite</w:t>
+          </w:r>
+          <w:proofErr w:type="spellEnd"/>
+          <w:r>
+            <w:t xml:space="preserve">, die </w:t>
+          </w:r>
+          <w:proofErr w:type="spellStart"/>
+          <w:r>
+            <w:t>Abgabe</w:t>
+          </w:r>
+          <w:proofErr w:type="spellEnd"/>
+          <w:r>
+            <w:t xml:space="preserve"> auf der </w:t>
+          </w:r>
+          <w:proofErr w:type="spellStart"/>
+          <w:r>
+            <w:t>rechten</w:t>
+          </w:r>
+          <w:proofErr w:type="spellEnd"/>
+          <w:r>
+            <w:t xml:space="preserve">. </w:t>
+          </w:r>
+          <w:proofErr w:type="spellStart"/>
+          <w:r>
+            <w:t>Früchte</w:t>
+          </w:r>
+          <w:proofErr w:type="spellEnd"/>
+          <w:r>
+            <w:t xml:space="preserve">, die der Spieler </w:t>
+          </w:r>
+          <w:proofErr w:type="spellStart"/>
+          <w:r>
+            <w:t>etwaig</w:t>
+          </w:r>
+          <w:proofErr w:type="spellEnd"/>
+          <w:r>
+            <w:t xml:space="preserve"> </w:t>
+          </w:r>
+          <w:proofErr w:type="spellStart"/>
+          <w:r>
+            <w:t>benötigt</w:t>
+          </w:r>
+          <w:proofErr w:type="spellEnd"/>
+          <w:r>
+            <w:t xml:space="preserve">, fallen in </w:t>
+          </w:r>
+          <w:proofErr w:type="spellStart"/>
+          <w:r>
+            <w:t>zufälligen</w:t>
+          </w:r>
+          <w:proofErr w:type="spellEnd"/>
+          <w:r>
+            <w:t xml:space="preserve"> </w:t>
+          </w:r>
+          <w:proofErr w:type="spellStart"/>
+          <w:r>
+            <w:t>Intervallen</w:t>
+          </w:r>
+          <w:proofErr w:type="spellEnd"/>
+          <w:r>
+            <w:t xml:space="preserve"> von </w:t>
+          </w:r>
+          <w:proofErr w:type="spellStart"/>
+          <w:r>
+            <w:t>oben</w:t>
+          </w:r>
+          <w:proofErr w:type="spellEnd"/>
+          <w:r>
+            <w:t xml:space="preserve">. Für “Fortschritt” </w:t>
+          </w:r>
+          <w:proofErr w:type="spellStart"/>
+          <w:r>
+            <w:t>kann</w:t>
+          </w:r>
+          <w:proofErr w:type="spellEnd"/>
+          <w:r>
+            <w:t xml:space="preserve"> der Spieler 3 </w:t>
+          </w:r>
+          <w:proofErr w:type="spellStart"/>
+          <w:r>
+            <w:t>unterschiedliche</w:t>
+          </w:r>
+          <w:proofErr w:type="spellEnd"/>
+          <w:r>
+            <w:t xml:space="preserve"> </w:t>
+          </w:r>
+          <w:proofErr w:type="spellStart"/>
+          <w:r>
+            <w:t>Schwierigkeitsstufen</w:t>
+          </w:r>
+          <w:proofErr w:type="spellEnd"/>
+          <w:r>
+            <w:t xml:space="preserve"> </w:t>
+          </w:r>
+          <w:proofErr w:type="spellStart"/>
+          <w:r>
+            <w:t>einstellen</w:t>
+          </w:r>
+          <w:proofErr w:type="spellEnd"/>
+          <w:r>
+            <w:t xml:space="preserve">. Die </w:t>
+          </w:r>
+          <w:proofErr w:type="spellStart"/>
+          <w:r>
+            <w:t>Auswahl</w:t>
+          </w:r>
+          <w:proofErr w:type="spellEnd"/>
+          <w:r>
+            <w:t xml:space="preserve"> </w:t>
+          </w:r>
+          <w:proofErr w:type="spellStart"/>
+          <w:r>
+            <w:t>ist</w:t>
+          </w:r>
+          <w:proofErr w:type="spellEnd"/>
+          <w:r>
+            <w:t xml:space="preserve"> “</w:t>
+          </w:r>
+          <w:proofErr w:type="spellStart"/>
+          <w:r>
+            <w:t>einfach</w:t>
+          </w:r>
+          <w:proofErr w:type="spellEnd"/>
+          <w:r>
+            <w:t>”, “</w:t>
+          </w:r>
+          <w:proofErr w:type="spellStart"/>
+          <w:r>
+            <w:t>mittel</w:t>
+          </w:r>
+          <w:proofErr w:type="spellEnd"/>
+          <w:r>
+            <w:t>”, “</w:t>
+          </w:r>
+          <w:proofErr w:type="spellStart"/>
+          <w:r>
+            <w:t>schwer</w:t>
+          </w:r>
+          <w:proofErr w:type="spellEnd"/>
+          <w:r>
+            <w:t xml:space="preserve">”. Pro </w:t>
+          </w:r>
+          <w:proofErr w:type="spellStart"/>
+          <w:r>
+            <w:lastRenderedPageBreak/>
+            <w:t>Schwierigkeitsstufe</w:t>
+          </w:r>
+          <w:proofErr w:type="spellEnd"/>
+          <w:r>
+            <w:t xml:space="preserve"> muss der Spieler </w:t>
+          </w:r>
+          <w:proofErr w:type="spellStart"/>
+          <w:r>
+            <w:t>eine</w:t>
+          </w:r>
+          <w:proofErr w:type="spellEnd"/>
+          <w:r>
+            <w:t xml:space="preserve"> </w:t>
+          </w:r>
+          <w:proofErr w:type="spellStart"/>
+          <w:r>
+            <w:t>unterschiedliche</w:t>
+          </w:r>
+          <w:proofErr w:type="spellEnd"/>
+          <w:r>
+            <w:t xml:space="preserve"> </w:t>
+          </w:r>
+          <w:proofErr w:type="spellStart"/>
+          <w:r>
+            <w:t>Anzahl</w:t>
+          </w:r>
+          <w:proofErr w:type="spellEnd"/>
+          <w:r>
+            <w:t xml:space="preserve"> an </w:t>
+          </w:r>
+          <w:proofErr w:type="spellStart"/>
+          <w:r>
+            <w:t>Objektives</w:t>
+          </w:r>
+          <w:proofErr w:type="spellEnd"/>
+          <w:r>
+            <w:t xml:space="preserve"> </w:t>
+          </w:r>
+          <w:proofErr w:type="gramStart"/>
+          <w:r>
+            <w:t>an</w:t>
+          </w:r>
+          <w:proofErr w:type="gramEnd"/>
+          <w:r>
+            <w:t xml:space="preserve"> Johnny </w:t>
+          </w:r>
+          <w:proofErr w:type="spellStart"/>
+          <w:r>
+            <w:t>abliefern</w:t>
+          </w:r>
+          <w:proofErr w:type="spellEnd"/>
+          <w:r>
+            <w:t xml:space="preserve"> und die Zeit, die der Spieler </w:t>
+          </w:r>
+          <w:proofErr w:type="spellStart"/>
+          <w:r>
+            <w:t>dafür</w:t>
+          </w:r>
+          <w:proofErr w:type="spellEnd"/>
+          <w:r>
+            <w:t xml:space="preserve"> hat, </w:t>
+          </w:r>
+          <w:proofErr w:type="spellStart"/>
+          <w:r>
+            <w:t>ist</w:t>
+          </w:r>
+          <w:proofErr w:type="spellEnd"/>
+          <w:r>
+            <w:t xml:space="preserve"> </w:t>
+          </w:r>
+          <w:proofErr w:type="spellStart"/>
+          <w:r>
+            <w:t>auch</w:t>
+          </w:r>
+          <w:proofErr w:type="spellEnd"/>
+          <w:r>
+            <w:t xml:space="preserve"> </w:t>
+          </w:r>
+          <w:proofErr w:type="spellStart"/>
+          <w:r>
+            <w:t>verkürzt</w:t>
+          </w:r>
+          <w:proofErr w:type="spellEnd"/>
+          <w:r>
+            <w:t>:</w:t>
+          </w:r>
+        </w:p>
+        <w:p/>
+        <w:tbl>
+          <w:tblPr>
+            <w:tblW w:w="0" w:type="auto"/>
+            <w:tblCellMar>
+              <w:top w:w="15" w:type="dxa"/>
+              <w:left w:w="15" w:type="dxa"/>
+              <w:bottom w:w="15" w:type="dxa"/>
+              <w:right w:w="15" w:type="dxa"/>
+            </w:tblCellMar>
+            <w:tblLook w:val="04A0" w:firstRow="1" w:lastRow="0" w:firstColumn="1" w:lastColumn="0" w:noHBand="0" w:noVBand="1"/>
+          </w:tblPr>
+          <w:tblGrid>
+            <w:gridCol w:w="2213"/>
+            <w:gridCol w:w="2054"/>
+            <w:gridCol w:w="1813"/>
+          </w:tblGrid>
+          <w:tr>
+            <w:tc>
+              <w:tcPr>
+                <w:tcW w:w="0" w:type="auto"/>
+                <w:tcBorders>
+                  <w:top w:val="single" w:sz="8" w:space="0" w:color="000000"/>
+                  <w:left w:val="single" w:sz="8" w:space="0" w:color="000000"/>
+                  <w:bottom w:val="single" w:sz="8" w:space="0" w:color="000000"/>
+                  <w:right w:val="single" w:sz="8" w:space="0" w:color="000000"/>
+                </w:tcBorders>
+                <w:tcMar>
+                  <w:top w:w="100" w:type="dxa"/>
+                  <w:left w:w="100" w:type="dxa"/>
+                  <w:bottom w:w="100" w:type="dxa"/>
+                  <w:right w:w="100" w:type="dxa"/>
+                </w:tcMar>
+                <w:hideMark/>
+              </w:tcPr>
+              <w:p>
+                <w:proofErr w:type="spellStart"/>
+                <w:r>
+                  <w:t>Schwierigkeitsstufe</w:t>
+                </w:r>
+                <w:proofErr w:type="spellEnd"/>
+              </w:p>
+            </w:tc>
+            <w:tc>
+              <w:tcPr>
+                <w:tcW w:w="0" w:type="auto"/>
+                <w:tcBorders>
+                  <w:top w:val="single" w:sz="8" w:space="0" w:color="000000"/>
+                  <w:left w:val="single" w:sz="8" w:space="0" w:color="000000"/>
+                  <w:bottom w:val="single" w:sz="8" w:space="0" w:color="000000"/>
+                  <w:right w:val="single" w:sz="8" w:space="0" w:color="000000"/>
+                </w:tcBorders>
+                <w:tcMar>
+                  <w:top w:w="100" w:type="dxa"/>
+                  <w:left w:w="100" w:type="dxa"/>
+                  <w:bottom w:w="100" w:type="dxa"/>
+                  <w:right w:w="100" w:type="dxa"/>
+                </w:tcMar>
+                <w:hideMark/>
+              </w:tcPr>
+              <w:p>
+                <w:proofErr w:type="spellStart"/>
+                <w:r>
+                  <w:t>Anzahl</w:t>
+                </w:r>
+                <w:proofErr w:type="spellEnd"/>
+                <w:r>
+                  <w:t xml:space="preserve"> Objectives</w:t>
+                </w:r>
+              </w:p>
+            </w:tc>
+            <w:tc>
+              <w:tcPr>
+                <w:tcW w:w="0" w:type="auto"/>
+                <w:tcBorders>
+                  <w:top w:val="single" w:sz="8" w:space="0" w:color="000000"/>
+                  <w:left w:val="single" w:sz="8" w:space="0" w:color="000000"/>
+                  <w:bottom w:val="single" w:sz="8" w:space="0" w:color="000000"/>
+                  <w:right w:val="single" w:sz="8" w:space="0" w:color="000000"/>
+                </w:tcBorders>
+                <w:tcMar>
+                  <w:top w:w="100" w:type="dxa"/>
+                  <w:left w:w="100" w:type="dxa"/>
+                  <w:bottom w:w="100" w:type="dxa"/>
+                  <w:right w:w="100" w:type="dxa"/>
+                </w:tcMar>
+                <w:hideMark/>
+              </w:tcPr>
+              <w:p>
+                <w:r>
+                  <w:t>Zeit (</w:t>
+                </w:r>
+                <w:proofErr w:type="spellStart"/>
+                <w:r>
+                  <w:t>Sekunden</w:t>
+                </w:r>
+                <w:proofErr w:type="spellEnd"/>
+                <w:r>
+                  <w:t>)</w:t>
+                </w:r>
+              </w:p>
+            </w:tc>
+          </w:tr>
+          <w:tr>
+            <w:tc>
+              <w:tcPr>
+                <w:tcW w:w="0" w:type="auto"/>
+                <w:tcBorders>
+                  <w:top w:val="single" w:sz="8" w:space="0" w:color="000000"/>
+                  <w:left w:val="single" w:sz="8" w:space="0" w:color="000000"/>
+                  <w:bottom w:val="single" w:sz="8" w:space="0" w:color="000000"/>
+                  <w:right w:val="single" w:sz="8" w:space="0" w:color="000000"/>
+                </w:tcBorders>
+                <w:tcMar>
+                  <w:top w:w="100" w:type="dxa"/>
+                  <w:left w:w="100" w:type="dxa"/>
+                  <w:bottom w:w="100" w:type="dxa"/>
+                  <w:right w:w="100" w:type="dxa"/>
+                </w:tcMar>
+                <w:hideMark/>
+              </w:tcPr>
+              <w:p>
+                <w:proofErr w:type="spellStart"/>
+                <w:r>
+                  <w:t>einfach</w:t>
+                </w:r>
+                <w:proofErr w:type="spellEnd"/>
+              </w:p>
+            </w:tc>
+            <w:tc>
+              <w:tcPr>
+                <w:tcW w:w="0" w:type="auto"/>
+                <w:tcBorders>
+                  <w:top w:val="single" w:sz="8" w:space="0" w:color="000000"/>
+                  <w:left w:val="single" w:sz="8" w:space="0" w:color="000000"/>
+                  <w:bottom w:val="single" w:sz="8" w:space="0" w:color="000000"/>
+                  <w:right w:val="single" w:sz="8" w:space="0" w:color="000000"/>
+                </w:tcBorders>
+                <w:tcMar>
+                  <w:top w:w="100" w:type="dxa"/>
+                  <w:left w:w="100" w:type="dxa"/>
+                  <w:bottom w:w="100" w:type="dxa"/>
+                  <w:right w:w="100" w:type="dxa"/>
+                </w:tcMar>
+                <w:hideMark/>
+              </w:tcPr>
+              <w:p>
+                <w:r>
+                  <w:t>3</w:t>
+                </w:r>
+              </w:p>
+            </w:tc>
+            <w:tc>
+              <w:tcPr>
+                <w:tcW w:w="0" w:type="auto"/>
+                <w:tcBorders>
+                  <w:top w:val="single" w:sz="8" w:space="0" w:color="000000"/>
+                  <w:left w:val="single" w:sz="8" w:space="0" w:color="000000"/>
+                  <w:bottom w:val="single" w:sz="8" w:space="0" w:color="000000"/>
+                  <w:right w:val="single" w:sz="8" w:space="0" w:color="000000"/>
+                </w:tcBorders>
+                <w:tcMar>
+                  <w:top w:w="100" w:type="dxa"/>
+                  <w:left w:w="100" w:type="dxa"/>
+                  <w:bottom w:w="100" w:type="dxa"/>
+                  <w:right w:w="100" w:type="dxa"/>
+                </w:tcMar>
+                <w:hideMark/>
+              </w:tcPr>
+              <w:p>
+                <w:r>
+                  <w:t>200</w:t>
+                </w:r>
+              </w:p>
+            </w:tc>
+          </w:tr>
+          <w:tr>
+            <w:tc>
+              <w:tcPr>
+                <w:tcW w:w="0" w:type="auto"/>
+                <w:tcBorders>
+                  <w:top w:val="single" w:sz="8" w:space="0" w:color="000000"/>
+                  <w:left w:val="single" w:sz="8" w:space="0" w:color="000000"/>
+                  <w:bottom w:val="single" w:sz="8" w:space="0" w:color="000000"/>
+                  <w:right w:val="single" w:sz="8" w:space="0" w:color="000000"/>
+                </w:tcBorders>
+                <w:tcMar>
+                  <w:top w:w="100" w:type="dxa"/>
+                  <w:left w:w="100" w:type="dxa"/>
+                  <w:bottom w:w="100" w:type="dxa"/>
+                  <w:right w:w="100" w:type="dxa"/>
+                </w:tcMar>
+                <w:hideMark/>
+              </w:tcPr>
+              <w:p>
+                <w:proofErr w:type="spellStart"/>
+                <w:r>
+                  <w:t>mittel</w:t>
+                </w:r>
+                <w:proofErr w:type="spellEnd"/>
+              </w:p>
+            </w:tc>
+            <w:tc>
+              <w:tcPr>
+                <w:tcW w:w="0" w:type="auto"/>
+                <w:tcBorders>
+                  <w:top w:val="single" w:sz="8" w:space="0" w:color="000000"/>
+                  <w:left w:val="single" w:sz="8" w:space="0" w:color="000000"/>
+                  <w:bottom w:val="single" w:sz="8" w:space="0" w:color="000000"/>
+                  <w:right w:val="single" w:sz="8" w:space="0" w:color="000000"/>
+                </w:tcBorders>
+                <w:tcMar>
+                  <w:top w:w="100" w:type="dxa"/>
+                  <w:left w:w="100" w:type="dxa"/>
+                  <w:bottom w:w="100" w:type="dxa"/>
+                  <w:right w:w="100" w:type="dxa"/>
+                </w:tcMar>
+                <w:hideMark/>
+              </w:tcPr>
+              <w:p>
+                <w:r>
+                  <w:t>5</w:t>
+                </w:r>
+              </w:p>
+            </w:tc>
+            <w:tc>
+              <w:tcPr>
+                <w:tcW w:w="0" w:type="auto"/>
+                <w:tcBorders>
+                  <w:top w:val="single" w:sz="8" w:space="0" w:color="000000"/>
+                  <w:left w:val="single" w:sz="8" w:space="0" w:color="000000"/>
+                  <w:bottom w:val="single" w:sz="8" w:space="0" w:color="000000"/>
+                  <w:right w:val="single" w:sz="8" w:space="0" w:color="000000"/>
+                </w:tcBorders>
+                <w:tcMar>
+                  <w:top w:w="100" w:type="dxa"/>
+                  <w:left w:w="100" w:type="dxa"/>
+                  <w:bottom w:w="100" w:type="dxa"/>
+                  <w:right w:w="100" w:type="dxa"/>
+                </w:tcMar>
+                <w:hideMark/>
+              </w:tcPr>
+              <w:p>
+                <w:r>
+                  <w:t>100</w:t>
+                </w:r>
+              </w:p>
+            </w:tc>
+          </w:tr>
+          <w:tr>
+            <w:tc>
+              <w:tcPr>
+                <w:tcW w:w="0" w:type="auto"/>
+                <w:tcBorders>
+                  <w:top w:val="single" w:sz="8" w:space="0" w:color="000000"/>
+                  <w:left w:val="single" w:sz="8" w:space="0" w:color="000000"/>
+                  <w:bottom w:val="single" w:sz="8" w:space="0" w:color="000000"/>
+                  <w:right w:val="single" w:sz="8" w:space="0" w:color="000000"/>
+                </w:tcBorders>
+                <w:tcMar>
+                  <w:top w:w="100" w:type="dxa"/>
+                  <w:left w:w="100" w:type="dxa"/>
+                  <w:bottom w:w="100" w:type="dxa"/>
+                  <w:right w:w="100" w:type="dxa"/>
+                </w:tcMar>
+                <w:hideMark/>
+              </w:tcPr>
+              <w:p>
+                <w:proofErr w:type="spellStart"/>
+                <w:r>
+                  <w:t>schwer</w:t>
+                </w:r>
+                <w:proofErr w:type="spellEnd"/>
+              </w:p>
+            </w:tc>
+            <w:tc>
+              <w:tcPr>
+                <w:tcW w:w="0" w:type="auto"/>
+                <w:tcBorders>
+                  <w:top w:val="single" w:sz="8" w:space="0" w:color="000000"/>
+                  <w:left w:val="single" w:sz="8" w:space="0" w:color="000000"/>
+                  <w:bottom w:val="single" w:sz="8" w:space="0" w:color="000000"/>
+                  <w:right w:val="single" w:sz="8" w:space="0" w:color="000000"/>
+                </w:tcBorders>
+                <w:tcMar>
+                  <w:top w:w="100" w:type="dxa"/>
+                  <w:left w:w="100" w:type="dxa"/>
+                  <w:bottom w:w="100" w:type="dxa"/>
+                  <w:right w:w="100" w:type="dxa"/>
+                </w:tcMar>
+                <w:hideMark/>
+              </w:tcPr>
+              <w:p>
+                <w:r>
+                  <w:t>10</w:t>
+                </w:r>
+              </w:p>
+            </w:tc>
+            <w:tc>
+              <w:tcPr>
+                <w:tcW w:w="0" w:type="auto"/>
+                <w:tcBorders>
+                  <w:top w:val="single" w:sz="8" w:space="0" w:color="000000"/>
+                  <w:left w:val="single" w:sz="8" w:space="0" w:color="000000"/>
+                  <w:bottom w:val="single" w:sz="8" w:space="0" w:color="000000"/>
+                  <w:right w:val="single" w:sz="8" w:space="0" w:color="000000"/>
+                </w:tcBorders>
+                <w:tcMar>
+                  <w:top w:w="100" w:type="dxa"/>
+                  <w:left w:w="100" w:type="dxa"/>
+                  <w:bottom w:w="100" w:type="dxa"/>
+                  <w:right w:w="100" w:type="dxa"/>
+                </w:tcMar>
+                <w:hideMark/>
+              </w:tcPr>
+              <w:p>
+                <w:r>
+                  <w:t>66</w:t>
+                </w:r>
+              </w:p>
+            </w:tc>
+          </w:tr>
+        </w:tbl>
+        <w:p/>
+        <w:p>
+          <w:pPr>
             <w:rPr>
               <w:rFonts w:asciiTheme="majorHAnsi" w:eastAsiaTheme="majorEastAsia" w:hAnsiTheme="majorHAnsi" w:cstheme="majorBidi"/>
               <w:color w:val="0F4761" w:themeColor="accent1" w:themeShade="BF"/>
               <w:sz w:val="32"/>
               <w:szCs w:val="32"/>
             </w:rPr>
-            <w:t>Art</w:t>
-          </w:r>
-        </w:p>
-        <w:p>
-          <w:pPr>
+          </w:pPr>
+          <w:r>
             <w:rPr>
               <w:rFonts w:asciiTheme="majorHAnsi" w:eastAsiaTheme="majorEastAsia" w:hAnsiTheme="majorHAnsi" w:cstheme="majorBidi"/>
               <w:color w:val="0F4761" w:themeColor="accent1" w:themeShade="BF"/>
               <w:sz w:val="32"/>
               <w:szCs w:val="32"/>
             </w:rPr>
-          </w:pPr>
-          <w:r>
+            <w:t>Art</w:t>
+          </w:r>
+        </w:p>
+        <w:p>
+          <w:r>
+            <w:t xml:space="preserve">Für den Pixel-Art Style haben wir keine KI verwendet und uns </w:t>
+          </w:r>
+          <w:r>
+            <w:t>für eine</w:t>
+          </w:r>
+          <w:r>
+            <w:t xml:space="preserve"> Comic-Ästhetik </w:t>
+          </w:r>
+          <w:r>
+            <w:t>entschieden</w:t>
+          </w:r>
+          <w:r>
+            <w:t>.</w:t>
+          </w:r>
+        </w:p>
+        <w:p>
+          <w:pPr>
             <w:rPr>
               <w:rFonts w:asciiTheme="majorHAnsi" w:eastAsiaTheme="majorEastAsia" w:hAnsiTheme="majorHAnsi" w:cstheme="majorBidi"/>
               <w:color w:val="0F4761" w:themeColor="accent1" w:themeShade="BF"/>
               <w:sz w:val="32"/>
               <w:szCs w:val="32"/>
             </w:rPr>
-            <w:t>UI</w:t>
-          </w:r>
+          </w:pPr>
         </w:p>
         <w:p>
           <w:pPr>
@@ -698,6 +2024,26 @@
           <w:r>
             <w:rPr>
               <w:rFonts w:asciiTheme="majorHAnsi" w:eastAsiaTheme="majorEastAsia" w:hAnsiTheme="majorHAnsi" w:cstheme="majorBidi"/>
+              <w:color w:val="0F4761" w:themeColor="accent1" w:themeShade="BF"/>
+              <w:sz w:val="32"/>
+              <w:szCs w:val="32"/>
+            </w:rPr>
+            <w:t>UI</w:t>
+          </w:r>
+        </w:p>
+        <w:p>
+          <w:pPr>
+            <w:rPr>
+              <w:rFonts w:asciiTheme="majorHAnsi" w:eastAsiaTheme="majorEastAsia" w:hAnsiTheme="majorHAnsi" w:cstheme="majorBidi"/>
+              <w:color w:val="0F4761" w:themeColor="accent1" w:themeShade="BF"/>
+              <w:sz w:val="32"/>
+              <w:szCs w:val="32"/>
+            </w:rPr>
+          </w:pPr>
+          <w:r>
+            <w:rPr>
+              <w:rFonts w:asciiTheme="majorHAnsi" w:eastAsiaTheme="majorEastAsia" w:hAnsiTheme="majorHAnsi" w:cstheme="majorBidi"/>
+              <w:noProof/>
               <w:color w:val="0F4761" w:themeColor="accent1" w:themeShade="BF"/>
               <w:sz w:val="32"/>
               <w:szCs w:val="32"/>
@@ -742,183 +2088,934 @@
         <w:p>
           <w:pPr>
             <w:rPr>
-              <w:rFonts w:asciiTheme="majorHAnsi" w:eastAsiaTheme="majorEastAsia" w:hAnsiTheme="majorHAnsi" w:cstheme="majorBidi"/>
-              <w:color w:val="0F4761" w:themeColor="accent1" w:themeShade="BF"/>
-              <w:sz w:val="32"/>
-              <w:szCs w:val="32"/>
+              <w:lang w:val="en-DE"/>
             </w:rPr>
           </w:pPr>
-          <w:r>
-            <w:t>Während des Spielens hat unsere UI 5 Bereiche, die dem Spieler Informationen liefern:</w:t>
+          <w:proofErr w:type="spellStart"/>
+          <w:r>
+            <w:rPr>
+              <w:lang w:val="en-DE"/>
+            </w:rPr>
+            <w:t>Während</w:t>
+          </w:r>
+          <w:proofErr w:type="spellEnd"/>
+          <w:r>
+            <w:rPr>
+              <w:lang w:val="en-DE"/>
+            </w:rPr>
+            <w:t xml:space="preserve"> des </w:t>
+          </w:r>
+          <w:proofErr w:type="spellStart"/>
+          <w:r>
+            <w:rPr>
+              <w:lang w:val="en-DE"/>
+            </w:rPr>
+            <w:t>Spielens</w:t>
+          </w:r>
+          <w:proofErr w:type="spellEnd"/>
+          <w:r>
+            <w:rPr>
+              <w:lang w:val="en-DE"/>
+            </w:rPr>
+            <w:t xml:space="preserve"> hat </w:t>
+          </w:r>
+          <w:proofErr w:type="spellStart"/>
+          <w:r>
+            <w:rPr>
+              <w:lang w:val="en-DE"/>
+            </w:rPr>
+            <w:t>unsere</w:t>
+          </w:r>
+          <w:proofErr w:type="spellEnd"/>
+          <w:r>
+            <w:rPr>
+              <w:lang w:val="en-DE"/>
+            </w:rPr>
+            <w:t xml:space="preserve"> UI 5 </w:t>
+          </w:r>
+          <w:proofErr w:type="spellStart"/>
+          <w:r>
+            <w:rPr>
+              <w:lang w:val="en-DE"/>
+            </w:rPr>
+            <w:t>Bereiche</w:t>
+          </w:r>
+          <w:proofErr w:type="spellEnd"/>
+          <w:r>
+            <w:rPr>
+              <w:lang w:val="en-DE"/>
+            </w:rPr>
+            <w:t xml:space="preserve">, die dem Spieler </w:t>
+          </w:r>
+          <w:proofErr w:type="spellStart"/>
+          <w:r>
+            <w:rPr>
+              <w:lang w:val="en-DE"/>
+            </w:rPr>
+            <w:t>Informationen</w:t>
+          </w:r>
+          <w:proofErr w:type="spellEnd"/>
+          <w:r>
+            <w:rPr>
+              <w:lang w:val="en-DE"/>
+            </w:rPr>
+            <w:t xml:space="preserve"> </w:t>
+          </w:r>
+          <w:proofErr w:type="spellStart"/>
+          <w:r>
+            <w:rPr>
+              <w:lang w:val="en-DE"/>
+            </w:rPr>
+            <w:t>liefern</w:t>
+          </w:r>
+          <w:proofErr w:type="spellEnd"/>
+          <w:r>
+            <w:rPr>
+              <w:lang w:val="en-DE"/>
+            </w:rPr>
+            <w:t>:</w:t>
           </w:r>
         </w:p>
         <w:tbl>
           <w:tblPr>
-            <w:tblStyle w:val="Tabellenraster"/>
             <w:tblW w:w="0" w:type="auto"/>
+            <w:tblCellMar>
+              <w:top w:w="15" w:type="dxa"/>
+              <w:left w:w="15" w:type="dxa"/>
+              <w:bottom w:w="15" w:type="dxa"/>
+              <w:right w:w="15" w:type="dxa"/>
+            </w:tblCellMar>
             <w:tblLook w:val="04A0" w:firstRow="1" w:lastRow="0" w:firstColumn="1" w:lastColumn="0" w:noHBand="0" w:noVBand="1"/>
           </w:tblPr>
           <w:tblGrid>
-            <w:gridCol w:w="1271"/>
-            <w:gridCol w:w="7791"/>
+            <w:gridCol w:w="329"/>
+            <w:gridCol w:w="7588"/>
           </w:tblGrid>
           <w:tr>
+            <w:trPr>
+              <w:trHeight w:val="300"/>
+            </w:trPr>
             <w:tc>
               <w:tcPr>
-                <w:tcW w:w="1271" w:type="dxa"/>
+                <w:tcW w:w="0" w:type="auto"/>
+                <w:tcBorders>
+                  <w:top w:val="single" w:sz="8" w:space="0" w:color="000000"/>
+                  <w:left w:val="single" w:sz="8" w:space="0" w:color="000000"/>
+                  <w:bottom w:val="single" w:sz="8" w:space="0" w:color="000000"/>
+                  <w:right w:val="single" w:sz="8" w:space="0" w:color="000000"/>
+                </w:tcBorders>
+                <w:tcMar>
+                  <w:top w:w="0" w:type="dxa"/>
+                  <w:left w:w="100" w:type="dxa"/>
+                  <w:bottom w:w="0" w:type="dxa"/>
+                  <w:right w:w="100" w:type="dxa"/>
+                </w:tcMar>
+                <w:hideMark/>
               </w:tcPr>
               <w:p>
+                <w:pPr>
+                  <w:rPr>
+                    <w:lang w:val="en-DE"/>
+                  </w:rPr>
+                </w:pPr>
                 <w:r>
+                  <w:rPr>
+                    <w:lang w:val="en-DE"/>
+                  </w:rPr>
                   <w:t>1</w:t>
                 </w:r>
               </w:p>
             </w:tc>
             <w:tc>
               <w:tcPr>
-                <w:tcW w:w="7791" w:type="dxa"/>
+                <w:tcW w:w="0" w:type="auto"/>
+                <w:tcBorders>
+                  <w:top w:val="single" w:sz="8" w:space="0" w:color="000000"/>
+                  <w:left w:val="single" w:sz="8" w:space="0" w:color="000000"/>
+                  <w:bottom w:val="single" w:sz="8" w:space="0" w:color="000000"/>
+                  <w:right w:val="single" w:sz="8" w:space="0" w:color="000000"/>
+                </w:tcBorders>
+                <w:tcMar>
+                  <w:top w:w="0" w:type="dxa"/>
+                  <w:left w:w="100" w:type="dxa"/>
+                  <w:bottom w:w="0" w:type="dxa"/>
+                  <w:right w:w="100" w:type="dxa"/>
+                </w:tcMar>
+                <w:hideMark/>
               </w:tcPr>
               <w:p>
+                <w:pPr>
+                  <w:rPr>
+                    <w:lang w:val="en-DE"/>
+                  </w:rPr>
+                </w:pPr>
+                <w:proofErr w:type="spellStart"/>
                 <w:r>
-                  <w:t xml:space="preserve">Anzeige der Zeit, die der Spieler noch </w:t>
+                  <w:rPr>
+                    <w:lang w:val="en-DE"/>
+                  </w:rPr>
+                  <w:t>Anzeige</w:t>
                 </w:r>
-                <w:proofErr w:type="gramStart"/>
+                <w:proofErr w:type="spellEnd"/>
                 <w:r>
-                  <w:t>übrig hat</w:t>
+                  <w:rPr>
+                    <w:lang w:val="en-DE"/>
+                  </w:rPr>
+                  <w:t xml:space="preserve"> der Zeit, die der Spieler </w:t>
                 </w:r>
-                <w:proofErr w:type="gramEnd"/>
+                <w:proofErr w:type="spellStart"/>
                 <w:r>
+                  <w:rPr>
+                    <w:lang w:val="en-DE"/>
+                  </w:rPr>
+                  <w:t>noch</w:t>
+                </w:r>
+                <w:proofErr w:type="spellEnd"/>
+                <w:r>
+                  <w:rPr>
+                    <w:lang w:val="en-DE"/>
+                  </w:rPr>
+                  <w:t xml:space="preserve"> </w:t>
+                </w:r>
+                <w:proofErr w:type="spellStart"/>
+                <w:r>
+                  <w:rPr>
+                    <w:lang w:val="en-DE"/>
+                  </w:rPr>
+                  <w:t>übrig</w:t>
+                </w:r>
+                <w:proofErr w:type="spellEnd"/>
+                <w:r>
+                  <w:rPr>
+                    <w:lang w:val="en-DE"/>
+                  </w:rPr>
+                  <w:t xml:space="preserve"> hat.</w:t>
+                </w:r>
+              </w:p>
+            </w:tc>
+          </w:tr>
+          <w:tr>
+            <w:trPr>
+              <w:trHeight w:val="300"/>
+            </w:trPr>
+            <w:tc>
+              <w:tcPr>
+                <w:tcW w:w="0" w:type="auto"/>
+                <w:tcBorders>
+                  <w:top w:val="single" w:sz="8" w:space="0" w:color="000000"/>
+                  <w:left w:val="single" w:sz="8" w:space="0" w:color="000000"/>
+                  <w:bottom w:val="single" w:sz="8" w:space="0" w:color="000000"/>
+                  <w:right w:val="single" w:sz="8" w:space="0" w:color="000000"/>
+                </w:tcBorders>
+                <w:tcMar>
+                  <w:top w:w="0" w:type="dxa"/>
+                  <w:left w:w="100" w:type="dxa"/>
+                  <w:bottom w:w="0" w:type="dxa"/>
+                  <w:right w:w="100" w:type="dxa"/>
+                </w:tcMar>
+                <w:hideMark/>
+              </w:tcPr>
+              <w:p>
+                <w:pPr>
+                  <w:rPr>
+                    <w:lang w:val="en-DE"/>
+                  </w:rPr>
+                </w:pPr>
+                <w:r>
+                  <w:rPr>
+                    <w:lang w:val="en-DE"/>
+                  </w:rPr>
+                  <w:t>2</w:t>
+                </w:r>
+              </w:p>
+            </w:tc>
+            <w:tc>
+              <w:tcPr>
+                <w:tcW w:w="0" w:type="auto"/>
+                <w:tcBorders>
+                  <w:top w:val="single" w:sz="8" w:space="0" w:color="000000"/>
+                  <w:left w:val="single" w:sz="8" w:space="0" w:color="000000"/>
+                  <w:bottom w:val="single" w:sz="8" w:space="0" w:color="000000"/>
+                  <w:right w:val="single" w:sz="8" w:space="0" w:color="000000"/>
+                </w:tcBorders>
+                <w:tcMar>
+                  <w:top w:w="0" w:type="dxa"/>
+                  <w:left w:w="100" w:type="dxa"/>
+                  <w:bottom w:w="0" w:type="dxa"/>
+                  <w:right w:w="100" w:type="dxa"/>
+                </w:tcMar>
+                <w:hideMark/>
+              </w:tcPr>
+              <w:p>
+                <w:pPr>
+                  <w:rPr>
+                    <w:lang w:val="en-DE"/>
+                  </w:rPr>
+                </w:pPr>
+                <w:proofErr w:type="spellStart"/>
+                <w:r>
+                  <w:rPr>
+                    <w:lang w:val="en-DE"/>
+                  </w:rPr>
+                  <w:t>Welchen</w:t>
+                </w:r>
+                <w:proofErr w:type="spellEnd"/>
+                <w:r>
+                  <w:rPr>
+                    <w:lang w:val="en-DE"/>
+                  </w:rPr>
+                  <w:t xml:space="preserve"> </w:t>
+                </w:r>
+                <w:proofErr w:type="spellStart"/>
+                <w:r>
+                  <w:rPr>
+                    <w:lang w:val="en-DE"/>
+                  </w:rPr>
+                  <w:t>Gegenstand</w:t>
+                </w:r>
+                <w:proofErr w:type="spellEnd"/>
+                <w:r>
+                  <w:rPr>
+                    <w:lang w:val="en-DE"/>
+                  </w:rPr>
+                  <w:t xml:space="preserve"> der Spieler </w:t>
+                </w:r>
+                <w:proofErr w:type="spellStart"/>
+                <w:r>
+                  <w:rPr>
+                    <w:lang w:val="en-DE"/>
+                  </w:rPr>
+                  <w:t>gerade</w:t>
+                </w:r>
+                <w:proofErr w:type="spellEnd"/>
+                <w:r>
+                  <w:rPr>
+                    <w:lang w:val="en-DE"/>
+                  </w:rPr>
+                  <w:t xml:space="preserve"> Johnny </w:t>
+                </w:r>
+                <w:proofErr w:type="spellStart"/>
+                <w:r>
+                  <w:rPr>
+                    <w:lang w:val="en-DE"/>
+                  </w:rPr>
+                  <w:t>bringen</w:t>
+                </w:r>
+                <w:proofErr w:type="spellEnd"/>
+                <w:r>
+                  <w:rPr>
+                    <w:lang w:val="en-DE"/>
+                  </w:rPr>
+                  <w:t xml:space="preserve"> </w:t>
+                </w:r>
+                <w:proofErr w:type="spellStart"/>
+                <w:r>
+                  <w:rPr>
+                    <w:lang w:val="en-DE"/>
+                  </w:rPr>
+                  <w:t>soll</w:t>
+                </w:r>
+                <w:proofErr w:type="spellEnd"/>
+                <w:r>
+                  <w:rPr>
+                    <w:lang w:val="en-DE"/>
+                  </w:rPr>
                   <w:t>.</w:t>
                 </w:r>
               </w:p>
             </w:tc>
           </w:tr>
           <w:tr>
+            <w:trPr>
+              <w:trHeight w:val="300"/>
+            </w:trPr>
             <w:tc>
               <w:tcPr>
-                <w:tcW w:w="1271" w:type="dxa"/>
+                <w:tcW w:w="0" w:type="auto"/>
+                <w:tcBorders>
+                  <w:top w:val="single" w:sz="8" w:space="0" w:color="000000"/>
+                  <w:left w:val="single" w:sz="8" w:space="0" w:color="000000"/>
+                  <w:bottom w:val="single" w:sz="8" w:space="0" w:color="000000"/>
+                  <w:right w:val="single" w:sz="8" w:space="0" w:color="000000"/>
+                </w:tcBorders>
+                <w:tcMar>
+                  <w:top w:w="0" w:type="dxa"/>
+                  <w:left w:w="100" w:type="dxa"/>
+                  <w:bottom w:w="0" w:type="dxa"/>
+                  <w:right w:w="100" w:type="dxa"/>
+                </w:tcMar>
+                <w:hideMark/>
               </w:tcPr>
               <w:p>
+                <w:pPr>
+                  <w:rPr>
+                    <w:lang w:val="en-DE"/>
+                  </w:rPr>
+                </w:pPr>
                 <w:r>
-                  <w:t>2</w:t>
-                </w:r>
-              </w:p>
-            </w:tc>
-            <w:tc>
-              <w:tcPr>
-                <w:tcW w:w="7791" w:type="dxa"/>
-              </w:tcPr>
-              <w:p>
-                <w:r>
-                  <w:t>Welchen Gegenstand der Spieler gerade Johnny bringen soll.</w:t>
-                </w:r>
-              </w:p>
-            </w:tc>
-          </w:tr>
-          <w:tr>
-            <w:tc>
-              <w:tcPr>
-                <w:tcW w:w="1271" w:type="dxa"/>
-              </w:tcPr>
-              <w:p>
-                <w:r>
+                  <w:rPr>
+                    <w:lang w:val="en-DE"/>
+                  </w:rPr>
+                  <w:lastRenderedPageBreak/>
                   <w:t>3</w:t>
                 </w:r>
               </w:p>
             </w:tc>
             <w:tc>
               <w:tcPr>
-                <w:tcW w:w="7791" w:type="dxa"/>
+                <w:tcW w:w="0" w:type="auto"/>
+                <w:tcBorders>
+                  <w:top w:val="single" w:sz="8" w:space="0" w:color="000000"/>
+                  <w:left w:val="single" w:sz="8" w:space="0" w:color="000000"/>
+                  <w:bottom w:val="single" w:sz="8" w:space="0" w:color="000000"/>
+                  <w:right w:val="single" w:sz="8" w:space="0" w:color="000000"/>
+                </w:tcBorders>
+                <w:tcMar>
+                  <w:top w:w="0" w:type="dxa"/>
+                  <w:left w:w="100" w:type="dxa"/>
+                  <w:bottom w:w="0" w:type="dxa"/>
+                  <w:right w:w="100" w:type="dxa"/>
+                </w:tcMar>
+                <w:hideMark/>
               </w:tcPr>
               <w:p>
+                <w:pPr>
+                  <w:rPr>
+                    <w:lang w:val="en-DE"/>
+                  </w:rPr>
+                </w:pPr>
                 <w:r>
-                  <w:t>Der aktuelle Punktestand</w:t>
+                  <w:rPr>
+                    <w:lang w:val="en-DE"/>
+                  </w:rPr>
+                  <w:t xml:space="preserve">Der </w:t>
                 </w:r>
+                <w:proofErr w:type="spellStart"/>
+                <w:r>
+                  <w:rPr>
+                    <w:lang w:val="en-DE"/>
+                  </w:rPr>
+                  <w:t>aktuelle</w:t>
+                </w:r>
+                <w:proofErr w:type="spellEnd"/>
+                <w:r>
+                  <w:rPr>
+                    <w:lang w:val="en-DE"/>
+                  </w:rPr>
+                  <w:t xml:space="preserve"> </w:t>
+                </w:r>
+                <w:proofErr w:type="spellStart"/>
+                <w:r>
+                  <w:rPr>
+                    <w:lang w:val="en-DE"/>
+                  </w:rPr>
+                  <w:t>Punktestand</w:t>
+                </w:r>
+                <w:proofErr w:type="spellEnd"/>
               </w:p>
             </w:tc>
           </w:tr>
           <w:tr>
+            <w:trPr>
+              <w:trHeight w:val="585"/>
+            </w:trPr>
             <w:tc>
               <w:tcPr>
-                <w:tcW w:w="1271" w:type="dxa"/>
+                <w:tcW w:w="0" w:type="auto"/>
+                <w:tcBorders>
+                  <w:top w:val="single" w:sz="8" w:space="0" w:color="000000"/>
+                  <w:left w:val="single" w:sz="8" w:space="0" w:color="000000"/>
+                  <w:bottom w:val="single" w:sz="8" w:space="0" w:color="000000"/>
+                  <w:right w:val="single" w:sz="8" w:space="0" w:color="000000"/>
+                </w:tcBorders>
+                <w:tcMar>
+                  <w:top w:w="0" w:type="dxa"/>
+                  <w:left w:w="100" w:type="dxa"/>
+                  <w:bottom w:w="0" w:type="dxa"/>
+                  <w:right w:w="100" w:type="dxa"/>
+                </w:tcMar>
+                <w:hideMark/>
               </w:tcPr>
               <w:p>
+                <w:pPr>
+                  <w:rPr>
+                    <w:lang w:val="en-DE"/>
+                  </w:rPr>
+                </w:pPr>
                 <w:r>
+                  <w:rPr>
+                    <w:lang w:val="en-DE"/>
+                  </w:rPr>
                   <w:t>4</w:t>
                 </w:r>
               </w:p>
             </w:tc>
             <w:tc>
               <w:tcPr>
-                <w:tcW w:w="7791" w:type="dxa"/>
+                <w:tcW w:w="0" w:type="auto"/>
+                <w:tcBorders>
+                  <w:top w:val="single" w:sz="8" w:space="0" w:color="000000"/>
+                  <w:left w:val="single" w:sz="8" w:space="0" w:color="000000"/>
+                  <w:bottom w:val="single" w:sz="8" w:space="0" w:color="000000"/>
+                  <w:right w:val="single" w:sz="8" w:space="0" w:color="000000"/>
+                </w:tcBorders>
+                <w:tcMar>
+                  <w:top w:w="0" w:type="dxa"/>
+                  <w:left w:w="100" w:type="dxa"/>
+                  <w:bottom w:w="0" w:type="dxa"/>
+                  <w:right w:w="100" w:type="dxa"/>
+                </w:tcMar>
+                <w:hideMark/>
               </w:tcPr>
               <w:p>
+                <w:pPr>
+                  <w:rPr>
+                    <w:lang w:val="en-DE"/>
+                  </w:rPr>
+                </w:pPr>
                 <w:r>
-                  <w:t>Die Schwierigkeit mit Dropdown, so dass diese umgestellt werden kann.</w:t>
+                  <w:rPr>
+                    <w:lang w:val="en-DE"/>
+                  </w:rPr>
+                  <w:t xml:space="preserve">Die </w:t>
+                </w:r>
+                <w:proofErr w:type="spellStart"/>
+                <w:r>
+                  <w:rPr>
+                    <w:lang w:val="en-DE"/>
+                  </w:rPr>
+                  <w:t>Schwierigkeit</w:t>
+                </w:r>
+                <w:proofErr w:type="spellEnd"/>
+                <w:r>
+                  <w:rPr>
+                    <w:lang w:val="en-DE"/>
+                  </w:rPr>
+                  <w:t xml:space="preserve"> </w:t>
+                </w:r>
+                <w:proofErr w:type="spellStart"/>
+                <w:r>
+                  <w:rPr>
+                    <w:lang w:val="en-DE"/>
+                  </w:rPr>
+                  <w:t>mit</w:t>
+                </w:r>
+                <w:proofErr w:type="spellEnd"/>
+                <w:r>
+                  <w:rPr>
+                    <w:lang w:val="en-DE"/>
+                  </w:rPr>
+                  <w:t xml:space="preserve"> Dropdown, so </w:t>
+                </w:r>
+                <w:proofErr w:type="spellStart"/>
+                <w:r>
+                  <w:rPr>
+                    <w:lang w:val="en-DE"/>
+                  </w:rPr>
+                  <w:t>dass</w:t>
+                </w:r>
+                <w:proofErr w:type="spellEnd"/>
+                <w:r>
+                  <w:rPr>
+                    <w:lang w:val="en-DE"/>
+                  </w:rPr>
+                  <w:t xml:space="preserve"> </w:t>
+                </w:r>
+                <w:proofErr w:type="spellStart"/>
+                <w:r>
+                  <w:rPr>
+                    <w:lang w:val="en-DE"/>
+                  </w:rPr>
+                  <w:t>diese</w:t>
+                </w:r>
+                <w:proofErr w:type="spellEnd"/>
+                <w:r>
+                  <w:rPr>
+                    <w:lang w:val="en-DE"/>
+                  </w:rPr>
+                  <w:t xml:space="preserve"> </w:t>
+                </w:r>
+                <w:proofErr w:type="spellStart"/>
+                <w:r>
+                  <w:rPr>
+                    <w:lang w:val="en-DE"/>
+                  </w:rPr>
+                  <w:t>umgestellt</w:t>
+                </w:r>
+                <w:proofErr w:type="spellEnd"/>
+                <w:r>
+                  <w:rPr>
+                    <w:lang w:val="en-DE"/>
+                  </w:rPr>
+                  <w:t xml:space="preserve"> </w:t>
+                </w:r>
+                <w:proofErr w:type="spellStart"/>
+                <w:r>
+                  <w:rPr>
+                    <w:lang w:val="en-DE"/>
+                  </w:rPr>
+                  <w:t>werden</w:t>
+                </w:r>
+                <w:proofErr w:type="spellEnd"/>
+                <w:r>
+                  <w:rPr>
+                    <w:lang w:val="en-DE"/>
+                  </w:rPr>
+                  <w:t xml:space="preserve"> </w:t>
+                </w:r>
+                <w:proofErr w:type="spellStart"/>
+                <w:r>
+                  <w:rPr>
+                    <w:lang w:val="en-DE"/>
+                  </w:rPr>
+                  <w:t>kann</w:t>
+                </w:r>
+                <w:proofErr w:type="spellEnd"/>
+                <w:r>
+                  <w:rPr>
+                    <w:lang w:val="en-DE"/>
+                  </w:rPr>
+                  <w:t>.</w:t>
                 </w:r>
               </w:p>
             </w:tc>
           </w:tr>
           <w:tr>
+            <w:trPr>
+              <w:trHeight w:val="300"/>
+            </w:trPr>
             <w:tc>
               <w:tcPr>
-                <w:tcW w:w="1271" w:type="dxa"/>
+                <w:tcW w:w="0" w:type="auto"/>
+                <w:tcBorders>
+                  <w:top w:val="single" w:sz="8" w:space="0" w:color="000000"/>
+                  <w:left w:val="single" w:sz="8" w:space="0" w:color="000000"/>
+                  <w:bottom w:val="single" w:sz="8" w:space="0" w:color="000000"/>
+                  <w:right w:val="single" w:sz="8" w:space="0" w:color="000000"/>
+                </w:tcBorders>
+                <w:tcMar>
+                  <w:top w:w="0" w:type="dxa"/>
+                  <w:left w:w="100" w:type="dxa"/>
+                  <w:bottom w:w="0" w:type="dxa"/>
+                  <w:right w:w="100" w:type="dxa"/>
+                </w:tcMar>
+                <w:hideMark/>
               </w:tcPr>
               <w:p>
+                <w:pPr>
+                  <w:rPr>
+                    <w:lang w:val="en-DE"/>
+                  </w:rPr>
+                </w:pPr>
                 <w:r>
+                  <w:rPr>
+                    <w:lang w:val="en-DE"/>
+                  </w:rPr>
                   <w:t>5</w:t>
                 </w:r>
               </w:p>
             </w:tc>
             <w:tc>
               <w:tcPr>
-                <w:tcW w:w="7791" w:type="dxa"/>
+                <w:tcW w:w="0" w:type="auto"/>
+                <w:tcBorders>
+                  <w:top w:val="single" w:sz="8" w:space="0" w:color="000000"/>
+                  <w:left w:val="single" w:sz="8" w:space="0" w:color="000000"/>
+                  <w:bottom w:val="single" w:sz="8" w:space="0" w:color="000000"/>
+                  <w:right w:val="single" w:sz="8" w:space="0" w:color="000000"/>
+                </w:tcBorders>
+                <w:tcMar>
+                  <w:top w:w="0" w:type="dxa"/>
+                  <w:left w:w="100" w:type="dxa"/>
+                  <w:bottom w:w="0" w:type="dxa"/>
+                  <w:right w:w="100" w:type="dxa"/>
+                </w:tcMar>
+                <w:hideMark/>
               </w:tcPr>
               <w:p>
+                <w:pPr>
+                  <w:rPr>
+                    <w:lang w:val="en-DE"/>
+                  </w:rPr>
+                </w:pPr>
                 <w:r>
-                  <w:t xml:space="preserve">Ein „How </w:t>
+                  <w:rPr>
+                    <w:lang w:val="en-DE"/>
+                  </w:rPr>
+                  <w:t xml:space="preserve">Ein „How to </w:t>
+                </w:r>
+                <w:proofErr w:type="gramStart"/>
+                <w:r>
+                  <w:rPr>
+                    <w:lang w:val="en-DE"/>
+                  </w:rPr>
+                  <w:t>play“</w:t>
+                </w:r>
+                <w:proofErr w:type="gramEnd"/>
+                <w:r>
+                  <w:rPr>
+                    <w:lang w:val="en-DE"/>
+                  </w:rPr>
+                  <w:t>-Button und der „</w:t>
                 </w:r>
                 <w:proofErr w:type="spellStart"/>
                 <w:r>
-                  <w:t>to</w:t>
+                  <w:rPr>
+                    <w:lang w:val="en-DE"/>
+                  </w:rPr>
+                  <w:t>Zurück</w:t>
                 </w:r>
                 <w:proofErr w:type="spellEnd"/>
                 <w:r>
+                  <w:rPr>
+                    <w:lang w:val="en-DE"/>
+                  </w:rPr>
                   <w:t xml:space="preserve"> </w:t>
                 </w:r>
                 <w:proofErr w:type="spellStart"/>
                 <w:r>
-                  <w:t>play</w:t>
+                  <w:rPr>
+                    <w:lang w:val="en-DE"/>
+                  </w:rPr>
+                  <w:t>zum</w:t>
                 </w:r>
                 <w:proofErr w:type="spellEnd"/>
                 <w:r>
-                  <w:t>“-Button und der „Zurück zum Hauptmenu“-Button</w:t>
+                  <w:rPr>
+                    <w:lang w:val="en-DE"/>
+                  </w:rPr>
+                  <w:t xml:space="preserve"> </w:t>
+                </w:r>
+                <w:proofErr w:type="spellStart"/>
+                <w:proofErr w:type="gramStart"/>
+                <w:r>
+                  <w:rPr>
+                    <w:lang w:val="en-DE"/>
+                  </w:rPr>
+                  <w:t>Hauptmenü</w:t>
+                </w:r>
+                <w:proofErr w:type="spellEnd"/>
+                <w:r>
+                  <w:rPr>
+                    <w:lang w:val="en-DE"/>
+                  </w:rPr>
+                  <w:t>“</w:t>
+                </w:r>
+                <w:proofErr w:type="gramEnd"/>
+                <w:r>
+                  <w:rPr>
+                    <w:lang w:val="en-DE"/>
+                  </w:rPr>
+                  <w:t>-Button</w:t>
                 </w:r>
               </w:p>
             </w:tc>
           </w:tr>
         </w:tbl>
-        <w:p/>
         <w:p>
-          <w:r>
-            <w:rPr>
-              <w:rFonts w:asciiTheme="majorHAnsi" w:eastAsiaTheme="majorEastAsia" w:hAnsiTheme="majorHAnsi" w:cstheme="majorBidi"/>
-              <w:color w:val="0F4761" w:themeColor="accent1" w:themeShade="BF"/>
-              <w:sz w:val="32"/>
-              <w:szCs w:val="32"/>
+          <w:pPr>
+            <w:rPr>
+              <w:lang w:val="en-DE"/>
+            </w:rPr>
+          </w:pPr>
+          <w:proofErr w:type="spellStart"/>
+          <w:r>
+            <w:rPr>
+              <w:lang w:val="en-DE"/>
+            </w:rPr>
+            <w:t>Zusätzlich</w:t>
+          </w:r>
+          <w:proofErr w:type="spellEnd"/>
+          <w:r>
+            <w:rPr>
+              <w:lang w:val="en-DE"/>
+            </w:rPr>
+            <w:t xml:space="preserve"> </w:t>
+          </w:r>
+          <w:proofErr w:type="spellStart"/>
+          <w:r>
+            <w:rPr>
+              <w:lang w:val="en-DE"/>
+            </w:rPr>
+            <w:t>sieht</w:t>
+          </w:r>
+          <w:proofErr w:type="spellEnd"/>
+          <w:r>
+            <w:rPr>
+              <w:lang w:val="en-DE"/>
+            </w:rPr>
+            <w:t xml:space="preserve"> der Spieler </w:t>
+          </w:r>
+          <w:proofErr w:type="spellStart"/>
+          <w:r>
+            <w:rPr>
+              <w:lang w:val="en-DE"/>
+            </w:rPr>
+            <w:t>durch</w:t>
+          </w:r>
+          <w:proofErr w:type="spellEnd"/>
+          <w:r>
+            <w:rPr>
+              <w:lang w:val="en-DE"/>
+            </w:rPr>
+            <w:t xml:space="preserve"> die </w:t>
+          </w:r>
+          <w:proofErr w:type="spellStart"/>
+          <w:r>
+            <w:rPr>
+              <w:lang w:val="en-DE"/>
+            </w:rPr>
+            <w:t>Einblendung</w:t>
+          </w:r>
+          <w:proofErr w:type="spellEnd"/>
+          <w:r>
+            <w:rPr>
+              <w:lang w:val="en-DE"/>
+            </w:rPr>
+            <w:t xml:space="preserve"> des </w:t>
+          </w:r>
+          <w:proofErr w:type="spellStart"/>
+          <w:r>
+            <w:rPr>
+              <w:lang w:val="en-DE"/>
+            </w:rPr>
+            <w:t>umrahmten</w:t>
+          </w:r>
+          <w:proofErr w:type="spellEnd"/>
+          <w:r>
+            <w:rPr>
+              <w:lang w:val="en-DE"/>
+            </w:rPr>
+            <w:t xml:space="preserve"> „</w:t>
+          </w:r>
+          <w:proofErr w:type="gramStart"/>
+          <w:r>
+            <w:rPr>
+              <w:lang w:val="en-DE"/>
+            </w:rPr>
+            <w:t>S“</w:t>
+          </w:r>
+          <w:proofErr w:type="gramEnd"/>
+          <w:r>
+            <w:rPr>
+              <w:lang w:val="en-DE"/>
+            </w:rPr>
+            <w:t xml:space="preserve">-Symbols, </w:t>
+          </w:r>
+          <w:proofErr w:type="spellStart"/>
+          <w:r>
+            <w:rPr>
+              <w:lang w:val="en-DE"/>
+            </w:rPr>
+            <w:t>ob</w:t>
+          </w:r>
+          <w:proofErr w:type="spellEnd"/>
+          <w:r>
+            <w:rPr>
+              <w:lang w:val="en-DE"/>
+            </w:rPr>
+            <w:t xml:space="preserve"> und </w:t>
+          </w:r>
+          <w:proofErr w:type="spellStart"/>
+          <w:r>
+            <w:rPr>
+              <w:lang w:val="en-DE"/>
+            </w:rPr>
+            <w:t>mit</w:t>
+          </w:r>
+          <w:proofErr w:type="spellEnd"/>
+          <w:r>
+            <w:rPr>
+              <w:lang w:val="en-DE"/>
+            </w:rPr>
+            <w:t xml:space="preserve"> </w:t>
+          </w:r>
+          <w:proofErr w:type="spellStart"/>
+          <w:r>
+            <w:rPr>
+              <w:lang w:val="en-DE"/>
+            </w:rPr>
+            <w:t>welchem</w:t>
+          </w:r>
+          <w:proofErr w:type="spellEnd"/>
+          <w:r>
+            <w:rPr>
+              <w:lang w:val="en-DE"/>
+            </w:rPr>
+            <w:t xml:space="preserve"> </w:t>
+          </w:r>
+          <w:proofErr w:type="spellStart"/>
+          <w:r>
+            <w:rPr>
+              <w:lang w:val="en-DE"/>
+            </w:rPr>
+            <w:t>Gegenstand</w:t>
+          </w:r>
+          <w:proofErr w:type="spellEnd"/>
+          <w:r>
+            <w:rPr>
+              <w:lang w:val="en-DE"/>
+            </w:rPr>
+            <w:t xml:space="preserve"> er in </w:t>
+          </w:r>
+          <w:proofErr w:type="spellStart"/>
+          <w:r>
+            <w:rPr>
+              <w:lang w:val="en-DE"/>
+            </w:rPr>
+            <w:t>diesem</w:t>
+          </w:r>
+          <w:proofErr w:type="spellEnd"/>
+          <w:r>
+            <w:rPr>
+              <w:lang w:val="en-DE"/>
+            </w:rPr>
+            <w:t xml:space="preserve"> Moment </w:t>
+          </w:r>
+          <w:proofErr w:type="spellStart"/>
+          <w:r>
+            <w:rPr>
+              <w:lang w:val="en-DE"/>
+            </w:rPr>
+            <w:t>interagieren</w:t>
+          </w:r>
+          <w:proofErr w:type="spellEnd"/>
+          <w:r>
+            <w:rPr>
+              <w:lang w:val="en-DE"/>
+            </w:rPr>
+            <w:t xml:space="preserve"> </w:t>
+          </w:r>
+          <w:proofErr w:type="spellStart"/>
+          <w:r>
+            <w:rPr>
+              <w:lang w:val="en-DE"/>
+            </w:rPr>
+            <w:t>kann</w:t>
+          </w:r>
+          <w:proofErr w:type="spellEnd"/>
+          <w:r>
+            <w:rPr>
+              <w:lang w:val="en-DE"/>
+            </w:rPr>
+            <w:t>:</w:t>
+          </w:r>
+        </w:p>
+        <w:p>
+          <w:pPr>
+            <w:rPr>
+              <w:lang w:val="en-DE"/>
+            </w:rPr>
+          </w:pPr>
+          <w:r>
+            <w:rPr>
+              <w:lang w:val="en-DE"/>
             </w:rPr>
             <w:drawing>
-              <wp:anchor distT="0" distB="0" distL="114300" distR="114300" simplePos="0" relativeHeight="251660288" behindDoc="0" locked="0" layoutInCell="1" allowOverlap="1" wp14:anchorId="5B8E28B3" wp14:editId="35187A5F">
-                <wp:simplePos x="0" y="0"/>
-                <wp:positionH relativeFrom="margin">
-                  <wp:align>left</wp:align>
-                </wp:positionH>
-                <wp:positionV relativeFrom="paragraph">
-                  <wp:posOffset>524510</wp:posOffset>
-                </wp:positionV>
-                <wp:extent cx="1733550" cy="2066290"/>
-                <wp:effectExtent l="0" t="0" r="0" b="0"/>
-                <wp:wrapTopAndBottom/>
-                <wp:docPr id="1407566965" name="Grafik 1"/>
+              <wp:inline distT="0" distB="0" distL="0" distR="0" wp14:anchorId="67AAF41B" wp14:editId="1E93265C">
+                <wp:extent cx="1438275" cy="2219325"/>
+                <wp:effectExtent l="0" t="0" r="9525" b="9525"/>
+                <wp:docPr id="450287270" name="Picture 11"/>
                 <wp:cNvGraphicFramePr>
                   <a:graphicFrameLocks xmlns:a="http://schemas.openxmlformats.org/drawingml/2006/main" noChangeAspect="1"/>
                 </wp:cNvGraphicFramePr>
@@ -926,8 +3023,10 @@
                   <a:graphicData uri="http://schemas.openxmlformats.org/drawingml/2006/picture">
                     <pic:pic xmlns:pic="http://schemas.openxmlformats.org/drawingml/2006/picture">
                       <pic:nvPicPr>
-                        <pic:cNvPr id="1407566965" name=""/>
-                        <pic:cNvPicPr/>
+                        <pic:cNvPr id="0" name="Picture 46"/>
+                        <pic:cNvPicPr>
+                          <a:picLocks noChangeAspect="1" noChangeArrowheads="1"/>
+                        </pic:cNvPicPr>
                       </pic:nvPicPr>
                       <pic:blipFill>
                         <a:blip r:embed="rId6">
@@ -937,33 +3036,35 @@
                             </a:ext>
                           </a:extLst>
                         </a:blip>
+                        <a:srcRect/>
                         <a:stretch>
                           <a:fillRect/>
                         </a:stretch>
                       </pic:blipFill>
-                      <pic:spPr>
+                      <pic:spPr bwMode="auto">
                         <a:xfrm>
                           <a:off x="0" y="0"/>
-                          <a:ext cx="1733550" cy="2066290"/>
+                          <a:ext cx="1438275" cy="2219325"/>
                         </a:xfrm>
                         <a:prstGeom prst="rect">
                           <a:avLst/>
                         </a:prstGeom>
+                        <a:noFill/>
+                        <a:ln>
+                          <a:noFill/>
+                        </a:ln>
                       </pic:spPr>
                     </pic:pic>
                   </a:graphicData>
                 </a:graphic>
-                <wp14:sizeRelH relativeFrom="margin">
-                  <wp14:pctWidth>0</wp14:pctWidth>
-                </wp14:sizeRelH>
-                <wp14:sizeRelV relativeFrom="margin">
-                  <wp14:pctHeight>0</wp14:pctHeight>
-                </wp14:sizeRelV>
-              </wp:anchor>
+              </wp:inline>
             </w:drawing>
           </w:r>
           <w:r>
-            <w:t>Zusätzlich sieht der Spieler durch die Einblendung des „S“-Buttons, mit welchem Gegenstand er in diesem Moment interagieren kann:</w:t>
+            <w:rPr>
+              <w:lang w:val="en-DE"/>
+            </w:rPr>
+            <w:t> </w:t>
           </w:r>
         </w:p>
         <w:p>
@@ -985,43 +3086,1081 @@
               <w:szCs w:val="32"/>
             </w:rPr>
           </w:pPr>
-        </w:p>
-        <w:p>
-          <w:pPr>
+          <w:r>
             <w:rPr>
               <w:rFonts w:asciiTheme="majorHAnsi" w:eastAsiaTheme="majorEastAsia" w:hAnsiTheme="majorHAnsi" w:cstheme="majorBidi"/>
               <w:color w:val="0F4761" w:themeColor="accent1" w:themeShade="BF"/>
               <w:sz w:val="32"/>
               <w:szCs w:val="32"/>
             </w:rPr>
+            <w:t>Menus</w:t>
+          </w:r>
+        </w:p>
+        <w:p>
+          <w:pPr>
+            <w:rPr>
+              <w:lang w:val="en-DE"/>
+            </w:rPr>
           </w:pPr>
           <w:r>
+            <w:rPr>
+              <w:lang w:val="en-DE"/>
+            </w:rPr>
+            <w:t xml:space="preserve">Das </w:t>
+          </w:r>
+          <w:proofErr w:type="spellStart"/>
+          <w:r>
+            <w:rPr>
+              <w:lang w:val="en-DE"/>
+            </w:rPr>
+            <w:t>Hauptmenü</w:t>
+          </w:r>
+          <w:proofErr w:type="spellEnd"/>
+          <w:r>
+            <w:rPr>
+              <w:lang w:val="en-DE"/>
+            </w:rPr>
+            <w:t xml:space="preserve"> </w:t>
+          </w:r>
+          <w:proofErr w:type="spellStart"/>
+          <w:r>
+            <w:rPr>
+              <w:lang w:val="en-DE"/>
+            </w:rPr>
+            <w:t>enthält</w:t>
+          </w:r>
+          <w:proofErr w:type="spellEnd"/>
+          <w:r>
+            <w:rPr>
+              <w:lang w:val="en-DE"/>
+            </w:rPr>
+            <w:t xml:space="preserve"> </w:t>
+          </w:r>
+          <w:proofErr w:type="spellStart"/>
+          <w:r>
+            <w:rPr>
+              <w:lang w:val="en-DE"/>
+            </w:rPr>
+            <w:t>fünf</w:t>
+          </w:r>
+          <w:proofErr w:type="spellEnd"/>
+          <w:r>
+            <w:rPr>
+              <w:lang w:val="en-DE"/>
+            </w:rPr>
+            <w:t xml:space="preserve"> Buttons, </w:t>
+          </w:r>
+          <w:proofErr w:type="spellStart"/>
+          <w:r>
+            <w:rPr>
+              <w:lang w:val="en-DE"/>
+            </w:rPr>
+            <w:t>mit</w:t>
+          </w:r>
+          <w:proofErr w:type="spellEnd"/>
+          <w:r>
+            <w:rPr>
+              <w:lang w:val="en-DE"/>
+            </w:rPr>
+            <w:t xml:space="preserve"> </w:t>
+          </w:r>
+          <w:proofErr w:type="spellStart"/>
+          <w:r>
+            <w:rPr>
+              <w:lang w:val="en-DE"/>
+            </w:rPr>
+            <w:t>denen</w:t>
+          </w:r>
+          <w:proofErr w:type="spellEnd"/>
+          <w:r>
+            <w:rPr>
+              <w:lang w:val="en-DE"/>
+            </w:rPr>
+            <w:t xml:space="preserve"> der Spieler 1. Die </w:t>
+          </w:r>
+          <w:proofErr w:type="spellStart"/>
+          <w:r>
+            <w:rPr>
+              <w:lang w:val="en-DE"/>
+            </w:rPr>
+            <w:t>Schwierigkeit</w:t>
+          </w:r>
+          <w:proofErr w:type="spellEnd"/>
+          <w:r>
+            <w:rPr>
+              <w:lang w:val="en-DE"/>
+            </w:rPr>
+            <w:t xml:space="preserve"> des Spiels </w:t>
+          </w:r>
+          <w:proofErr w:type="spellStart"/>
+          <w:r>
+            <w:rPr>
+              <w:lang w:val="en-DE"/>
+            </w:rPr>
+            <w:t>festlegen</w:t>
+          </w:r>
+          <w:proofErr w:type="spellEnd"/>
+          <w:r>
+            <w:rPr>
+              <w:lang w:val="en-DE"/>
+            </w:rPr>
+            <w:t xml:space="preserve">, 2. das Spiel </w:t>
+          </w:r>
+          <w:proofErr w:type="spellStart"/>
+          <w:r>
+            <w:rPr>
+              <w:lang w:val="en-DE"/>
+            </w:rPr>
+            <w:t>starten</w:t>
+          </w:r>
+          <w:proofErr w:type="spellEnd"/>
+          <w:r>
+            <w:rPr>
+              <w:lang w:val="en-DE"/>
+            </w:rPr>
+            <w:t xml:space="preserve">, 3. </w:t>
+          </w:r>
+          <w:proofErr w:type="spellStart"/>
+          <w:r>
+            <w:rPr>
+              <w:lang w:val="en-DE"/>
+            </w:rPr>
+            <w:t>lernen</w:t>
+          </w:r>
+          <w:proofErr w:type="spellEnd"/>
+          <w:r>
+            <w:rPr>
+              <w:lang w:val="en-DE"/>
+            </w:rPr>
+            <w:t xml:space="preserve">, </w:t>
+          </w:r>
+          <w:proofErr w:type="spellStart"/>
+          <w:r>
+            <w:rPr>
+              <w:lang w:val="en-DE"/>
+            </w:rPr>
+            <w:t>wie</w:t>
+          </w:r>
+          <w:proofErr w:type="spellEnd"/>
+          <w:r>
+            <w:rPr>
+              <w:lang w:val="en-DE"/>
+            </w:rPr>
+            <w:t xml:space="preserve"> man das Spiel </w:t>
+          </w:r>
+          <w:proofErr w:type="spellStart"/>
+          <w:r>
+            <w:rPr>
+              <w:lang w:val="en-DE"/>
+            </w:rPr>
+            <w:t>spielen</w:t>
+          </w:r>
+          <w:proofErr w:type="spellEnd"/>
+          <w:r>
+            <w:rPr>
+              <w:lang w:val="en-DE"/>
+            </w:rPr>
+            <w:t xml:space="preserve"> </w:t>
+          </w:r>
+          <w:proofErr w:type="spellStart"/>
+          <w:r>
+            <w:rPr>
+              <w:lang w:val="en-DE"/>
+            </w:rPr>
+            <w:t>soll</w:t>
+          </w:r>
+          <w:proofErr w:type="spellEnd"/>
+          <w:r>
+            <w:rPr>
+              <w:lang w:val="en-DE"/>
+            </w:rPr>
+            <w:t xml:space="preserve">, 4. das </w:t>
+          </w:r>
+          <w:proofErr w:type="spellStart"/>
+          <w:r>
+            <w:rPr>
+              <w:lang w:val="en-DE"/>
+            </w:rPr>
+            <w:t>Einstellungsmenü</w:t>
+          </w:r>
+          <w:proofErr w:type="spellEnd"/>
+          <w:r>
+            <w:rPr>
+              <w:lang w:val="en-DE"/>
+            </w:rPr>
+            <w:t xml:space="preserve"> </w:t>
+          </w:r>
+          <w:proofErr w:type="spellStart"/>
+          <w:r>
+            <w:rPr>
+              <w:lang w:val="en-DE"/>
+            </w:rPr>
+            <w:t>aufrufen</w:t>
+          </w:r>
+          <w:proofErr w:type="spellEnd"/>
+          <w:r>
+            <w:rPr>
+              <w:lang w:val="en-DE"/>
+            </w:rPr>
+            <w:t xml:space="preserve"> und 5. </w:t>
+          </w:r>
+          <w:proofErr w:type="spellStart"/>
+          <w:r>
+            <w:rPr>
+              <w:lang w:val="en-DE"/>
+            </w:rPr>
+            <w:t>Sich</w:t>
+          </w:r>
+          <w:proofErr w:type="spellEnd"/>
+          <w:r>
+            <w:rPr>
+              <w:lang w:val="en-DE"/>
+            </w:rPr>
+            <w:t xml:space="preserve"> die Credits </w:t>
+          </w:r>
+          <w:proofErr w:type="spellStart"/>
+          <w:r>
+            <w:rPr>
+              <w:lang w:val="en-DE"/>
+            </w:rPr>
+            <w:t>anzeigen</w:t>
+          </w:r>
+          <w:proofErr w:type="spellEnd"/>
+          <w:r>
+            <w:rPr>
+              <w:lang w:val="en-DE"/>
+            </w:rPr>
+            <w:t xml:space="preserve"> </w:t>
+          </w:r>
+          <w:proofErr w:type="spellStart"/>
+          <w:r>
+            <w:rPr>
+              <w:lang w:val="en-DE"/>
+            </w:rPr>
+            <w:t>lassen</w:t>
+          </w:r>
+          <w:proofErr w:type="spellEnd"/>
+          <w:r>
+            <w:rPr>
+              <w:lang w:val="en-DE"/>
+            </w:rPr>
+            <w:t xml:space="preserve"> </w:t>
+          </w:r>
+          <w:proofErr w:type="spellStart"/>
+          <w:r>
+            <w:rPr>
+              <w:lang w:val="en-DE"/>
+            </w:rPr>
+            <w:t>kann</w:t>
+          </w:r>
+          <w:proofErr w:type="spellEnd"/>
+          <w:r>
+            <w:rPr>
+              <w:lang w:val="en-DE"/>
+            </w:rPr>
+            <w:t>.</w:t>
+          </w:r>
+          <w:r>
+            <w:rPr>
+              <w:lang w:val="en-DE"/>
+            </w:rPr>
+            <w:br/>
+          </w:r>
+          <w:proofErr w:type="spellStart"/>
+          <w:r>
+            <w:rPr>
+              <w:lang w:val="en-DE"/>
+            </w:rPr>
+            <w:t>Im</w:t>
+          </w:r>
+          <w:proofErr w:type="spellEnd"/>
+          <w:r>
+            <w:rPr>
+              <w:lang w:val="en-DE"/>
+            </w:rPr>
+            <w:t xml:space="preserve"> </w:t>
+          </w:r>
+          <w:proofErr w:type="spellStart"/>
+          <w:r>
+            <w:rPr>
+              <w:lang w:val="en-DE"/>
+            </w:rPr>
+            <w:t>Einstellungsmenü</w:t>
+          </w:r>
+          <w:proofErr w:type="spellEnd"/>
+          <w:r>
+            <w:rPr>
+              <w:lang w:val="en-DE"/>
+            </w:rPr>
+            <w:t xml:space="preserve"> </w:t>
+          </w:r>
+          <w:proofErr w:type="spellStart"/>
+          <w:r>
+            <w:rPr>
+              <w:lang w:val="en-DE"/>
+            </w:rPr>
+            <w:t>kann</w:t>
+          </w:r>
+          <w:proofErr w:type="spellEnd"/>
+          <w:r>
+            <w:rPr>
+              <w:lang w:val="en-DE"/>
+            </w:rPr>
+            <w:t xml:space="preserve"> der Spieler die </w:t>
+          </w:r>
+          <w:proofErr w:type="spellStart"/>
+          <w:r>
+            <w:rPr>
+              <w:lang w:val="en-DE"/>
+            </w:rPr>
+            <w:t>Lautstärke</w:t>
+          </w:r>
+          <w:proofErr w:type="spellEnd"/>
+          <w:r>
+            <w:rPr>
+              <w:lang w:val="en-DE"/>
+            </w:rPr>
+            <w:t xml:space="preserve"> des Spiels </w:t>
+          </w:r>
+          <w:proofErr w:type="spellStart"/>
+          <w:r>
+            <w:rPr>
+              <w:lang w:val="en-DE"/>
+            </w:rPr>
+            <w:t>konfigurieren</w:t>
+          </w:r>
+          <w:proofErr w:type="spellEnd"/>
+          <w:r>
+            <w:rPr>
+              <w:lang w:val="en-DE"/>
+            </w:rPr>
+            <w:t>.</w:t>
+          </w:r>
+        </w:p>
+        <w:p>
+          <w:pPr>
+            <w:rPr>
+              <w:lang w:val="en-DE"/>
+            </w:rPr>
+          </w:pPr>
+        </w:p>
+        <w:p>
+          <w:pPr>
             <w:rPr>
               <w:rFonts w:asciiTheme="majorHAnsi" w:eastAsiaTheme="majorEastAsia" w:hAnsiTheme="majorHAnsi" w:cstheme="majorBidi"/>
               <w:color w:val="0F4761" w:themeColor="accent1" w:themeShade="BF"/>
               <w:sz w:val="32"/>
               <w:szCs w:val="32"/>
             </w:rPr>
-            <w:t>Menus</w:t>
-          </w:r>
-        </w:p>
-        <w:p>
-          <w:r>
-            <w:t>Das Hauptmenu hat drei Buttons, mit denen der Spieler 1. Die Schwierigkeit des Spiels festlegen, 2. das Spiel starten 3. lernen, wie man das Spiel spielen soll und 4. das Einstellungsmenu aufrufen kann.</w:t>
-          </w:r>
-          <w:r>
-            <w:br/>
-            <w:t>Im Einstellungsmenu kann der Spieler die Lautstärke des Spiels konfigurieren.</w:t>
-          </w:r>
-        </w:p>
-        <w:p>
-          <w:pPr>
+          </w:pPr>
+          <w:r>
             <w:rPr>
               <w:rFonts w:asciiTheme="majorHAnsi" w:eastAsiaTheme="majorEastAsia" w:hAnsiTheme="majorHAnsi" w:cstheme="majorBidi"/>
               <w:color w:val="0F4761" w:themeColor="accent1" w:themeShade="BF"/>
               <w:sz w:val="32"/>
               <w:szCs w:val="32"/>
             </w:rPr>
+            <w:t>K</w:t>
+          </w:r>
+          <w:r>
+            <w:rPr>
+              <w:rFonts w:asciiTheme="majorHAnsi" w:eastAsiaTheme="majorEastAsia" w:hAnsiTheme="majorHAnsi" w:cstheme="majorBidi"/>
+              <w:color w:val="0F4761" w:themeColor="accent1" w:themeShade="BF"/>
+              <w:sz w:val="32"/>
+              <w:szCs w:val="32"/>
+            </w:rPr>
+            <w:t>amera</w:t>
+          </w:r>
+        </w:p>
+        <w:p>
+          <w:pPr>
+            <w:rPr>
+              <w:lang w:val="en-DE"/>
+            </w:rPr>
+          </w:pPr>
+          <w:r>
+            <w:rPr>
+              <w:lang w:val="en-DE"/>
+            </w:rPr>
+            <w:t xml:space="preserve">Die Kamera </w:t>
+          </w:r>
+          <w:proofErr w:type="spellStart"/>
+          <w:r>
+            <w:rPr>
+              <w:lang w:val="en-DE"/>
+            </w:rPr>
+            <w:t>zeigt</w:t>
+          </w:r>
+          <w:proofErr w:type="spellEnd"/>
+          <w:r>
+            <w:rPr>
+              <w:lang w:val="en-DE"/>
+            </w:rPr>
+            <w:t xml:space="preserve"> </w:t>
+          </w:r>
+          <w:proofErr w:type="spellStart"/>
+          <w:r>
+            <w:rPr>
+              <w:lang w:val="en-DE"/>
+            </w:rPr>
+            <w:t>eine</w:t>
+          </w:r>
+          <w:proofErr w:type="spellEnd"/>
+          <w:r>
+            <w:rPr>
+              <w:lang w:val="en-DE"/>
+            </w:rPr>
+            <w:t xml:space="preserve"> </w:t>
+          </w:r>
+          <w:proofErr w:type="spellStart"/>
+          <w:r>
+            <w:rPr>
+              <w:lang w:val="en-DE"/>
+            </w:rPr>
+            <w:t>statische</w:t>
+          </w:r>
+          <w:proofErr w:type="spellEnd"/>
+          <w:r>
+            <w:rPr>
+              <w:lang w:val="en-DE"/>
+            </w:rPr>
+            <w:t xml:space="preserve"> </w:t>
+          </w:r>
+          <w:proofErr w:type="spellStart"/>
+          <w:r>
+            <w:rPr>
+              <w:lang w:val="en-DE"/>
+            </w:rPr>
+            <w:t>Ansicht</w:t>
+          </w:r>
+          <w:proofErr w:type="spellEnd"/>
+          <w:r>
+            <w:rPr>
+              <w:lang w:val="en-DE"/>
+            </w:rPr>
+            <w:t xml:space="preserve"> auf die </w:t>
+          </w:r>
+          <w:proofErr w:type="spellStart"/>
+          <w:r>
+            <w:rPr>
+              <w:lang w:val="en-DE"/>
+            </w:rPr>
+            <w:t>gesamte</w:t>
+          </w:r>
+          <w:proofErr w:type="spellEnd"/>
+          <w:r>
+            <w:rPr>
+              <w:lang w:val="en-DE"/>
+            </w:rPr>
+            <w:t xml:space="preserve"> </w:t>
+          </w:r>
+          <w:proofErr w:type="spellStart"/>
+          <w:r>
+            <w:rPr>
+              <w:lang w:val="en-DE"/>
+            </w:rPr>
+            <w:t>Spielszene</w:t>
+          </w:r>
+          <w:proofErr w:type="spellEnd"/>
+          <w:r>
+            <w:rPr>
+              <w:lang w:val="en-DE"/>
+            </w:rPr>
+            <w:t xml:space="preserve"> und </w:t>
+          </w:r>
+          <w:proofErr w:type="spellStart"/>
+          <w:r>
+            <w:rPr>
+              <w:lang w:val="en-DE"/>
+            </w:rPr>
+            <w:t>kann</w:t>
+          </w:r>
+          <w:proofErr w:type="spellEnd"/>
+          <w:r>
+            <w:rPr>
+              <w:lang w:val="en-DE"/>
+            </w:rPr>
+            <w:t xml:space="preserve"> nicht </w:t>
+          </w:r>
+          <w:proofErr w:type="spellStart"/>
+          <w:r>
+            <w:rPr>
+              <w:lang w:val="en-DE"/>
+            </w:rPr>
+            <w:t>bewegt</w:t>
+          </w:r>
+          <w:proofErr w:type="spellEnd"/>
+          <w:r>
+            <w:rPr>
+              <w:lang w:val="en-DE"/>
+            </w:rPr>
+            <w:t xml:space="preserve"> </w:t>
+          </w:r>
+          <w:proofErr w:type="spellStart"/>
+          <w:r>
+            <w:rPr>
+              <w:lang w:val="en-DE"/>
+            </w:rPr>
+            <w:t>werden</w:t>
+          </w:r>
+          <w:proofErr w:type="spellEnd"/>
+          <w:r>
+            <w:rPr>
+              <w:lang w:val="en-DE"/>
+            </w:rPr>
+            <w:t xml:space="preserve">. Sie </w:t>
+          </w:r>
+          <w:proofErr w:type="spellStart"/>
+          <w:r>
+            <w:rPr>
+              <w:lang w:val="en-DE"/>
+            </w:rPr>
+            <w:t>ermöglicht</w:t>
+          </w:r>
+          <w:proofErr w:type="spellEnd"/>
+          <w:r>
+            <w:rPr>
+              <w:lang w:val="en-DE"/>
+            </w:rPr>
+            <w:t xml:space="preserve"> es dem Spieler, immer den </w:t>
+          </w:r>
+          <w:proofErr w:type="spellStart"/>
+          <w:r>
+            <w:rPr>
+              <w:lang w:val="en-DE"/>
+            </w:rPr>
+            <w:t>Überblick</w:t>
+          </w:r>
+          <w:proofErr w:type="spellEnd"/>
+          <w:r>
+            <w:rPr>
+              <w:lang w:val="en-DE"/>
+            </w:rPr>
+            <w:t xml:space="preserve"> </w:t>
+          </w:r>
+          <w:proofErr w:type="spellStart"/>
+          <w:r>
+            <w:rPr>
+              <w:lang w:val="en-DE"/>
+            </w:rPr>
+            <w:t>über</w:t>
+          </w:r>
+          <w:proofErr w:type="spellEnd"/>
+          <w:r>
+            <w:rPr>
+              <w:lang w:val="en-DE"/>
+            </w:rPr>
+            <w:t xml:space="preserve"> die </w:t>
+          </w:r>
+          <w:proofErr w:type="spellStart"/>
+          <w:r>
+            <w:rPr>
+              <w:lang w:val="en-DE"/>
+            </w:rPr>
+            <w:t>gesamte</w:t>
+          </w:r>
+          <w:proofErr w:type="spellEnd"/>
+          <w:r>
+            <w:rPr>
+              <w:lang w:val="en-DE"/>
+            </w:rPr>
+            <w:t xml:space="preserve"> </w:t>
+          </w:r>
+          <w:proofErr w:type="spellStart"/>
+          <w:r>
+            <w:rPr>
+              <w:lang w:val="en-DE"/>
+            </w:rPr>
+            <w:t>Szene</w:t>
+          </w:r>
+          <w:proofErr w:type="spellEnd"/>
+          <w:r>
+            <w:rPr>
+              <w:lang w:val="en-DE"/>
+            </w:rPr>
+            <w:t xml:space="preserve"> </w:t>
+          </w:r>
+          <w:proofErr w:type="spellStart"/>
+          <w:r>
+            <w:rPr>
+              <w:lang w:val="en-DE"/>
+            </w:rPr>
+            <w:t>zu</w:t>
+          </w:r>
+          <w:proofErr w:type="spellEnd"/>
+          <w:r>
+            <w:rPr>
+              <w:lang w:val="en-DE"/>
+            </w:rPr>
+            <w:t xml:space="preserve"> </w:t>
+          </w:r>
+          <w:proofErr w:type="spellStart"/>
+          <w:r>
+            <w:rPr>
+              <w:lang w:val="en-DE"/>
+            </w:rPr>
+            <w:t>behalten</w:t>
+          </w:r>
+          <w:proofErr w:type="spellEnd"/>
+          <w:r>
+            <w:rPr>
+              <w:lang w:val="en-DE"/>
+            </w:rPr>
+            <w:t>.</w:t>
+          </w:r>
+        </w:p>
+        <w:p/>
+        <w:p>
+          <w:pPr>
+            <w:rPr>
+              <w:rFonts w:asciiTheme="majorHAnsi" w:eastAsiaTheme="majorEastAsia" w:hAnsiTheme="majorHAnsi" w:cstheme="majorBidi"/>
+              <w:color w:val="0F4761" w:themeColor="accent1" w:themeShade="BF"/>
+              <w:sz w:val="32"/>
+              <w:szCs w:val="32"/>
+            </w:rPr>
+          </w:pPr>
+          <w:r>
+            <w:rPr>
+              <w:rFonts w:asciiTheme="majorHAnsi" w:eastAsiaTheme="majorEastAsia" w:hAnsiTheme="majorHAnsi" w:cstheme="majorBidi"/>
+              <w:color w:val="0F4761" w:themeColor="accent1" w:themeShade="BF"/>
+              <w:sz w:val="32"/>
+              <w:szCs w:val="32"/>
+            </w:rPr>
+            <w:t>Controls</w:t>
+          </w:r>
+        </w:p>
+        <w:p>
+          <w:pPr>
+            <w:rPr>
+              <w:lang w:val="en-DE"/>
+            </w:rPr>
+          </w:pPr>
+          <w:r>
+            <w:rPr>
+              <w:lang w:val="en-DE"/>
+            </w:rPr>
+            <w:t xml:space="preserve">Die </w:t>
+          </w:r>
+          <w:proofErr w:type="spellStart"/>
+          <w:r>
+            <w:rPr>
+              <w:lang w:val="en-DE"/>
+            </w:rPr>
+            <w:t>genutzten</w:t>
+          </w:r>
+          <w:proofErr w:type="spellEnd"/>
+          <w:r>
+            <w:rPr>
+              <w:lang w:val="en-DE"/>
+            </w:rPr>
+            <w:t xml:space="preserve"> </w:t>
+          </w:r>
+          <w:proofErr w:type="spellStart"/>
+          <w:r>
+            <w:rPr>
+              <w:lang w:val="en-DE"/>
+            </w:rPr>
+            <w:t>Eingaben</w:t>
+          </w:r>
+          <w:proofErr w:type="spellEnd"/>
+          <w:r>
+            <w:rPr>
+              <w:lang w:val="en-DE"/>
+            </w:rPr>
+            <w:t xml:space="preserve"> </w:t>
+          </w:r>
+          <w:proofErr w:type="spellStart"/>
+          <w:r>
+            <w:rPr>
+              <w:lang w:val="en-DE"/>
+            </w:rPr>
+            <w:t>sind</w:t>
+          </w:r>
+          <w:proofErr w:type="spellEnd"/>
+          <w:r>
+            <w:rPr>
+              <w:lang w:val="en-DE"/>
+            </w:rPr>
+            <w:t xml:space="preserve"> die Standard Presets von Godot, </w:t>
+          </w:r>
+          <w:proofErr w:type="spellStart"/>
+          <w:r>
+            <w:rPr>
+              <w:lang w:val="en-DE"/>
+            </w:rPr>
+            <w:t>alternativ</w:t>
+          </w:r>
+          <w:proofErr w:type="spellEnd"/>
+          <w:r>
+            <w:rPr>
+              <w:lang w:val="en-DE"/>
+            </w:rPr>
+            <w:t xml:space="preserve"> “A” und “D” </w:t>
+          </w:r>
+          <w:proofErr w:type="spellStart"/>
+          <w:r>
+            <w:rPr>
+              <w:lang w:val="en-DE"/>
+            </w:rPr>
+            <w:t>zum</w:t>
+          </w:r>
+          <w:proofErr w:type="spellEnd"/>
+          <w:r>
+            <w:rPr>
+              <w:lang w:val="en-DE"/>
+            </w:rPr>
+            <w:t xml:space="preserve"> </w:t>
+          </w:r>
+          <w:proofErr w:type="spellStart"/>
+          <w:r>
+            <w:rPr>
+              <w:lang w:val="en-DE"/>
+            </w:rPr>
+            <w:t>Laufen</w:t>
+          </w:r>
+          <w:proofErr w:type="spellEnd"/>
+          <w:r>
+            <w:rPr>
+              <w:lang w:val="en-DE"/>
+            </w:rPr>
+            <w:t xml:space="preserve"> und „</w:t>
+          </w:r>
+          <w:proofErr w:type="gramStart"/>
+          <w:r>
+            <w:rPr>
+              <w:lang w:val="en-DE"/>
+            </w:rPr>
+            <w:t xml:space="preserve">S“ </w:t>
+          </w:r>
+          <w:proofErr w:type="spellStart"/>
+          <w:r>
+            <w:rPr>
+              <w:lang w:val="en-DE"/>
+            </w:rPr>
+            <w:t>zum</w:t>
+          </w:r>
+          <w:proofErr w:type="spellEnd"/>
+          <w:proofErr w:type="gramEnd"/>
+          <w:r>
+            <w:rPr>
+              <w:lang w:val="en-DE"/>
+            </w:rPr>
+            <w:t xml:space="preserve"> </w:t>
+          </w:r>
+          <w:proofErr w:type="spellStart"/>
+          <w:r>
+            <w:rPr>
+              <w:lang w:val="en-DE"/>
+            </w:rPr>
+            <w:t>Auslösen</w:t>
+          </w:r>
+          <w:proofErr w:type="spellEnd"/>
+          <w:r>
+            <w:rPr>
+              <w:lang w:val="en-DE"/>
+            </w:rPr>
+            <w:t xml:space="preserve"> der </w:t>
+          </w:r>
+          <w:proofErr w:type="spellStart"/>
+          <w:r>
+            <w:rPr>
+              <w:lang w:val="en-DE"/>
+            </w:rPr>
+            <w:t>Interaktionen</w:t>
+          </w:r>
+          <w:proofErr w:type="spellEnd"/>
+          <w:r>
+            <w:rPr>
+              <w:lang w:val="en-DE"/>
+            </w:rPr>
+            <w:t xml:space="preserve"> </w:t>
+          </w:r>
+          <w:proofErr w:type="spellStart"/>
+          <w:r>
+            <w:rPr>
+              <w:lang w:val="en-DE"/>
+            </w:rPr>
+            <w:t>mit</w:t>
+          </w:r>
+          <w:proofErr w:type="spellEnd"/>
+          <w:r>
+            <w:rPr>
+              <w:lang w:val="en-DE"/>
+            </w:rPr>
+            <w:t xml:space="preserve"> </w:t>
+          </w:r>
+          <w:proofErr w:type="spellStart"/>
+          <w:r>
+            <w:rPr>
+              <w:lang w:val="en-DE"/>
+            </w:rPr>
+            <w:t>Gegenständen</w:t>
+          </w:r>
+          <w:proofErr w:type="spellEnd"/>
+          <w:r>
+            <w:rPr>
+              <w:lang w:val="en-DE"/>
+            </w:rPr>
+            <w:t xml:space="preserve"> und </w:t>
+          </w:r>
+          <w:proofErr w:type="spellStart"/>
+          <w:r>
+            <w:rPr>
+              <w:lang w:val="en-DE"/>
+            </w:rPr>
+            <w:t>zum</w:t>
+          </w:r>
+          <w:proofErr w:type="spellEnd"/>
+          <w:r>
+            <w:rPr>
+              <w:lang w:val="en-DE"/>
+            </w:rPr>
+            <w:t xml:space="preserve"> </w:t>
+          </w:r>
+          <w:proofErr w:type="spellStart"/>
+          <w:r>
+            <w:rPr>
+              <w:lang w:val="en-DE"/>
+            </w:rPr>
+            <w:t>Auffangen</w:t>
+          </w:r>
+          <w:proofErr w:type="spellEnd"/>
+          <w:r>
+            <w:rPr>
+              <w:lang w:val="en-DE"/>
+            </w:rPr>
+            <w:t xml:space="preserve"> des </w:t>
+          </w:r>
+          <w:proofErr w:type="spellStart"/>
+          <w:r>
+            <w:rPr>
+              <w:lang w:val="en-DE"/>
+            </w:rPr>
+            <w:t>fallenden</w:t>
+          </w:r>
+          <w:proofErr w:type="spellEnd"/>
+          <w:r>
+            <w:rPr>
+              <w:lang w:val="en-DE"/>
+            </w:rPr>
+            <w:t xml:space="preserve"> </w:t>
+          </w:r>
+          <w:proofErr w:type="spellStart"/>
+          <w:r>
+            <w:rPr>
+              <w:lang w:val="en-DE"/>
+            </w:rPr>
+            <w:t>Obstes</w:t>
+          </w:r>
+          <w:proofErr w:type="spellEnd"/>
+          <w:r>
+            <w:rPr>
+              <w:lang w:val="en-DE"/>
+            </w:rPr>
+            <w:t xml:space="preserve">. </w:t>
+          </w:r>
+          <w:proofErr w:type="spellStart"/>
+          <w:r>
+            <w:rPr>
+              <w:lang w:val="en-DE"/>
+            </w:rPr>
+            <w:t>Abgesehen</w:t>
+          </w:r>
+          <w:proofErr w:type="spellEnd"/>
+          <w:r>
+            <w:rPr>
+              <w:lang w:val="en-DE"/>
+            </w:rPr>
+            <w:t xml:space="preserve"> von </w:t>
+          </w:r>
+          <w:proofErr w:type="spellStart"/>
+          <w:r>
+            <w:rPr>
+              <w:lang w:val="en-DE"/>
+            </w:rPr>
+            <w:t>dieser</w:t>
+          </w:r>
+          <w:proofErr w:type="spellEnd"/>
+          <w:r>
+            <w:rPr>
+              <w:lang w:val="en-DE"/>
+            </w:rPr>
+            <w:t xml:space="preserve"> Control </w:t>
+          </w:r>
+          <w:proofErr w:type="spellStart"/>
+          <w:r>
+            <w:rPr>
+              <w:lang w:val="en-DE"/>
+            </w:rPr>
+            <w:t>haben</w:t>
+          </w:r>
+          <w:proofErr w:type="spellEnd"/>
+          <w:r>
+            <w:rPr>
+              <w:lang w:val="en-DE"/>
+            </w:rPr>
+            <w:t xml:space="preserve"> </w:t>
+          </w:r>
+          <w:proofErr w:type="spellStart"/>
+          <w:r>
+            <w:rPr>
+              <w:lang w:val="en-DE"/>
+            </w:rPr>
+            <w:t>wir</w:t>
+          </w:r>
+          <w:proofErr w:type="spellEnd"/>
+          <w:r>
+            <w:rPr>
+              <w:lang w:val="en-DE"/>
+            </w:rPr>
+            <w:t xml:space="preserve"> </w:t>
+          </w:r>
+          <w:proofErr w:type="spellStart"/>
+          <w:r>
+            <w:rPr>
+              <w:lang w:val="en-DE"/>
+            </w:rPr>
+            <w:t>noch</w:t>
+          </w:r>
+          <w:proofErr w:type="spellEnd"/>
+          <w:r>
+            <w:rPr>
+              <w:lang w:val="en-DE"/>
+            </w:rPr>
+            <w:t xml:space="preserve"> die Shift-Taste </w:t>
+          </w:r>
+          <w:proofErr w:type="spellStart"/>
+          <w:r>
+            <w:rPr>
+              <w:lang w:val="en-DE"/>
+            </w:rPr>
+            <w:t>belegt</w:t>
+          </w:r>
+          <w:proofErr w:type="spellEnd"/>
+          <w:r>
+            <w:rPr>
+              <w:lang w:val="en-DE"/>
+            </w:rPr>
+            <w:t xml:space="preserve">, </w:t>
+          </w:r>
+          <w:proofErr w:type="spellStart"/>
+          <w:r>
+            <w:rPr>
+              <w:lang w:val="en-DE"/>
+            </w:rPr>
+            <w:t>mit</w:t>
+          </w:r>
+          <w:proofErr w:type="spellEnd"/>
+          <w:r>
+            <w:rPr>
+              <w:lang w:val="en-DE"/>
+            </w:rPr>
+            <w:t xml:space="preserve"> der </w:t>
+          </w:r>
+          <w:proofErr w:type="spellStart"/>
+          <w:r>
+            <w:rPr>
+              <w:lang w:val="en-DE"/>
+            </w:rPr>
+            <w:t>der</w:t>
+          </w:r>
+          <w:proofErr w:type="spellEnd"/>
+          <w:r>
+            <w:rPr>
+              <w:lang w:val="en-DE"/>
+            </w:rPr>
+            <w:t xml:space="preserve"> Spieler </w:t>
+          </w:r>
+          <w:proofErr w:type="spellStart"/>
+          <w:r>
+            <w:rPr>
+              <w:lang w:val="en-DE"/>
+            </w:rPr>
+            <w:t>schneller</w:t>
+          </w:r>
+          <w:proofErr w:type="spellEnd"/>
+          <w:r>
+            <w:rPr>
+              <w:lang w:val="en-DE"/>
+            </w:rPr>
+            <w:t xml:space="preserve"> </w:t>
+          </w:r>
+          <w:proofErr w:type="spellStart"/>
+          <w:r>
+            <w:rPr>
+              <w:lang w:val="en-DE"/>
+            </w:rPr>
+            <w:t>laufen</w:t>
+          </w:r>
+          <w:proofErr w:type="spellEnd"/>
+          <w:r>
+            <w:rPr>
+              <w:lang w:val="en-DE"/>
+            </w:rPr>
+            <w:t xml:space="preserve"> </w:t>
+          </w:r>
+          <w:proofErr w:type="spellStart"/>
+          <w:r>
+            <w:rPr>
+              <w:lang w:val="en-DE"/>
+            </w:rPr>
+            <w:t>kann</w:t>
+          </w:r>
+          <w:proofErr w:type="spellEnd"/>
+          <w:r>
+            <w:rPr>
+              <w:lang w:val="en-DE"/>
+            </w:rPr>
+            <w:t xml:space="preserve"> und </w:t>
+          </w:r>
+          <w:proofErr w:type="spellStart"/>
+          <w:r>
+            <w:rPr>
+              <w:lang w:val="en-DE"/>
+            </w:rPr>
+            <w:t>außerdem</w:t>
+          </w:r>
+          <w:proofErr w:type="spellEnd"/>
+          <w:r>
+            <w:rPr>
+              <w:lang w:val="en-DE"/>
+            </w:rPr>
+            <w:t xml:space="preserve"> die Space-Taste, um </w:t>
+          </w:r>
+          <w:proofErr w:type="spellStart"/>
+          <w:r>
+            <w:rPr>
+              <w:lang w:val="en-DE"/>
+            </w:rPr>
+            <w:t>zu</w:t>
+          </w:r>
+          <w:proofErr w:type="spellEnd"/>
+          <w:r>
+            <w:rPr>
+              <w:lang w:val="en-DE"/>
+            </w:rPr>
+            <w:t xml:space="preserve"> </w:t>
+          </w:r>
+          <w:proofErr w:type="spellStart"/>
+          <w:r>
+            <w:rPr>
+              <w:lang w:val="en-DE"/>
+            </w:rPr>
+            <w:t>springen</w:t>
+          </w:r>
+          <w:proofErr w:type="spellEnd"/>
+          <w:r>
+            <w:rPr>
+              <w:lang w:val="en-DE"/>
+            </w:rPr>
+            <w:t>.</w:t>
+          </w:r>
+        </w:p>
+        <w:p>
+          <w:pPr>
+            <w:rPr>
+              <w:lang w:val="en-DE"/>
+            </w:rPr>
           </w:pPr>
         </w:p>
         <w:p>
@@ -1040,127 +4179,598 @@
               <w:sz w:val="32"/>
               <w:szCs w:val="32"/>
             </w:rPr>
-            <w:t>K</w:t>
-          </w:r>
-          <w:r>
-            <w:rPr>
-              <w:rFonts w:asciiTheme="majorHAnsi" w:eastAsiaTheme="majorEastAsia" w:hAnsiTheme="majorHAnsi" w:cstheme="majorBidi"/>
-              <w:color w:val="0F4761" w:themeColor="accent1" w:themeShade="BF"/>
-              <w:sz w:val="32"/>
-              <w:szCs w:val="32"/>
-            </w:rPr>
-            <w:t>amera</w:t>
+            <w:t>Audio</w:t>
           </w:r>
         </w:p>
         <w:p>
-          <w:r>
-            <w:t>Die Kamera ist eine fixe Perspektive auf die gesamte Küche/Scene.</w:t>
+          <w:pPr>
+            <w:rPr>
+              <w:lang w:val="en-DE"/>
+            </w:rPr>
+          </w:pPr>
+          <w:proofErr w:type="spellStart"/>
+          <w:r>
+            <w:rPr>
+              <w:lang w:val="en-DE"/>
+            </w:rPr>
+            <w:t>Einfacher</w:t>
+          </w:r>
+          <w:proofErr w:type="spellEnd"/>
+          <w:r>
+            <w:rPr>
+              <w:lang w:val="en-DE"/>
+            </w:rPr>
+            <w:t xml:space="preserve"> 4-bar Loop </w:t>
+          </w:r>
+          <w:proofErr w:type="spellStart"/>
+          <w:r>
+            <w:rPr>
+              <w:lang w:val="en-DE"/>
+            </w:rPr>
+            <w:t>als</w:t>
+          </w:r>
+          <w:proofErr w:type="spellEnd"/>
+          <w:r>
+            <w:rPr>
+              <w:lang w:val="en-DE"/>
+            </w:rPr>
+            <w:t xml:space="preserve"> </w:t>
+          </w:r>
+          <w:proofErr w:type="spellStart"/>
+          <w:r>
+            <w:rPr>
+              <w:lang w:val="en-DE"/>
+            </w:rPr>
+            <w:t>Hintergrundmusik</w:t>
+          </w:r>
+          <w:proofErr w:type="spellEnd"/>
+          <w:r>
+            <w:rPr>
+              <w:lang w:val="en-DE"/>
+            </w:rPr>
+            <w:t xml:space="preserve"> und Musik </w:t>
+          </w:r>
+          <w:proofErr w:type="spellStart"/>
+          <w:r>
+            <w:rPr>
+              <w:lang w:val="en-DE"/>
+            </w:rPr>
+            <w:t>Effekte</w:t>
+          </w:r>
+          <w:proofErr w:type="spellEnd"/>
+          <w:r>
+            <w:rPr>
+              <w:lang w:val="en-DE"/>
+            </w:rPr>
+            <w:t xml:space="preserve"> für die </w:t>
+          </w:r>
+          <w:proofErr w:type="spellStart"/>
+          <w:r>
+            <w:rPr>
+              <w:lang w:val="en-DE"/>
+            </w:rPr>
+            <w:t>einzelnen</w:t>
+          </w:r>
+          <w:proofErr w:type="spellEnd"/>
+          <w:r>
+            <w:rPr>
+              <w:lang w:val="en-DE"/>
+            </w:rPr>
+            <w:t xml:space="preserve"> </w:t>
+          </w:r>
+          <w:proofErr w:type="spellStart"/>
+          <w:r>
+            <w:rPr>
+              <w:lang w:val="en-DE"/>
+            </w:rPr>
+            <w:t>Geräte</w:t>
+          </w:r>
+          <w:proofErr w:type="spellEnd"/>
+          <w:r>
+            <w:rPr>
+              <w:lang w:val="en-DE"/>
+            </w:rPr>
+            <w:t xml:space="preserve">, </w:t>
+          </w:r>
+          <w:proofErr w:type="spellStart"/>
+          <w:r>
+            <w:rPr>
+              <w:lang w:val="en-DE"/>
+            </w:rPr>
+            <w:t>laufen</w:t>
+          </w:r>
+          <w:proofErr w:type="spellEnd"/>
+          <w:r>
+            <w:rPr>
+              <w:lang w:val="en-DE"/>
+            </w:rPr>
+            <w:t xml:space="preserve">, </w:t>
+          </w:r>
+          <w:proofErr w:type="spellStart"/>
+          <w:r>
+            <w:rPr>
+              <w:lang w:val="en-DE"/>
+            </w:rPr>
+            <w:t>aufsammeln</w:t>
+          </w:r>
+          <w:proofErr w:type="spellEnd"/>
+          <w:r>
+            <w:rPr>
+              <w:lang w:val="en-DE"/>
+            </w:rPr>
+            <w:t xml:space="preserve">, </w:t>
+          </w:r>
+          <w:proofErr w:type="spellStart"/>
+          <w:r>
+            <w:rPr>
+              <w:lang w:val="en-DE"/>
+            </w:rPr>
+            <w:t>ablegen</w:t>
+          </w:r>
+          <w:proofErr w:type="spellEnd"/>
+          <w:r>
+            <w:rPr>
+              <w:lang w:val="en-DE"/>
+            </w:rPr>
+            <w:t xml:space="preserve"> und für das </w:t>
+          </w:r>
+          <w:proofErr w:type="spellStart"/>
+          <w:r>
+            <w:rPr>
+              <w:lang w:val="en-DE"/>
+            </w:rPr>
+            <w:t>Erfüllen</w:t>
+          </w:r>
+          <w:proofErr w:type="spellEnd"/>
+          <w:r>
+            <w:rPr>
+              <w:lang w:val="en-DE"/>
+            </w:rPr>
+            <w:t xml:space="preserve"> von </w:t>
+          </w:r>
+          <w:proofErr w:type="spellStart"/>
+          <w:r>
+            <w:rPr>
+              <w:lang w:val="en-DE"/>
+            </w:rPr>
+            <w:t>Aufgaben</w:t>
+          </w:r>
+          <w:proofErr w:type="spellEnd"/>
+          <w:r>
+            <w:rPr>
+              <w:lang w:val="en-DE"/>
+            </w:rPr>
+            <w:t>.</w:t>
           </w:r>
         </w:p>
         <w:p/>
         <w:p>
           <w:pPr>
             <w:rPr>
-              <w:rFonts w:asciiTheme="majorHAnsi" w:eastAsiaTheme="majorEastAsia" w:hAnsiTheme="majorHAnsi" w:cstheme="majorBidi"/>
-              <w:color w:val="0F4761" w:themeColor="accent1" w:themeShade="BF"/>
-              <w:sz w:val="32"/>
-              <w:szCs w:val="32"/>
+              <w:rStyle w:val="Heading2Char"/>
             </w:rPr>
           </w:pPr>
           <w:r>
             <w:rPr>
-              <w:rFonts w:asciiTheme="majorHAnsi" w:eastAsiaTheme="majorEastAsia" w:hAnsiTheme="majorHAnsi" w:cstheme="majorBidi"/>
-              <w:color w:val="0F4761" w:themeColor="accent1" w:themeShade="BF"/>
-              <w:sz w:val="32"/>
-              <w:szCs w:val="32"/>
-            </w:rPr>
-            <w:t>Controls</w:t>
-          </w:r>
-        </w:p>
-        <w:p>
-          <w:r>
-            <w:t xml:space="preserve">Die genutzten Buttons sind die </w:t>
-          </w:r>
-          <w:proofErr w:type="spellStart"/>
-          <w:r>
-            <w:t>default</w:t>
-          </w:r>
-          <w:proofErr w:type="spellEnd"/>
-          <w:r>
-            <w:t xml:space="preserve"> </w:t>
-          </w:r>
-          <w:proofErr w:type="spellStart"/>
-          <w:r>
-            <w:t>presets</w:t>
-          </w:r>
-          <w:proofErr w:type="spellEnd"/>
-          <w:r>
-            <w:t xml:space="preserve"> von Godot und </w:t>
-          </w:r>
-          <w:r>
-            <w:t>unsere Interaktions-Control</w:t>
-          </w:r>
-          <w:r>
-            <w:t xml:space="preserve"> </w:t>
-          </w:r>
-          <w:r>
-            <w:t xml:space="preserve">„S“. Dieser </w:t>
-          </w:r>
-          <w:r>
-            <w:t xml:space="preserve">Control </w:t>
-          </w:r>
-          <w:r>
-            <w:t>ermöglicht es dem Spieler mit Gegenständen und dem fallenden Obst zu interagieren/aufzufangen.</w:t>
-          </w:r>
-          <w:r>
-            <w:t xml:space="preserve"> Abgesehen von dieser Control haben wir noch die Shift-Taste belegt, mit der der Spieler schneller laufen kann.</w:t>
-          </w:r>
-          <w:r>
-            <w:br/>
+              <w:rStyle w:val="Heading2Char"/>
+            </w:rPr>
+            <w:t>Risiken</w:t>
           </w:r>
         </w:p>
         <w:p>
           <w:pPr>
             <w:rPr>
-              <w:rFonts w:asciiTheme="majorHAnsi" w:eastAsiaTheme="majorEastAsia" w:hAnsiTheme="majorHAnsi" w:cstheme="majorBidi"/>
-              <w:color w:val="0F4761" w:themeColor="accent1" w:themeShade="BF"/>
-              <w:sz w:val="32"/>
-              <w:szCs w:val="32"/>
+              <w:lang w:val="en-DE"/>
             </w:rPr>
           </w:pPr>
           <w:r>
             <w:rPr>
-              <w:rFonts w:asciiTheme="majorHAnsi" w:eastAsiaTheme="majorEastAsia" w:hAnsiTheme="majorHAnsi" w:cstheme="majorBidi"/>
-              <w:color w:val="0F4761" w:themeColor="accent1" w:themeShade="BF"/>
-              <w:sz w:val="32"/>
-              <w:szCs w:val="32"/>
-            </w:rPr>
-            <w:t>Audio</w:t>
-          </w:r>
-        </w:p>
-        <w:p>
-          <w:r>
-            <w:t>Einfacher 4-bar Loop als Hintergrundmusik und Musik Effekte für die einzelnen Geräte.</w:t>
-          </w:r>
-        </w:p>
-        <w:p/>
-        <w:p>
-          <w:pPr>
-            <w:rPr>
-              <w:rStyle w:val="berschrift2Zchn"/>
-            </w:rPr>
-          </w:pPr>
-          <w:r>
-            <w:rPr>
-              <w:rStyle w:val="berschrift2Zchn"/>
-            </w:rPr>
-            <w:t>Risiken</w:t>
+              <w:lang w:val="en-DE"/>
+            </w:rPr>
+            <w:t xml:space="preserve">Es </w:t>
+          </w:r>
+          <w:proofErr w:type="spellStart"/>
+          <w:r>
+            <w:rPr>
+              <w:lang w:val="en-DE"/>
+            </w:rPr>
+            <w:t>kann</w:t>
+          </w:r>
+          <w:proofErr w:type="spellEnd"/>
+          <w:r>
+            <w:rPr>
+              <w:lang w:val="en-DE"/>
+            </w:rPr>
+            <w:t xml:space="preserve"> </w:t>
+          </w:r>
+          <w:proofErr w:type="spellStart"/>
+          <w:r>
+            <w:rPr>
+              <w:lang w:val="en-DE"/>
+            </w:rPr>
+            <w:t>auftreten</w:t>
+          </w:r>
+          <w:proofErr w:type="spellEnd"/>
+          <w:r>
+            <w:rPr>
+              <w:lang w:val="en-DE"/>
+            </w:rPr>
+            <w:t xml:space="preserve">, </w:t>
+          </w:r>
+          <w:proofErr w:type="spellStart"/>
+          <w:r>
+            <w:rPr>
+              <w:lang w:val="en-DE"/>
+            </w:rPr>
+            <w:t>dass</w:t>
+          </w:r>
+          <w:proofErr w:type="spellEnd"/>
+          <w:r>
+            <w:rPr>
+              <w:lang w:val="en-DE"/>
+            </w:rPr>
+            <w:t xml:space="preserve"> die </w:t>
+          </w:r>
+          <w:proofErr w:type="spellStart"/>
+          <w:r>
+            <w:rPr>
+              <w:lang w:val="en-DE"/>
+            </w:rPr>
+            <w:t>gegebene</w:t>
+          </w:r>
+          <w:proofErr w:type="spellEnd"/>
+          <w:r>
+            <w:rPr>
+              <w:lang w:val="en-DE"/>
+            </w:rPr>
+            <w:t xml:space="preserve"> Zeit </w:t>
+          </w:r>
+          <w:proofErr w:type="spellStart"/>
+          <w:r>
+            <w:rPr>
+              <w:lang w:val="en-DE"/>
+            </w:rPr>
+            <w:t>trotz</w:t>
+          </w:r>
+          <w:proofErr w:type="spellEnd"/>
+          <w:r>
+            <w:rPr>
+              <w:lang w:val="en-DE"/>
+            </w:rPr>
+            <w:t xml:space="preserve"> </w:t>
+          </w:r>
+          <w:proofErr w:type="spellStart"/>
+          <w:r>
+            <w:rPr>
+              <w:lang w:val="en-DE"/>
+            </w:rPr>
+            <w:t>perfekten</w:t>
+          </w:r>
+          <w:proofErr w:type="spellEnd"/>
+          <w:r>
+            <w:rPr>
+              <w:lang w:val="en-DE"/>
+            </w:rPr>
+            <w:t xml:space="preserve"> </w:t>
+          </w:r>
+          <w:proofErr w:type="spellStart"/>
+          <w:r>
+            <w:rPr>
+              <w:lang w:val="en-DE"/>
+            </w:rPr>
+            <w:t>Spielens</w:t>
+          </w:r>
+          <w:proofErr w:type="spellEnd"/>
+          <w:r>
+            <w:rPr>
+              <w:lang w:val="en-DE"/>
+            </w:rPr>
+            <w:t xml:space="preserve"> nicht </w:t>
+          </w:r>
+          <w:proofErr w:type="spellStart"/>
+          <w:r>
+            <w:rPr>
+              <w:lang w:val="en-DE"/>
+            </w:rPr>
+            <w:t>ausreicht</w:t>
+          </w:r>
+          <w:proofErr w:type="spellEnd"/>
+          <w:r>
+            <w:rPr>
+              <w:lang w:val="en-DE"/>
+            </w:rPr>
+            <w:t xml:space="preserve">, um die </w:t>
+          </w:r>
+          <w:proofErr w:type="spellStart"/>
+          <w:r>
+            <w:rPr>
+              <w:lang w:val="en-DE"/>
+            </w:rPr>
+            <w:t>geforderten</w:t>
+          </w:r>
+          <w:proofErr w:type="spellEnd"/>
+          <w:r>
+            <w:rPr>
+              <w:lang w:val="en-DE"/>
+            </w:rPr>
+            <w:t xml:space="preserve"> </w:t>
+          </w:r>
+          <w:proofErr w:type="spellStart"/>
+          <w:r>
+            <w:rPr>
+              <w:lang w:val="en-DE"/>
+            </w:rPr>
+            <w:t>Aufgaben</w:t>
+          </w:r>
+          <w:proofErr w:type="spellEnd"/>
+          <w:r>
+            <w:rPr>
+              <w:lang w:val="en-DE"/>
+            </w:rPr>
+            <w:t xml:space="preserve"> </w:t>
+          </w:r>
+          <w:proofErr w:type="spellStart"/>
+          <w:r>
+            <w:rPr>
+              <w:lang w:val="en-DE"/>
+            </w:rPr>
+            <w:t>zu</w:t>
+          </w:r>
+          <w:proofErr w:type="spellEnd"/>
+          <w:r>
+            <w:rPr>
+              <w:lang w:val="en-DE"/>
+            </w:rPr>
+            <w:t xml:space="preserve"> </w:t>
+          </w:r>
+          <w:proofErr w:type="spellStart"/>
+          <w:r>
+            <w:rPr>
+              <w:lang w:val="en-DE"/>
+            </w:rPr>
+            <w:t>erfüllen</w:t>
+          </w:r>
+          <w:proofErr w:type="spellEnd"/>
+          <w:r>
+            <w:rPr>
+              <w:lang w:val="en-DE"/>
+            </w:rPr>
+            <w:t>.</w:t>
           </w:r>
         </w:p>
         <w:p>
           <w:pPr>
             <w:rPr>
-              <w:rStyle w:val="berschrift2Zchn"/>
+              <w:lang w:val="en-DE"/>
+            </w:rPr>
+          </w:pPr>
+          <w:r>
+            <w:rPr>
+              <w:lang w:val="en-DE"/>
+            </w:rPr>
+            <w:t xml:space="preserve">Der Spieler </w:t>
+          </w:r>
+          <w:proofErr w:type="spellStart"/>
+          <w:r>
+            <w:rPr>
+              <w:lang w:val="en-DE"/>
+            </w:rPr>
+            <w:t>kann</w:t>
+          </w:r>
+          <w:proofErr w:type="spellEnd"/>
+          <w:r>
+            <w:rPr>
+              <w:lang w:val="en-DE"/>
+            </w:rPr>
+            <w:t xml:space="preserve"> </w:t>
+          </w:r>
+          <w:proofErr w:type="spellStart"/>
+          <w:r>
+            <w:rPr>
+              <w:lang w:val="en-DE"/>
+            </w:rPr>
+            <w:t>Schwierigkei</w:t>
+          </w:r>
+          <w:r>
+            <w:rPr>
+              <w:lang w:val="en-DE"/>
+            </w:rPr>
+            <w:t>t</w:t>
+          </w:r>
+          <w:proofErr w:type="spellEnd"/>
+          <w:r>
+            <w:rPr>
+              <w:lang w:val="en-DE"/>
+            </w:rPr>
+            <w:t xml:space="preserve"> </w:t>
+          </w:r>
+          <w:proofErr w:type="spellStart"/>
+          <w:r>
+            <w:rPr>
+              <w:lang w:val="en-DE"/>
+            </w:rPr>
+            <w:t>haben</w:t>
+          </w:r>
+          <w:proofErr w:type="spellEnd"/>
+          <w:r>
+            <w:rPr>
+              <w:lang w:val="en-DE"/>
+            </w:rPr>
+            <w:t xml:space="preserve">, die </w:t>
+          </w:r>
+          <w:proofErr w:type="spellStart"/>
+          <w:r>
+            <w:rPr>
+              <w:lang w:val="en-DE"/>
+            </w:rPr>
+            <w:t>Früchte</w:t>
+          </w:r>
+          <w:proofErr w:type="spellEnd"/>
+          <w:r>
+            <w:rPr>
+              <w:lang w:val="en-DE"/>
+            </w:rPr>
+            <w:t xml:space="preserve"> </w:t>
+          </w:r>
+          <w:proofErr w:type="spellStart"/>
+          <w:r>
+            <w:rPr>
+              <w:lang w:val="en-DE"/>
+            </w:rPr>
+            <w:t>zu</w:t>
+          </w:r>
+          <w:proofErr w:type="spellEnd"/>
+          <w:r>
+            <w:rPr>
+              <w:lang w:val="en-DE"/>
+            </w:rPr>
+            <w:t xml:space="preserve"> </w:t>
+          </w:r>
+          <w:proofErr w:type="spellStart"/>
+          <w:r>
+            <w:rPr>
+              <w:lang w:val="en-DE"/>
+            </w:rPr>
+            <w:t>fangen</w:t>
+          </w:r>
+          <w:proofErr w:type="spellEnd"/>
+          <w:r>
+            <w:rPr>
+              <w:lang w:val="en-DE"/>
+            </w:rPr>
+            <w:t xml:space="preserve">, da er nicht </w:t>
+          </w:r>
+          <w:proofErr w:type="spellStart"/>
+          <w:r>
+            <w:rPr>
+              <w:lang w:val="en-DE"/>
+            </w:rPr>
+            <w:t>genau</w:t>
+          </w:r>
+          <w:proofErr w:type="spellEnd"/>
+          <w:r>
+            <w:rPr>
+              <w:lang w:val="en-DE"/>
+            </w:rPr>
+            <w:t xml:space="preserve"> </w:t>
+          </w:r>
+          <w:proofErr w:type="spellStart"/>
+          <w:r>
+            <w:rPr>
+              <w:lang w:val="en-DE"/>
+            </w:rPr>
+            <w:t>sehen</w:t>
+          </w:r>
+          <w:proofErr w:type="spellEnd"/>
+          <w:r>
+            <w:rPr>
+              <w:lang w:val="en-DE"/>
+            </w:rPr>
+            <w:t xml:space="preserve"> </w:t>
+          </w:r>
+          <w:proofErr w:type="spellStart"/>
+          <w:r>
+            <w:rPr>
+              <w:lang w:val="en-DE"/>
+            </w:rPr>
+            <w:t>kann</w:t>
+          </w:r>
+          <w:proofErr w:type="spellEnd"/>
+          <w:r>
+            <w:rPr>
+              <w:lang w:val="en-DE"/>
+            </w:rPr>
+            <w:t xml:space="preserve">, ab </w:t>
+          </w:r>
+          <w:proofErr w:type="spellStart"/>
+          <w:r>
+            <w:rPr>
+              <w:lang w:val="en-DE"/>
+            </w:rPr>
+            <w:t>wann</w:t>
+          </w:r>
+          <w:proofErr w:type="spellEnd"/>
+          <w:r>
+            <w:rPr>
+              <w:lang w:val="en-DE"/>
+            </w:rPr>
+            <w:t xml:space="preserve"> und bis </w:t>
+          </w:r>
+          <w:proofErr w:type="spellStart"/>
+          <w:r>
+            <w:rPr>
+              <w:lang w:val="en-DE"/>
+            </w:rPr>
+            <w:t>wann</w:t>
+          </w:r>
+          <w:proofErr w:type="spellEnd"/>
+          <w:r>
+            <w:rPr>
+              <w:lang w:val="en-DE"/>
+            </w:rPr>
+            <w:t xml:space="preserve"> </w:t>
+          </w:r>
+          <w:proofErr w:type="spellStart"/>
+          <w:r>
+            <w:rPr>
+              <w:lang w:val="en-DE"/>
+            </w:rPr>
+            <w:t>diese</w:t>
+          </w:r>
+          <w:proofErr w:type="spellEnd"/>
+          <w:r>
+            <w:rPr>
+              <w:lang w:val="en-DE"/>
+            </w:rPr>
+            <w:t xml:space="preserve"> </w:t>
+          </w:r>
+          <w:proofErr w:type="spellStart"/>
+          <w:r>
+            <w:rPr>
+              <w:lang w:val="en-DE"/>
+            </w:rPr>
+            <w:t>Interaktion</w:t>
+          </w:r>
+          <w:proofErr w:type="spellEnd"/>
+          <w:r>
+            <w:rPr>
+              <w:lang w:val="en-DE"/>
+            </w:rPr>
+            <w:t xml:space="preserve"> </w:t>
+          </w:r>
+          <w:proofErr w:type="spellStart"/>
+          <w:r>
+            <w:rPr>
+              <w:lang w:val="en-DE"/>
+            </w:rPr>
+            <w:t>möglich</w:t>
+          </w:r>
+          <w:proofErr w:type="spellEnd"/>
+          <w:r>
+            <w:rPr>
+              <w:lang w:val="en-DE"/>
+            </w:rPr>
+            <w:t xml:space="preserve"> </w:t>
+          </w:r>
+          <w:proofErr w:type="spellStart"/>
+          <w:r>
+            <w:rPr>
+              <w:lang w:val="en-DE"/>
+            </w:rPr>
+            <w:t>ist</w:t>
+          </w:r>
+          <w:proofErr w:type="spellEnd"/>
+          <w:r>
+            <w:rPr>
+              <w:lang w:val="en-DE"/>
+            </w:rPr>
+            <w:t>.</w:t>
+          </w:r>
+        </w:p>
+        <w:p>
+          <w:pPr>
+            <w:rPr>
+              <w:lang w:val="en-DE"/>
             </w:rPr>
           </w:pPr>
         </w:p>
@@ -1577,15 +5187,15 @@
     <w:lsdException w:name="Unresolved Mention" w:semiHidden="1" w:unhideWhenUsed="1"/>
     <w:lsdException w:name="Smart Link" w:semiHidden="1" w:unhideWhenUsed="1"/>
   </w:latentStyles>
-  <w:style w:type="paragraph" w:default="1" w:styleId="Standard">
+  <w:style w:type="paragraph" w:default="1" w:styleId="Normal">
     <w:name w:val="Normal"/>
     <w:qFormat/>
   </w:style>
-  <w:style w:type="paragraph" w:styleId="berschrift1">
+  <w:style w:type="paragraph" w:styleId="Heading1">
     <w:name w:val="heading 1"/>
-    <w:basedOn w:val="Standard"/>
-    <w:next w:val="Standard"/>
-    <w:link w:val="berschrift1Zchn"/>
+    <w:basedOn w:val="Normal"/>
+    <w:next w:val="Normal"/>
+    <w:link w:val="Heading1Char"/>
     <w:uiPriority w:val="9"/>
     <w:qFormat/>
     <w:rsid w:val="00A21F0E"/>
@@ -1602,11 +5212,11 @@
       <w:szCs w:val="40"/>
     </w:rPr>
   </w:style>
-  <w:style w:type="paragraph" w:styleId="berschrift2">
+  <w:style w:type="paragraph" w:styleId="Heading2">
     <w:name w:val="heading 2"/>
-    <w:basedOn w:val="Standard"/>
-    <w:next w:val="Standard"/>
-    <w:link w:val="berschrift2Zchn"/>
+    <w:basedOn w:val="Normal"/>
+    <w:next w:val="Normal"/>
+    <w:link w:val="Heading2Char"/>
     <w:uiPriority w:val="9"/>
     <w:unhideWhenUsed/>
     <w:qFormat/>
@@ -1624,11 +5234,11 @@
       <w:szCs w:val="32"/>
     </w:rPr>
   </w:style>
-  <w:style w:type="paragraph" w:styleId="berschrift3">
+  <w:style w:type="paragraph" w:styleId="Heading3">
     <w:name w:val="heading 3"/>
-    <w:basedOn w:val="Standard"/>
-    <w:next w:val="Standard"/>
-    <w:link w:val="berschrift3Zchn"/>
+    <w:basedOn w:val="Normal"/>
+    <w:next w:val="Normal"/>
+    <w:link w:val="Heading3Char"/>
     <w:uiPriority w:val="9"/>
     <w:semiHidden/>
     <w:unhideWhenUsed/>
@@ -1647,11 +5257,11 @@
       <w:szCs w:val="28"/>
     </w:rPr>
   </w:style>
-  <w:style w:type="paragraph" w:styleId="berschrift4">
+  <w:style w:type="paragraph" w:styleId="Heading4">
     <w:name w:val="heading 4"/>
-    <w:basedOn w:val="Standard"/>
-    <w:next w:val="Standard"/>
-    <w:link w:val="berschrift4Zchn"/>
+    <w:basedOn w:val="Normal"/>
+    <w:next w:val="Normal"/>
+    <w:link w:val="Heading4Char"/>
     <w:uiPriority w:val="9"/>
     <w:semiHidden/>
     <w:unhideWhenUsed/>
@@ -1670,11 +5280,11 @@
       <w:color w:val="0F4761" w:themeColor="accent1" w:themeShade="BF"/>
     </w:rPr>
   </w:style>
-  <w:style w:type="paragraph" w:styleId="berschrift5">
+  <w:style w:type="paragraph" w:styleId="Heading5">
     <w:name w:val="heading 5"/>
-    <w:basedOn w:val="Standard"/>
-    <w:next w:val="Standard"/>
-    <w:link w:val="berschrift5Zchn"/>
+    <w:basedOn w:val="Normal"/>
+    <w:next w:val="Normal"/>
+    <w:link w:val="Heading5Char"/>
     <w:uiPriority w:val="9"/>
     <w:semiHidden/>
     <w:unhideWhenUsed/>
@@ -1691,11 +5301,11 @@
       <w:color w:val="0F4761" w:themeColor="accent1" w:themeShade="BF"/>
     </w:rPr>
   </w:style>
-  <w:style w:type="paragraph" w:styleId="berschrift6">
+  <w:style w:type="paragraph" w:styleId="Heading6">
     <w:name w:val="heading 6"/>
-    <w:basedOn w:val="Standard"/>
-    <w:next w:val="Standard"/>
-    <w:link w:val="berschrift6Zchn"/>
+    <w:basedOn w:val="Normal"/>
+    <w:next w:val="Normal"/>
+    <w:link w:val="Heading6Char"/>
     <w:uiPriority w:val="9"/>
     <w:semiHidden/>
     <w:unhideWhenUsed/>
@@ -1714,11 +5324,11 @@
       <w:color w:val="595959" w:themeColor="text1" w:themeTint="A6"/>
     </w:rPr>
   </w:style>
-  <w:style w:type="paragraph" w:styleId="berschrift7">
+  <w:style w:type="paragraph" w:styleId="Heading7">
     <w:name w:val="heading 7"/>
-    <w:basedOn w:val="Standard"/>
-    <w:next w:val="Standard"/>
-    <w:link w:val="berschrift7Zchn"/>
+    <w:basedOn w:val="Normal"/>
+    <w:next w:val="Normal"/>
+    <w:link w:val="Heading7Char"/>
     <w:uiPriority w:val="9"/>
     <w:semiHidden/>
     <w:unhideWhenUsed/>
@@ -1735,11 +5345,11 @@
       <w:color w:val="595959" w:themeColor="text1" w:themeTint="A6"/>
     </w:rPr>
   </w:style>
-  <w:style w:type="paragraph" w:styleId="berschrift8">
+  <w:style w:type="paragraph" w:styleId="Heading8">
     <w:name w:val="heading 8"/>
-    <w:basedOn w:val="Standard"/>
-    <w:next w:val="Standard"/>
-    <w:link w:val="berschrift8Zchn"/>
+    <w:basedOn w:val="Normal"/>
+    <w:next w:val="Normal"/>
+    <w:link w:val="Heading8Char"/>
     <w:uiPriority w:val="9"/>
     <w:semiHidden/>
     <w:unhideWhenUsed/>
@@ -1758,11 +5368,11 @@
       <w:color w:val="272727" w:themeColor="text1" w:themeTint="D8"/>
     </w:rPr>
   </w:style>
-  <w:style w:type="paragraph" w:styleId="berschrift9">
+  <w:style w:type="paragraph" w:styleId="Heading9">
     <w:name w:val="heading 9"/>
-    <w:basedOn w:val="Standard"/>
-    <w:next w:val="Standard"/>
-    <w:link w:val="berschrift9Zchn"/>
+    <w:basedOn w:val="Normal"/>
+    <w:next w:val="Normal"/>
+    <w:link w:val="Heading9Char"/>
     <w:uiPriority w:val="9"/>
     <w:semiHidden/>
     <w:unhideWhenUsed/>
@@ -1779,13 +5389,12 @@
       <w:color w:val="272727" w:themeColor="text1" w:themeTint="D8"/>
     </w:rPr>
   </w:style>
-  <w:style w:type="character" w:default="1" w:styleId="Absatz-Standardschriftart">
+  <w:style w:type="character" w:default="1" w:styleId="DefaultParagraphFont">
     <w:name w:val="Default Paragraph Font"/>
     <w:uiPriority w:val="1"/>
-    <w:semiHidden/>
     <w:unhideWhenUsed/>
   </w:style>
-  <w:style w:type="table" w:default="1" w:styleId="NormaleTabelle">
+  <w:style w:type="table" w:default="1" w:styleId="TableNormal">
     <w:name w:val="Normal Table"/>
     <w:uiPriority w:val="99"/>
     <w:semiHidden/>
@@ -1800,16 +5409,16 @@
       </w:tblCellMar>
     </w:tblPr>
   </w:style>
-  <w:style w:type="numbering" w:default="1" w:styleId="KeineListe">
+  <w:style w:type="numbering" w:default="1" w:styleId="NoList">
     <w:name w:val="No List"/>
     <w:uiPriority w:val="99"/>
     <w:semiHidden/>
     <w:unhideWhenUsed/>
   </w:style>
-  <w:style w:type="character" w:customStyle="1" w:styleId="berschrift1Zchn">
-    <w:name w:val="Überschrift 1 Zchn"/>
-    <w:basedOn w:val="Absatz-Standardschriftart"/>
-    <w:link w:val="berschrift1"/>
+  <w:style w:type="character" w:customStyle="1" w:styleId="Heading1Char">
+    <w:name w:val="Heading 1 Char"/>
+    <w:basedOn w:val="DefaultParagraphFont"/>
+    <w:link w:val="Heading1"/>
     <w:uiPriority w:val="9"/>
     <w:rsid w:val="00A21F0E"/>
     <w:rPr>
@@ -1819,10 +5428,10 @@
       <w:szCs w:val="40"/>
     </w:rPr>
   </w:style>
-  <w:style w:type="character" w:customStyle="1" w:styleId="berschrift2Zchn">
-    <w:name w:val="Überschrift 2 Zchn"/>
-    <w:basedOn w:val="Absatz-Standardschriftart"/>
-    <w:link w:val="berschrift2"/>
+  <w:style w:type="character" w:customStyle="1" w:styleId="Heading2Char">
+    <w:name w:val="Heading 2 Char"/>
+    <w:basedOn w:val="DefaultParagraphFont"/>
+    <w:link w:val="Heading2"/>
     <w:uiPriority w:val="9"/>
     <w:rsid w:val="00A21F0E"/>
     <w:rPr>
@@ -1832,10 +5441,10 @@
       <w:szCs w:val="32"/>
     </w:rPr>
   </w:style>
-  <w:style w:type="character" w:customStyle="1" w:styleId="berschrift3Zchn">
-    <w:name w:val="Überschrift 3 Zchn"/>
-    <w:basedOn w:val="Absatz-Standardschriftart"/>
-    <w:link w:val="berschrift3"/>
+  <w:style w:type="character" w:customStyle="1" w:styleId="Heading3Char">
+    <w:name w:val="Heading 3 Char"/>
+    <w:basedOn w:val="DefaultParagraphFont"/>
+    <w:link w:val="Heading3"/>
     <w:uiPriority w:val="9"/>
     <w:semiHidden/>
     <w:rsid w:val="00A21F0E"/>
@@ -1846,10 +5455,10 @@
       <w:szCs w:val="28"/>
     </w:rPr>
   </w:style>
-  <w:style w:type="character" w:customStyle="1" w:styleId="berschrift4Zchn">
-    <w:name w:val="Überschrift 4 Zchn"/>
-    <w:basedOn w:val="Absatz-Standardschriftart"/>
-    <w:link w:val="berschrift4"/>
+  <w:style w:type="character" w:customStyle="1" w:styleId="Heading4Char">
+    <w:name w:val="Heading 4 Char"/>
+    <w:basedOn w:val="DefaultParagraphFont"/>
+    <w:link w:val="Heading4"/>
     <w:uiPriority w:val="9"/>
     <w:semiHidden/>
     <w:rsid w:val="00A21F0E"/>
@@ -1860,10 +5469,10 @@
       <w:color w:val="0F4761" w:themeColor="accent1" w:themeShade="BF"/>
     </w:rPr>
   </w:style>
-  <w:style w:type="character" w:customStyle="1" w:styleId="berschrift5Zchn">
-    <w:name w:val="Überschrift 5 Zchn"/>
-    <w:basedOn w:val="Absatz-Standardschriftart"/>
-    <w:link w:val="berschrift5"/>
+  <w:style w:type="character" w:customStyle="1" w:styleId="Heading5Char">
+    <w:name w:val="Heading 5 Char"/>
+    <w:basedOn w:val="DefaultParagraphFont"/>
+    <w:link w:val="Heading5"/>
     <w:uiPriority w:val="9"/>
     <w:semiHidden/>
     <w:rsid w:val="00A21F0E"/>
@@ -1872,10 +5481,10 @@
       <w:color w:val="0F4761" w:themeColor="accent1" w:themeShade="BF"/>
     </w:rPr>
   </w:style>
-  <w:style w:type="character" w:customStyle="1" w:styleId="berschrift6Zchn">
-    <w:name w:val="Überschrift 6 Zchn"/>
-    <w:basedOn w:val="Absatz-Standardschriftart"/>
-    <w:link w:val="berschrift6"/>
+  <w:style w:type="character" w:customStyle="1" w:styleId="Heading6Char">
+    <w:name w:val="Heading 6 Char"/>
+    <w:basedOn w:val="DefaultParagraphFont"/>
+    <w:link w:val="Heading6"/>
     <w:uiPriority w:val="9"/>
     <w:semiHidden/>
     <w:rsid w:val="00A21F0E"/>
@@ -1886,10 +5495,10 @@
       <w:color w:val="595959" w:themeColor="text1" w:themeTint="A6"/>
     </w:rPr>
   </w:style>
-  <w:style w:type="character" w:customStyle="1" w:styleId="berschrift7Zchn">
-    <w:name w:val="Überschrift 7 Zchn"/>
-    <w:basedOn w:val="Absatz-Standardschriftart"/>
-    <w:link w:val="berschrift7"/>
+  <w:style w:type="character" w:customStyle="1" w:styleId="Heading7Char">
+    <w:name w:val="Heading 7 Char"/>
+    <w:basedOn w:val="DefaultParagraphFont"/>
+    <w:link w:val="Heading7"/>
     <w:uiPriority w:val="9"/>
     <w:semiHidden/>
     <w:rsid w:val="00A21F0E"/>
@@ -1898,10 +5507,10 @@
       <w:color w:val="595959" w:themeColor="text1" w:themeTint="A6"/>
     </w:rPr>
   </w:style>
-  <w:style w:type="character" w:customStyle="1" w:styleId="berschrift8Zchn">
-    <w:name w:val="Überschrift 8 Zchn"/>
-    <w:basedOn w:val="Absatz-Standardschriftart"/>
-    <w:link w:val="berschrift8"/>
+  <w:style w:type="character" w:customStyle="1" w:styleId="Heading8Char">
+    <w:name w:val="Heading 8 Char"/>
+    <w:basedOn w:val="DefaultParagraphFont"/>
+    <w:link w:val="Heading8"/>
     <w:uiPriority w:val="9"/>
     <w:semiHidden/>
     <w:rsid w:val="00A21F0E"/>
@@ -1912,10 +5521,10 @@
       <w:color w:val="272727" w:themeColor="text1" w:themeTint="D8"/>
     </w:rPr>
   </w:style>
-  <w:style w:type="character" w:customStyle="1" w:styleId="berschrift9Zchn">
-    <w:name w:val="Überschrift 9 Zchn"/>
-    <w:basedOn w:val="Absatz-Standardschriftart"/>
-    <w:link w:val="berschrift9"/>
+  <w:style w:type="character" w:customStyle="1" w:styleId="Heading9Char">
+    <w:name w:val="Heading 9 Char"/>
+    <w:basedOn w:val="DefaultParagraphFont"/>
+    <w:link w:val="Heading9"/>
     <w:uiPriority w:val="9"/>
     <w:semiHidden/>
     <w:rsid w:val="00A21F0E"/>
@@ -1924,11 +5533,11 @@
       <w:color w:val="272727" w:themeColor="text1" w:themeTint="D8"/>
     </w:rPr>
   </w:style>
-  <w:style w:type="paragraph" w:styleId="Titel">
+  <w:style w:type="paragraph" w:styleId="Title">
     <w:name w:val="Title"/>
-    <w:basedOn w:val="Standard"/>
-    <w:next w:val="Standard"/>
-    <w:link w:val="TitelZchn"/>
+    <w:basedOn w:val="Normal"/>
+    <w:next w:val="Normal"/>
+    <w:link w:val="TitleChar"/>
     <w:uiPriority w:val="10"/>
     <w:qFormat/>
     <w:rsid w:val="00A21F0E"/>
@@ -1944,10 +5553,10 @@
       <w:szCs w:val="56"/>
     </w:rPr>
   </w:style>
-  <w:style w:type="character" w:customStyle="1" w:styleId="TitelZchn">
-    <w:name w:val="Titel Zchn"/>
-    <w:basedOn w:val="Absatz-Standardschriftart"/>
-    <w:link w:val="Titel"/>
+  <w:style w:type="character" w:customStyle="1" w:styleId="TitleChar">
+    <w:name w:val="Title Char"/>
+    <w:basedOn w:val="DefaultParagraphFont"/>
+    <w:link w:val="Title"/>
     <w:uiPriority w:val="10"/>
     <w:rsid w:val="00A21F0E"/>
     <w:rPr>
@@ -1958,11 +5567,11 @@
       <w:szCs w:val="56"/>
     </w:rPr>
   </w:style>
-  <w:style w:type="paragraph" w:styleId="Untertitel">
+  <w:style w:type="paragraph" w:styleId="Subtitle">
     <w:name w:val="Subtitle"/>
-    <w:basedOn w:val="Standard"/>
-    <w:next w:val="Standard"/>
-    <w:link w:val="UntertitelZchn"/>
+    <w:basedOn w:val="Normal"/>
+    <w:next w:val="Normal"/>
+    <w:link w:val="SubtitleChar"/>
     <w:uiPriority w:val="11"/>
     <w:qFormat/>
     <w:rsid w:val="00A21F0E"/>
@@ -1979,10 +5588,10 @@
       <w:szCs w:val="28"/>
     </w:rPr>
   </w:style>
-  <w:style w:type="character" w:customStyle="1" w:styleId="UntertitelZchn">
-    <w:name w:val="Untertitel Zchn"/>
-    <w:basedOn w:val="Absatz-Standardschriftart"/>
-    <w:link w:val="Untertitel"/>
+  <w:style w:type="character" w:customStyle="1" w:styleId="SubtitleChar">
+    <w:name w:val="Subtitle Char"/>
+    <w:basedOn w:val="DefaultParagraphFont"/>
+    <w:link w:val="Subtitle"/>
     <w:uiPriority w:val="11"/>
     <w:rsid w:val="00A21F0E"/>
     <w:rPr>
@@ -1993,11 +5602,11 @@
       <w:szCs w:val="28"/>
     </w:rPr>
   </w:style>
-  <w:style w:type="paragraph" w:styleId="Zitat">
+  <w:style w:type="paragraph" w:styleId="Quote">
     <w:name w:val="Quote"/>
-    <w:basedOn w:val="Standard"/>
-    <w:next w:val="Standard"/>
-    <w:link w:val="ZitatZchn"/>
+    <w:basedOn w:val="Normal"/>
+    <w:next w:val="Normal"/>
+    <w:link w:val="QuoteChar"/>
     <w:uiPriority w:val="29"/>
     <w:qFormat/>
     <w:rsid w:val="00A21F0E"/>
@@ -2011,10 +5620,10 @@
       <w:color w:val="404040" w:themeColor="text1" w:themeTint="BF"/>
     </w:rPr>
   </w:style>
-  <w:style w:type="character" w:customStyle="1" w:styleId="ZitatZchn">
-    <w:name w:val="Zitat Zchn"/>
-    <w:basedOn w:val="Absatz-Standardschriftart"/>
-    <w:link w:val="Zitat"/>
+  <w:style w:type="character" w:customStyle="1" w:styleId="QuoteChar">
+    <w:name w:val="Quote Char"/>
+    <w:basedOn w:val="DefaultParagraphFont"/>
+    <w:link w:val="Quote"/>
     <w:uiPriority w:val="29"/>
     <w:rsid w:val="00A21F0E"/>
     <w:rPr>
@@ -2023,9 +5632,9 @@
       <w:color w:val="404040" w:themeColor="text1" w:themeTint="BF"/>
     </w:rPr>
   </w:style>
-  <w:style w:type="paragraph" w:styleId="Listenabsatz">
+  <w:style w:type="paragraph" w:styleId="ListParagraph">
     <w:name w:val="List Paragraph"/>
-    <w:basedOn w:val="Standard"/>
+    <w:basedOn w:val="Normal"/>
     <w:uiPriority w:val="34"/>
     <w:qFormat/>
     <w:rsid w:val="00A21F0E"/>
@@ -2034,9 +5643,9 @@
       <w:contextualSpacing/>
     </w:pPr>
   </w:style>
-  <w:style w:type="character" w:styleId="IntensiveHervorhebung">
+  <w:style w:type="character" w:styleId="IntenseEmphasis">
     <w:name w:val="Intense Emphasis"/>
-    <w:basedOn w:val="Absatz-Standardschriftart"/>
+    <w:basedOn w:val="DefaultParagraphFont"/>
     <w:uiPriority w:val="21"/>
     <w:qFormat/>
     <w:rsid w:val="00A21F0E"/>
@@ -2046,11 +5655,11 @@
       <w:color w:val="0F4761" w:themeColor="accent1" w:themeShade="BF"/>
     </w:rPr>
   </w:style>
-  <w:style w:type="paragraph" w:styleId="IntensivesZitat">
+  <w:style w:type="paragraph" w:styleId="IntenseQuote">
     <w:name w:val="Intense Quote"/>
-    <w:basedOn w:val="Standard"/>
-    <w:next w:val="Standard"/>
-    <w:link w:val="IntensivesZitatZchn"/>
+    <w:basedOn w:val="Normal"/>
+    <w:next w:val="Normal"/>
+    <w:link w:val="IntenseQuoteChar"/>
     <w:uiPriority w:val="30"/>
     <w:qFormat/>
     <w:rsid w:val="00A21F0E"/>
@@ -2069,10 +5678,10 @@
       <w:color w:val="0F4761" w:themeColor="accent1" w:themeShade="BF"/>
     </w:rPr>
   </w:style>
-  <w:style w:type="character" w:customStyle="1" w:styleId="IntensivesZitatZchn">
-    <w:name w:val="Intensives Zitat Zchn"/>
-    <w:basedOn w:val="Absatz-Standardschriftart"/>
-    <w:link w:val="IntensivesZitat"/>
+  <w:style w:type="character" w:customStyle="1" w:styleId="IntenseQuoteChar">
+    <w:name w:val="Intense Quote Char"/>
+    <w:basedOn w:val="DefaultParagraphFont"/>
+    <w:link w:val="IntenseQuote"/>
     <w:uiPriority w:val="30"/>
     <w:rsid w:val="00A21F0E"/>
     <w:rPr>
@@ -2081,9 +5690,9 @@
       <w:color w:val="0F4761" w:themeColor="accent1" w:themeShade="BF"/>
     </w:rPr>
   </w:style>
-  <w:style w:type="character" w:styleId="IntensiverVerweis">
+  <w:style w:type="character" w:styleId="IntenseReference">
     <w:name w:val="Intense Reference"/>
-    <w:basedOn w:val="Absatz-Standardschriftart"/>
+    <w:basedOn w:val="DefaultParagraphFont"/>
     <w:uiPriority w:val="32"/>
     <w:qFormat/>
     <w:rsid w:val="00A21F0E"/>
@@ -2095,9 +5704,9 @@
       <w:spacing w:val="5"/>
     </w:rPr>
   </w:style>
-  <w:style w:type="paragraph" w:styleId="KeinLeerraum">
+  <w:style w:type="paragraph" w:styleId="NoSpacing">
     <w:name w:val="No Spacing"/>
-    <w:link w:val="KeinLeerraumZchn"/>
+    <w:link w:val="NoSpacingChar"/>
     <w:uiPriority w:val="1"/>
     <w:qFormat/>
     <w:rsid w:val="008C71A4"/>
@@ -2113,10 +5722,10 @@
       <w14:ligatures w14:val="none"/>
     </w:rPr>
   </w:style>
-  <w:style w:type="character" w:customStyle="1" w:styleId="KeinLeerraumZchn">
-    <w:name w:val="Kein Leerraum Zchn"/>
-    <w:basedOn w:val="Absatz-Standardschriftart"/>
-    <w:link w:val="KeinLeerraum"/>
+  <w:style w:type="character" w:customStyle="1" w:styleId="NoSpacingChar">
+    <w:name w:val="No Spacing Char"/>
+    <w:basedOn w:val="DefaultParagraphFont"/>
+    <w:link w:val="NoSpacing"/>
     <w:uiPriority w:val="1"/>
     <w:rsid w:val="008C71A4"/>
     <w:rPr>
@@ -2130,7 +5739,7 @@
   </w:style>
   <w:style w:type="character" w:styleId="Hyperlink">
     <w:name w:val="Hyperlink"/>
-    <w:basedOn w:val="Absatz-Standardschriftart"/>
+    <w:basedOn w:val="DefaultParagraphFont"/>
     <w:uiPriority w:val="99"/>
     <w:unhideWhenUsed/>
     <w:rsid w:val="008C71A4"/>
@@ -2139,9 +5748,9 @@
       <w:u w:val="single"/>
     </w:rPr>
   </w:style>
-  <w:style w:type="character" w:styleId="NichtaufgelsteErwhnung">
+  <w:style w:type="character" w:styleId="UnresolvedMention">
     <w:name w:val="Unresolved Mention"/>
-    <w:basedOn w:val="Absatz-Standardschriftart"/>
+    <w:basedOn w:val="DefaultParagraphFont"/>
     <w:uiPriority w:val="99"/>
     <w:semiHidden/>
     <w:unhideWhenUsed/>
@@ -2151,9 +5760,9 @@
       <w:shd w:val="clear" w:color="auto" w:fill="E1DFDD"/>
     </w:rPr>
   </w:style>
-  <w:style w:type="table" w:styleId="Tabellenraster">
+  <w:style w:type="table" w:styleId="TableGrid">
     <w:name w:val="Table Grid"/>
-    <w:basedOn w:val="NormaleTabelle"/>
+    <w:basedOn w:val="TableNormal"/>
     <w:uiPriority w:val="39"/>
     <w:rsid w:val="001D4F99"/>
     <w:pPr>
@@ -2200,7 +5809,7 @@
             <w:rPr>
               <w:rFonts w:asciiTheme="majorHAnsi" w:eastAsiaTheme="majorEastAsia" w:hAnsiTheme="majorHAnsi" w:cstheme="majorBidi"/>
               <w:caps/>
-              <w:color w:val="4472C4" w:themeColor="accent1"/>
+              <w:color w:val="156082" w:themeColor="accent1"/>
               <w:sz w:val="80"/>
               <w:szCs w:val="80"/>
             </w:rPr>
@@ -2231,7 +5840,7 @@
           </w:pPr>
           <w:r>
             <w:rPr>
-              <w:color w:val="4472C4" w:themeColor="accent1"/>
+              <w:color w:val="156082" w:themeColor="accent1"/>
               <w:sz w:val="28"/>
               <w:szCs w:val="28"/>
             </w:rPr>
@@ -2265,20 +5874,6 @@
     <w:pitch w:val="variable"/>
     <w:sig w:usb0="20000287" w:usb1="00000003" w:usb2="00000000" w:usb3="00000000" w:csb0="0000019F" w:csb1="00000000"/>
   </w:font>
-  <w:font w:name="Calibri">
-    <w:panose1 w:val="020F0502020204030204"/>
-    <w:charset w:val="00"/>
-    <w:family w:val="swiss"/>
-    <w:pitch w:val="variable"/>
-    <w:sig w:usb0="E4002EFF" w:usb1="C200247B" w:usb2="00000009" w:usb3="00000000" w:csb0="000001FF" w:csb1="00000000"/>
-  </w:font>
-  <w:font w:name="Calibri Light">
-    <w:panose1 w:val="020F0302020204030204"/>
-    <w:charset w:val="00"/>
-    <w:family w:val="swiss"/>
-    <w:pitch w:val="variable"/>
-    <w:sig w:usb0="E4002EFF" w:usb1="C200247B" w:usb2="00000009" w:usb3="00000000" w:csb0="000001FF" w:csb1="00000000"/>
-  </w:font>
 </w:fonts>
 </file>
 
@@ -2305,9 +5900,11 @@
     <w:rsid w:val="00460AE2"/>
     <w:rsid w:val="00596CD6"/>
     <w:rsid w:val="00943753"/>
+    <w:rsid w:val="0098080C"/>
     <w:rsid w:val="00980E1E"/>
     <w:rsid w:val="00B52D4C"/>
     <w:rsid w:val="00EF1D47"/>
+    <w:rsid w:val="00F60B37"/>
     <w:rsid w:val="00FE557F"/>
   </w:rsids>
   <m:mathPr>
@@ -2326,7 +5923,7 @@
   <w:themeFontLang w:val="de-DE"/>
   <w:clrSchemeMapping w:bg1="light1" w:t1="dark1" w:bg2="light2" w:t2="dark2" w:accent1="accent1" w:accent2="accent2" w:accent3="accent3" w:accent4="accent4" w:accent5="accent5" w:accent6="accent6" w:hyperlink="hyperlink" w:followedHyperlink="followedHyperlink"/>
   <w:decimalSymbol w:val=","/>
-  <w:listSeparator w:val=";"/>
+  <w:listSeparator w:val=","/>
   <w15:chartTrackingRefBased/>
 </w:settings>
 </file>
@@ -2728,17 +6325,17 @@
     <w:lsdException w:name="Unresolved Mention" w:semiHidden="1" w:unhideWhenUsed="1"/>
     <w:lsdException w:name="Smart Link" w:semiHidden="1" w:unhideWhenUsed="1"/>
   </w:latentStyles>
-  <w:style w:type="paragraph" w:default="1" w:styleId="Standard">
+  <w:style w:type="paragraph" w:default="1" w:styleId="Normal">
     <w:name w:val="Normal"/>
     <w:qFormat/>
   </w:style>
-  <w:style w:type="character" w:default="1" w:styleId="Absatz-Standardschriftart">
+  <w:style w:type="character" w:default="1" w:styleId="DefaultParagraphFont">
     <w:name w:val="Default Paragraph Font"/>
     <w:uiPriority w:val="1"/>
     <w:semiHidden/>
     <w:unhideWhenUsed/>
   </w:style>
-  <w:style w:type="table" w:default="1" w:styleId="NormaleTabelle">
+  <w:style w:type="table" w:default="1" w:styleId="TableNormal">
     <w:name w:val="Normal Table"/>
     <w:uiPriority w:val="99"/>
     <w:semiHidden/>
@@ -2753,7 +6350,7 @@
       </w:tblCellMar>
     </w:tblPr>
   </w:style>
-  <w:style w:type="numbering" w:default="1" w:styleId="KeineListe">
+  <w:style w:type="numbering" w:default="1" w:styleId="NoList">
     <w:name w:val="No List"/>
     <w:uiPriority w:val="99"/>
     <w:semiHidden/>
